--- a/Vocabulary-2/Words and Vocabulary-10-2026.docx
+++ b/Vocabulary-2/Words and Vocabulary-10-2026.docx
@@ -437,7 +437,25 @@
           <w:sz w:val="24"/>
           <w:szCs w:val="24"/>
         </w:rPr>
-        <w:t>Honesty is a tenet that guides all of her personal relationships.</w:t>
+        <w:t xml:space="preserve">Honesty is a tenet that guides </w:t>
+      </w:r>
+      <w:proofErr w:type="gramStart"/>
+      <w:r>
+        <w:rPr>
+          <w:rFonts w:ascii="Baskerville Old Face" w:hAnsi="Baskerville Old Face"/>
+          <w:sz w:val="24"/>
+          <w:szCs w:val="24"/>
+        </w:rPr>
+        <w:t>all of</w:t>
+      </w:r>
+      <w:proofErr w:type="gramEnd"/>
+      <w:r>
+        <w:rPr>
+          <w:rFonts w:ascii="Baskerville Old Face" w:hAnsi="Baskerville Old Face"/>
+          <w:sz w:val="24"/>
+          <w:szCs w:val="24"/>
+        </w:rPr>
+        <w:t xml:space="preserve"> her personal relationships.</w:t>
       </w:r>
     </w:p>
     <w:p>
@@ -903,7 +921,25 @@
           <w:sz w:val="24"/>
           <w:szCs w:val="24"/>
         </w:rPr>
-        <w:t>She and her manager share a pretty contentious relationship, which affects team morale.</w:t>
+        <w:t xml:space="preserve">She and her manager share a </w:t>
+      </w:r>
+      <w:proofErr w:type="gramStart"/>
+      <w:r>
+        <w:rPr>
+          <w:rFonts w:ascii="Baskerville Old Face" w:hAnsi="Baskerville Old Face"/>
+          <w:sz w:val="24"/>
+          <w:szCs w:val="24"/>
+        </w:rPr>
+        <w:t>pretty contentious</w:t>
+      </w:r>
+      <w:proofErr w:type="gramEnd"/>
+      <w:r>
+        <w:rPr>
+          <w:rFonts w:ascii="Baskerville Old Face" w:hAnsi="Baskerville Old Face"/>
+          <w:sz w:val="24"/>
+          <w:szCs w:val="24"/>
+        </w:rPr>
+        <w:t xml:space="preserve"> relationship, which affects team morale.</w:t>
       </w:r>
     </w:p>
     <w:p>
@@ -971,7 +1007,25 @@
           <w:sz w:val="24"/>
           <w:szCs w:val="24"/>
         </w:rPr>
-        <w:t>The two departments have a pretty contentious relationship, often clashing over budget decisions.</w:t>
+        <w:t xml:space="preserve">The two departments have a </w:t>
+      </w:r>
+      <w:proofErr w:type="gramStart"/>
+      <w:r>
+        <w:rPr>
+          <w:rFonts w:ascii="Baskerville Old Face" w:hAnsi="Baskerville Old Face"/>
+          <w:sz w:val="24"/>
+          <w:szCs w:val="24"/>
+        </w:rPr>
+        <w:t>pretty contentious</w:t>
+      </w:r>
+      <w:proofErr w:type="gramEnd"/>
+      <w:r>
+        <w:rPr>
+          <w:rFonts w:ascii="Baskerville Old Face" w:hAnsi="Baskerville Old Face"/>
+          <w:sz w:val="24"/>
+          <w:szCs w:val="24"/>
+        </w:rPr>
+        <w:t xml:space="preserve"> relationship, often clashing over budget decisions.</w:t>
       </w:r>
     </w:p>
     <w:p>
@@ -1097,7 +1151,25 @@
           <w:sz w:val="24"/>
           <w:szCs w:val="24"/>
         </w:rPr>
-        <w:t>written but highly derivative of classic detective stories.</w:t>
+        <w:t xml:space="preserve">written but highly </w:t>
+      </w:r>
+      <w:proofErr w:type="gramStart"/>
+      <w:r>
+        <w:rPr>
+          <w:rFonts w:ascii="Baskerville Old Face" w:hAnsi="Baskerville Old Face"/>
+          <w:sz w:val="24"/>
+          <w:szCs w:val="24"/>
+        </w:rPr>
+        <w:t>derivative</w:t>
+      </w:r>
+      <w:proofErr w:type="gramEnd"/>
+      <w:r>
+        <w:rPr>
+          <w:rFonts w:ascii="Baskerville Old Face" w:hAnsi="Baskerville Old Face"/>
+          <w:sz w:val="24"/>
+          <w:szCs w:val="24"/>
+        </w:rPr>
+        <w:t xml:space="preserve"> of classic detective stories.</w:t>
       </w:r>
     </w:p>
     <w:p>
@@ -1131,7 +1203,25 @@
           <w:sz w:val="24"/>
           <w:szCs w:val="24"/>
         </w:rPr>
-        <w:t>The app is functional, but its interface is derivative of several popular apps.</w:t>
+        <w:t xml:space="preserve">The app is functional, but its interface is </w:t>
+      </w:r>
+      <w:proofErr w:type="gramStart"/>
+      <w:r>
+        <w:rPr>
+          <w:rFonts w:ascii="Baskerville Old Face" w:hAnsi="Baskerville Old Face"/>
+          <w:sz w:val="24"/>
+          <w:szCs w:val="24"/>
+        </w:rPr>
+        <w:t>derivative</w:t>
+      </w:r>
+      <w:proofErr w:type="gramEnd"/>
+      <w:r>
+        <w:rPr>
+          <w:rFonts w:ascii="Baskerville Old Face" w:hAnsi="Baskerville Old Face"/>
+          <w:sz w:val="24"/>
+          <w:szCs w:val="24"/>
+        </w:rPr>
+        <w:t xml:space="preserve"> of several popular apps.</w:t>
       </w:r>
     </w:p>
     <w:p>
@@ -1181,7 +1271,25 @@
           <w:sz w:val="24"/>
           <w:szCs w:val="24"/>
         </w:rPr>
-        <w:t>Her fashion choices are stylish but somewhat derivative of celebrity trends.</w:t>
+        <w:t xml:space="preserve">Her fashion choices are stylish but somewhat </w:t>
+      </w:r>
+      <w:proofErr w:type="gramStart"/>
+      <w:r>
+        <w:rPr>
+          <w:rFonts w:ascii="Baskerville Old Face" w:hAnsi="Baskerville Old Face"/>
+          <w:sz w:val="24"/>
+          <w:szCs w:val="24"/>
+        </w:rPr>
+        <w:t>derivative</w:t>
+      </w:r>
+      <w:proofErr w:type="gramEnd"/>
+      <w:r>
+        <w:rPr>
+          <w:rFonts w:ascii="Baskerville Old Face" w:hAnsi="Baskerville Old Face"/>
+          <w:sz w:val="24"/>
+          <w:szCs w:val="24"/>
+        </w:rPr>
+        <w:t xml:space="preserve"> of celebrity trends.</w:t>
       </w:r>
     </w:p>
     <w:p>
@@ -1251,13 +1359,59 @@
         </w:rPr>
         <w:t xml:space="preserve"> (</w:t>
       </w:r>
-      <w:r>
-        <w:rPr>
-          <w:rFonts w:ascii="Baskerville Old Face" w:hAnsi="Baskerville Old Face"/>
-          <w:sz w:val="24"/>
-          <w:szCs w:val="24"/>
-        </w:rPr>
-        <w:t>meaning: interpreting new information using past knowledge),The mental process of interpreting new ideas by connecting them with existing knowledge; meaningful perception shaped by past experience.</w:t>
+      <w:proofErr w:type="gramStart"/>
+      <w:r>
+        <w:rPr>
+          <w:rFonts w:ascii="Baskerville Old Face" w:hAnsi="Baskerville Old Face"/>
+          <w:sz w:val="24"/>
+          <w:szCs w:val="24"/>
+        </w:rPr>
+        <w:t>meaning:</w:t>
+      </w:r>
+      <w:proofErr w:type="gramEnd"/>
+      <w:r>
+        <w:rPr>
+          <w:rFonts w:ascii="Baskerville Old Face" w:hAnsi="Baskerville Old Face"/>
+          <w:sz w:val="24"/>
+          <w:szCs w:val="24"/>
+        </w:rPr>
+        <w:t xml:space="preserve"> interpreting new information using past knowledge</w:t>
+      </w:r>
+      <w:proofErr w:type="gramStart"/>
+      <w:r>
+        <w:rPr>
+          <w:rFonts w:ascii="Baskerville Old Face" w:hAnsi="Baskerville Old Face"/>
+          <w:sz w:val="24"/>
+          <w:szCs w:val="24"/>
+        </w:rPr>
+        <w:t>),The</w:t>
+      </w:r>
+      <w:proofErr w:type="gramEnd"/>
+      <w:r>
+        <w:rPr>
+          <w:rFonts w:ascii="Baskerville Old Face" w:hAnsi="Baskerville Old Face"/>
+          <w:sz w:val="24"/>
+          <w:szCs w:val="24"/>
+        </w:rPr>
+        <w:t xml:space="preserve"> mental process of interpreting new ideas by connecting them with existing knowledge; meaningful perception shaped by </w:t>
+      </w:r>
+      <w:proofErr w:type="gramStart"/>
+      <w:r>
+        <w:rPr>
+          <w:rFonts w:ascii="Baskerville Old Face" w:hAnsi="Baskerville Old Face"/>
+          <w:sz w:val="24"/>
+          <w:szCs w:val="24"/>
+        </w:rPr>
+        <w:t>past experience</w:t>
+      </w:r>
+      <w:proofErr w:type="gramEnd"/>
+      <w:r>
+        <w:rPr>
+          <w:rFonts w:ascii="Baskerville Old Face" w:hAnsi="Baskerville Old Face"/>
+          <w:sz w:val="24"/>
+          <w:szCs w:val="24"/>
+        </w:rPr>
+        <w:t>.</w:t>
       </w:r>
     </w:p>
     <w:p>
@@ -1535,6 +1689,930 @@
           <w:szCs w:val="24"/>
         </w:rPr>
         <w:t xml:space="preserve"> of the movie was influenced by similar films she had watched before.</w:t>
+      </w:r>
+    </w:p>
+    <w:p>
+      <w:pPr>
+        <w:rPr>
+          <w:rFonts w:ascii="Baskerville Old Face" w:hAnsi="Baskerville Old Face"/>
+          <w:sz w:val="24"/>
+          <w:szCs w:val="24"/>
+        </w:rPr>
+      </w:pPr>
+      <w:r>
+        <w:rPr>
+          <w:rFonts w:ascii="Palatino Linotype" w:hAnsi="Palatino Linotype" w:cs="Kalinga"/>
+          <w:b/>
+          <w:bCs/>
+          <w:sz w:val="30"/>
+          <w:szCs w:val="30"/>
+          <w:u w:val="single"/>
+          <w:lang w:bidi="or-IN"/>
+        </w:rPr>
+        <w:t>Copacetic</w:t>
+      </w:r>
+      <w:r>
+        <w:rPr>
+          <w:rFonts w:ascii="Baskerville Old Face" w:hAnsi="Baskerville Old Face"/>
+          <w:sz w:val="24"/>
+          <w:szCs w:val="24"/>
+        </w:rPr>
+        <w:t xml:space="preserve">: </w:t>
+      </w:r>
+      <w:r>
+        <w:rPr>
+          <w:rFonts w:ascii="Nirmala UI" w:hAnsi="Nirmala UI" w:cs="Nirmala UI"/>
+          <w:b/>
+          <w:bCs/>
+          <w:sz w:val="28"/>
+          <w:szCs w:val="28"/>
+          <w:lang w:bidi="or-IN"/>
+        </w:rPr>
+        <w:t>सब</w:t>
+      </w:r>
+      <w:r>
+        <w:rPr>
+          <w:rFonts w:ascii="Baskerville Old Face" w:hAnsi="Baskerville Old Face" w:cs="Kalinga"/>
+          <w:b/>
+          <w:bCs/>
+          <w:sz w:val="28"/>
+          <w:szCs w:val="28"/>
+          <w:lang w:bidi="or-IN"/>
+        </w:rPr>
+        <w:t xml:space="preserve"> </w:t>
+      </w:r>
+      <w:r>
+        <w:rPr>
+          <w:rFonts w:ascii="Nirmala UI" w:hAnsi="Nirmala UI" w:cs="Nirmala UI"/>
+          <w:b/>
+          <w:bCs/>
+          <w:sz w:val="28"/>
+          <w:szCs w:val="28"/>
+          <w:lang w:bidi="or-IN"/>
+        </w:rPr>
+        <w:t>कुछ</w:t>
+      </w:r>
+      <w:r>
+        <w:rPr>
+          <w:rFonts w:ascii="Baskerville Old Face" w:hAnsi="Baskerville Old Face" w:cs="Kalinga"/>
+          <w:b/>
+          <w:bCs/>
+          <w:sz w:val="28"/>
+          <w:szCs w:val="28"/>
+          <w:lang w:bidi="or-IN"/>
+        </w:rPr>
+        <w:t xml:space="preserve"> </w:t>
+      </w:r>
+      <w:r>
+        <w:rPr>
+          <w:rFonts w:ascii="Nirmala UI" w:hAnsi="Nirmala UI" w:cs="Nirmala UI"/>
+          <w:b/>
+          <w:bCs/>
+          <w:sz w:val="28"/>
+          <w:szCs w:val="28"/>
+          <w:lang w:bidi="or-IN"/>
+        </w:rPr>
+        <w:t>ठीक</w:t>
+      </w:r>
+      <w:r>
+        <w:rPr>
+          <w:rFonts w:ascii="Baskerville Old Face" w:hAnsi="Baskerville Old Face" w:cs="Kalinga"/>
+          <w:b/>
+          <w:bCs/>
+          <w:sz w:val="28"/>
+          <w:szCs w:val="28"/>
+          <w:lang w:bidi="or-IN"/>
+        </w:rPr>
+        <w:t>-</w:t>
+      </w:r>
+      <w:r>
+        <w:rPr>
+          <w:rFonts w:ascii="Nirmala UI" w:hAnsi="Nirmala UI" w:cs="Nirmala UI"/>
+          <w:b/>
+          <w:bCs/>
+          <w:sz w:val="28"/>
+          <w:szCs w:val="28"/>
+          <w:lang w:bidi="or-IN"/>
+        </w:rPr>
+        <w:t>ठाक</w:t>
+      </w:r>
+      <w:r>
+        <w:rPr>
+          <w:rFonts w:ascii="Baskerville Old Face" w:hAnsi="Baskerville Old Face" w:cs="Kalinga"/>
+          <w:b/>
+          <w:bCs/>
+          <w:sz w:val="28"/>
+          <w:szCs w:val="28"/>
+          <w:lang w:bidi="or-IN"/>
+        </w:rPr>
+        <w:t xml:space="preserve"> </w:t>
+      </w:r>
+      <w:r>
+        <w:rPr>
+          <w:rFonts w:ascii="Nirmala UI" w:hAnsi="Nirmala UI" w:cs="Nirmala UI"/>
+          <w:b/>
+          <w:bCs/>
+          <w:sz w:val="28"/>
+          <w:szCs w:val="28"/>
+          <w:lang w:bidi="or-IN"/>
+        </w:rPr>
+        <w:t>होना</w:t>
+      </w:r>
+      <w:r>
+        <w:rPr>
+          <w:rFonts w:ascii="Baskerville Old Face" w:hAnsi="Baskerville Old Face" w:cs="Kalinga"/>
+          <w:b/>
+          <w:bCs/>
+          <w:sz w:val="28"/>
+          <w:szCs w:val="28"/>
+          <w:lang w:bidi="or-IN"/>
+        </w:rPr>
+        <w:t xml:space="preserve">, </w:t>
+      </w:r>
+      <w:r>
+        <w:rPr>
+          <w:rFonts w:ascii="Nirmala UI" w:hAnsi="Nirmala UI" w:cs="Nirmala UI"/>
+          <w:b/>
+          <w:bCs/>
+          <w:sz w:val="28"/>
+          <w:szCs w:val="28"/>
+          <w:lang w:bidi="or-IN"/>
+        </w:rPr>
+        <w:t>सब</w:t>
+      </w:r>
+      <w:r>
+        <w:rPr>
+          <w:rFonts w:ascii="Baskerville Old Face" w:hAnsi="Baskerville Old Face" w:cs="Kalinga"/>
+          <w:b/>
+          <w:bCs/>
+          <w:sz w:val="28"/>
+          <w:szCs w:val="28"/>
+          <w:lang w:bidi="or-IN"/>
+        </w:rPr>
+        <w:t xml:space="preserve"> </w:t>
+      </w:r>
+      <w:r>
+        <w:rPr>
+          <w:rFonts w:ascii="Nirmala UI" w:hAnsi="Nirmala UI" w:cs="Nirmala UI"/>
+          <w:b/>
+          <w:bCs/>
+          <w:sz w:val="28"/>
+          <w:szCs w:val="28"/>
+          <w:lang w:bidi="or-IN"/>
+        </w:rPr>
+        <w:t>बढ़िया</w:t>
+      </w:r>
+      <w:r>
+        <w:rPr>
+          <w:rFonts w:ascii="Baskerville Old Face" w:hAnsi="Baskerville Old Face" w:cs="Kalinga"/>
+          <w:b/>
+          <w:bCs/>
+          <w:sz w:val="28"/>
+          <w:szCs w:val="28"/>
+          <w:lang w:bidi="or-IN"/>
+        </w:rPr>
+        <w:t xml:space="preserve"> </w:t>
+      </w:r>
+      <w:r>
+        <w:rPr>
+          <w:rFonts w:ascii="Nirmala UI" w:hAnsi="Nirmala UI" w:cs="Nirmala UI"/>
+          <w:b/>
+          <w:bCs/>
+          <w:sz w:val="28"/>
+          <w:szCs w:val="28"/>
+          <w:lang w:bidi="or-IN"/>
+        </w:rPr>
+        <w:t>है</w:t>
+      </w:r>
+      <w:r>
+        <w:rPr>
+          <w:rFonts w:ascii="Baskerville Old Face" w:hAnsi="Baskerville Old Face" w:cs="Kalinga"/>
+          <w:b/>
+          <w:bCs/>
+          <w:sz w:val="28"/>
+          <w:szCs w:val="28"/>
+          <w:lang w:bidi="or-IN"/>
+        </w:rPr>
+        <w:t xml:space="preserve">, </w:t>
+      </w:r>
+      <w:r>
+        <w:rPr>
+          <w:rFonts w:ascii="Nirmala UI" w:hAnsi="Nirmala UI" w:cs="Nirmala UI"/>
+          <w:b/>
+          <w:bCs/>
+          <w:sz w:val="28"/>
+          <w:szCs w:val="28"/>
+          <w:lang w:bidi="or-IN"/>
+        </w:rPr>
+        <w:t>सब</w:t>
+      </w:r>
+      <w:r>
+        <w:rPr>
+          <w:rFonts w:ascii="Baskerville Old Face" w:hAnsi="Baskerville Old Face" w:cs="Kalinga"/>
+          <w:b/>
+          <w:bCs/>
+          <w:sz w:val="28"/>
+          <w:szCs w:val="28"/>
+          <w:lang w:bidi="or-IN"/>
+        </w:rPr>
+        <w:t xml:space="preserve"> </w:t>
+      </w:r>
+      <w:r>
+        <w:rPr>
+          <w:rFonts w:ascii="Nirmala UI" w:hAnsi="Nirmala UI" w:cs="Nirmala UI"/>
+          <w:b/>
+          <w:bCs/>
+          <w:sz w:val="28"/>
+          <w:szCs w:val="28"/>
+          <w:lang w:bidi="or-IN"/>
+        </w:rPr>
+        <w:t>ठीक</w:t>
+      </w:r>
+      <w:r>
+        <w:rPr>
+          <w:rFonts w:ascii="Baskerville Old Face" w:hAnsi="Baskerville Old Face" w:cs="Kalinga"/>
+          <w:b/>
+          <w:bCs/>
+          <w:sz w:val="28"/>
+          <w:szCs w:val="28"/>
+          <w:lang w:bidi="or-IN"/>
+        </w:rPr>
+        <w:t xml:space="preserve"> </w:t>
+      </w:r>
+      <w:r>
+        <w:rPr>
+          <w:rFonts w:ascii="Nirmala UI" w:hAnsi="Nirmala UI" w:cs="Nirmala UI"/>
+          <w:b/>
+          <w:bCs/>
+          <w:sz w:val="28"/>
+          <w:szCs w:val="28"/>
+          <w:lang w:bidi="or-IN"/>
+        </w:rPr>
+        <w:t>है</w:t>
+      </w:r>
+      <w:r>
+        <w:rPr>
+          <w:rFonts w:ascii="Baskerville Old Face" w:hAnsi="Baskerville Old Face" w:cs="Kalinga"/>
+          <w:b/>
+          <w:bCs/>
+          <w:sz w:val="28"/>
+          <w:szCs w:val="28"/>
+          <w:lang w:bidi="or-IN"/>
+        </w:rPr>
+        <w:t xml:space="preserve">, </w:t>
+      </w:r>
+      <w:r>
+        <w:rPr>
+          <w:rFonts w:ascii="Kalinga" w:hAnsi="Kalinga" w:cs="Kalinga"/>
+          <w:b/>
+          <w:bCs/>
+          <w:sz w:val="28"/>
+          <w:szCs w:val="28"/>
+          <w:lang w:bidi="or-IN"/>
+        </w:rPr>
+        <w:t>ସବୁ</w:t>
+      </w:r>
+      <w:r>
+        <w:rPr>
+          <w:rFonts w:ascii="Baskerville Old Face" w:hAnsi="Baskerville Old Face" w:cs="Kalinga"/>
+          <w:b/>
+          <w:bCs/>
+          <w:sz w:val="28"/>
+          <w:szCs w:val="28"/>
+          <w:lang w:bidi="or-IN"/>
+        </w:rPr>
+        <w:t xml:space="preserve"> </w:t>
+      </w:r>
+      <w:r>
+        <w:rPr>
+          <w:rFonts w:ascii="Kalinga" w:hAnsi="Kalinga" w:cs="Kalinga"/>
+          <w:b/>
+          <w:bCs/>
+          <w:sz w:val="28"/>
+          <w:szCs w:val="28"/>
+          <w:lang w:bidi="or-IN"/>
+        </w:rPr>
+        <w:t>ଠିକ୍</w:t>
+      </w:r>
+      <w:r>
+        <w:rPr>
+          <w:rFonts w:ascii="Baskerville Old Face" w:hAnsi="Baskerville Old Face" w:cs="Kalinga"/>
+          <w:b/>
+          <w:bCs/>
+          <w:sz w:val="28"/>
+          <w:szCs w:val="28"/>
+          <w:lang w:bidi="or-IN"/>
+        </w:rPr>
+        <w:t xml:space="preserve"> </w:t>
+      </w:r>
+      <w:r>
+        <w:rPr>
+          <w:rFonts w:ascii="Kalinga" w:hAnsi="Kalinga" w:cs="Kalinga"/>
+          <w:b/>
+          <w:bCs/>
+          <w:sz w:val="28"/>
+          <w:szCs w:val="28"/>
+          <w:lang w:bidi="or-IN"/>
+        </w:rPr>
+        <w:t>ଅଛି</w:t>
+      </w:r>
+      <w:r>
+        <w:rPr>
+          <w:rFonts w:ascii="Baskerville Old Face" w:hAnsi="Baskerville Old Face" w:cs="Kalinga"/>
+          <w:b/>
+          <w:bCs/>
+          <w:sz w:val="28"/>
+          <w:szCs w:val="28"/>
+          <w:lang w:bidi="or-IN"/>
+        </w:rPr>
+        <w:t xml:space="preserve">, </w:t>
+      </w:r>
+      <w:r>
+        <w:rPr>
+          <w:rFonts w:ascii="Kalinga" w:hAnsi="Kalinga" w:cs="Kalinga"/>
+          <w:b/>
+          <w:bCs/>
+          <w:sz w:val="28"/>
+          <w:szCs w:val="28"/>
+          <w:lang w:bidi="or-IN"/>
+        </w:rPr>
+        <w:t>ସବୁ</w:t>
+      </w:r>
+      <w:r>
+        <w:rPr>
+          <w:rFonts w:ascii="Baskerville Old Face" w:hAnsi="Baskerville Old Face" w:cs="Kalinga"/>
+          <w:b/>
+          <w:bCs/>
+          <w:sz w:val="28"/>
+          <w:szCs w:val="28"/>
+          <w:lang w:bidi="or-IN"/>
+        </w:rPr>
+        <w:t xml:space="preserve"> </w:t>
+      </w:r>
+      <w:r>
+        <w:rPr>
+          <w:rFonts w:ascii="Kalinga" w:hAnsi="Kalinga" w:cs="Kalinga"/>
+          <w:b/>
+          <w:bCs/>
+          <w:sz w:val="28"/>
+          <w:szCs w:val="28"/>
+          <w:lang w:bidi="or-IN"/>
+        </w:rPr>
+        <w:t>ଭଲ</w:t>
+      </w:r>
+      <w:r>
+        <w:rPr>
+          <w:rFonts w:ascii="Baskerville Old Face" w:hAnsi="Baskerville Old Face" w:cs="Kalinga"/>
+          <w:b/>
+          <w:bCs/>
+          <w:sz w:val="28"/>
+          <w:szCs w:val="28"/>
+          <w:lang w:bidi="or-IN"/>
+        </w:rPr>
+        <w:t xml:space="preserve"> </w:t>
+      </w:r>
+      <w:r>
+        <w:rPr>
+          <w:rFonts w:ascii="Kalinga" w:hAnsi="Kalinga" w:cs="Kalinga"/>
+          <w:b/>
+          <w:bCs/>
+          <w:sz w:val="28"/>
+          <w:szCs w:val="28"/>
+          <w:lang w:bidi="or-IN"/>
+        </w:rPr>
+        <w:t>ଅଛି</w:t>
+      </w:r>
+      <w:r>
+        <w:rPr>
+          <w:rFonts w:ascii="Baskerville Old Face" w:hAnsi="Baskerville Old Face" w:cs="Kalinga"/>
+          <w:b/>
+          <w:bCs/>
+          <w:sz w:val="28"/>
+          <w:szCs w:val="28"/>
+          <w:lang w:bidi="or-IN"/>
+        </w:rPr>
+        <w:t xml:space="preserve">, </w:t>
+      </w:r>
+      <w:r>
+        <w:rPr>
+          <w:rFonts w:ascii="Kalinga" w:hAnsi="Kalinga" w:cs="Kalinga"/>
+          <w:b/>
+          <w:bCs/>
+          <w:sz w:val="28"/>
+          <w:szCs w:val="28"/>
+          <w:lang w:bidi="or-IN"/>
+        </w:rPr>
+        <w:t>କୌଣସି</w:t>
+      </w:r>
+      <w:r>
+        <w:rPr>
+          <w:rFonts w:ascii="Baskerville Old Face" w:hAnsi="Baskerville Old Face" w:cs="Kalinga"/>
+          <w:b/>
+          <w:bCs/>
+          <w:sz w:val="28"/>
+          <w:szCs w:val="28"/>
+          <w:lang w:bidi="or-IN"/>
+        </w:rPr>
+        <w:t xml:space="preserve"> </w:t>
+      </w:r>
+      <w:r>
+        <w:rPr>
+          <w:rFonts w:ascii="Kalinga" w:hAnsi="Kalinga" w:cs="Kalinga"/>
+          <w:b/>
+          <w:bCs/>
+          <w:sz w:val="28"/>
+          <w:szCs w:val="28"/>
+          <w:lang w:bidi="or-IN"/>
+        </w:rPr>
+        <w:t>ଅସୁବିଧା</w:t>
+      </w:r>
+      <w:r>
+        <w:rPr>
+          <w:rFonts w:ascii="Baskerville Old Face" w:hAnsi="Baskerville Old Face" w:cs="Kalinga"/>
+          <w:b/>
+          <w:bCs/>
+          <w:sz w:val="28"/>
+          <w:szCs w:val="28"/>
+          <w:lang w:bidi="or-IN"/>
+        </w:rPr>
+        <w:t xml:space="preserve"> </w:t>
+      </w:r>
+      <w:r>
+        <w:rPr>
+          <w:rFonts w:ascii="Kalinga" w:hAnsi="Kalinga" w:cs="Kalinga"/>
+          <w:b/>
+          <w:bCs/>
+          <w:sz w:val="28"/>
+          <w:szCs w:val="28"/>
+          <w:lang w:bidi="or-IN"/>
+        </w:rPr>
+        <w:t>ନାହିଁ</w:t>
+      </w:r>
+      <w:r>
+        <w:rPr>
+          <w:rFonts w:ascii="Baskerville Old Face" w:hAnsi="Baskerville Old Face"/>
+          <w:sz w:val="24"/>
+          <w:szCs w:val="24"/>
+        </w:rPr>
+        <w:t xml:space="preserve">, </w:t>
+      </w:r>
+      <w:proofErr w:type="gramStart"/>
+      <w:r>
+        <w:rPr>
+          <w:rFonts w:ascii="Baskerville Old Face" w:hAnsi="Baskerville Old Face"/>
+          <w:sz w:val="24"/>
+          <w:szCs w:val="24"/>
+        </w:rPr>
+        <w:t>Completely</w:t>
+      </w:r>
+      <w:proofErr w:type="gramEnd"/>
+      <w:r>
+        <w:rPr>
+          <w:rFonts w:ascii="Baskerville Old Face" w:hAnsi="Baskerville Old Face"/>
+          <w:sz w:val="24"/>
+          <w:szCs w:val="24"/>
+        </w:rPr>
+        <w:t xml:space="preserve"> satisfactory</w:t>
+      </w:r>
+    </w:p>
+    <w:p>
+      <w:pPr>
+        <w:rPr>
+          <w:rFonts w:ascii="Baskerville Old Face" w:hAnsi="Baskerville Old Face"/>
+          <w:sz w:val="24"/>
+          <w:szCs w:val="24"/>
+        </w:rPr>
+      </w:pPr>
+      <w:r>
+        <w:rPr>
+          <w:rFonts w:ascii="Baskerville Old Face" w:hAnsi="Baskerville Old Face"/>
+          <w:sz w:val="24"/>
+          <w:szCs w:val="24"/>
+        </w:rPr>
+        <w:t>Fine, okay, or in good order, Going smoothly without problems, Acceptable and well-organized.</w:t>
+      </w:r>
+    </w:p>
+    <w:p>
+      <w:pPr>
+        <w:rPr>
+          <w:rFonts w:ascii="Baskerville Old Face" w:hAnsi="Baskerville Old Face"/>
+          <w:sz w:val="24"/>
+          <w:szCs w:val="24"/>
+        </w:rPr>
+      </w:pPr>
+      <w:r>
+        <w:rPr>
+          <w:rFonts w:ascii="Baskerville Old Face" w:hAnsi="Baskerville Old Face"/>
+          <w:sz w:val="24"/>
+          <w:szCs w:val="24"/>
+        </w:rPr>
+        <w:t>Simple meaning: "Everything is good," "All is well," or "No issues."</w:t>
+      </w:r>
+    </w:p>
+    <w:p>
+      <w:pPr>
+        <w:rPr>
+          <w:rFonts w:ascii="Baskerville Old Face" w:hAnsi="Baskerville Old Face"/>
+          <w:sz w:val="24"/>
+          <w:szCs w:val="24"/>
+        </w:rPr>
+      </w:pPr>
+      <w:r>
+        <w:rPr>
+          <w:rFonts w:ascii="Baskerville Old Face" w:hAnsi="Baskerville Old Face"/>
+          <w:sz w:val="24"/>
+          <w:szCs w:val="24"/>
+        </w:rPr>
+        <w:t xml:space="preserve">Think of Copacetic = "Complete + Peaceful + Correct" </w:t>
+      </w:r>
+      <w:r>
+        <w:rPr>
+          <w:rFonts w:ascii="Times New Roman" w:hAnsi="Times New Roman" w:cs="Times New Roman"/>
+          <w:sz w:val="24"/>
+          <w:szCs w:val="24"/>
+        </w:rPr>
+        <w:t>→</w:t>
+      </w:r>
+      <w:r>
+        <w:rPr>
+          <w:rFonts w:ascii="Baskerville Old Face" w:hAnsi="Baskerville Old Face"/>
+          <w:sz w:val="24"/>
+          <w:szCs w:val="24"/>
+        </w:rPr>
+        <w:t xml:space="preserve"> Everything is perfectly fine and in order.</w:t>
+      </w:r>
+    </w:p>
+    <w:p>
+      <w:pPr>
+        <w:rPr>
+          <w:rFonts w:ascii="Baskerville Old Face" w:hAnsi="Baskerville Old Face"/>
+          <w:sz w:val="24"/>
+          <w:szCs w:val="24"/>
+        </w:rPr>
+      </w:pPr>
+      <w:r>
+        <w:rPr>
+          <w:rFonts w:ascii="Baskerville Old Face" w:hAnsi="Baskerville Old Face"/>
+          <w:sz w:val="24"/>
+          <w:szCs w:val="24"/>
+        </w:rPr>
+        <w:t>Synonyms: Fine, Okay, Satisfactory, Acceptable, In good shape</w:t>
+      </w:r>
+    </w:p>
+    <w:p>
+      <w:pPr>
+        <w:rPr>
+          <w:rFonts w:ascii="Baskerville Old Face" w:hAnsi="Baskerville Old Face"/>
+          <w:sz w:val="24"/>
+          <w:szCs w:val="24"/>
+        </w:rPr>
+      </w:pPr>
+      <w:r>
+        <w:rPr>
+          <w:rFonts w:ascii="Palatino Linotype" w:hAnsi="Palatino Linotype" w:cs="Kalinga"/>
+          <w:b/>
+          <w:bCs/>
+          <w:sz w:val="32"/>
+          <w:szCs w:val="32"/>
+          <w:u w:val="single"/>
+          <w:lang w:bidi="or-IN"/>
+        </w:rPr>
+        <w:t>Usage</w:t>
+      </w:r>
+    </w:p>
+    <w:p>
+      <w:pPr>
+        <w:rPr>
+          <w:rFonts w:ascii="Baskerville Old Face" w:hAnsi="Baskerville Old Face"/>
+          <w:sz w:val="24"/>
+          <w:szCs w:val="24"/>
+        </w:rPr>
+      </w:pPr>
+      <w:r>
+        <w:rPr>
+          <w:rFonts w:ascii="Baskerville Old Face" w:hAnsi="Baskerville Old Face"/>
+          <w:sz w:val="24"/>
+          <w:szCs w:val="24"/>
+        </w:rPr>
+        <w:t>After the production deployment, everything looked copacetic.</w:t>
+      </w:r>
+    </w:p>
+    <w:p>
+      <w:pPr>
+        <w:rPr>
+          <w:rFonts w:ascii="Baskerville Old Face" w:hAnsi="Baskerville Old Face"/>
+          <w:sz w:val="24"/>
+          <w:szCs w:val="24"/>
+        </w:rPr>
+      </w:pPr>
+      <w:r>
+        <w:rPr>
+          <w:rFonts w:ascii="Baskerville Old Face" w:hAnsi="Baskerville Old Face"/>
+          <w:sz w:val="24"/>
+          <w:szCs w:val="24"/>
+        </w:rPr>
+        <w:t>The client was concerned initially, but after the demonstration, everything seemed copacetic.</w:t>
+      </w:r>
+    </w:p>
+    <w:p>
+      <w:pPr>
+        <w:rPr>
+          <w:rFonts w:ascii="Baskerville Old Face" w:hAnsi="Baskerville Old Face"/>
+          <w:sz w:val="24"/>
+          <w:szCs w:val="24"/>
+        </w:rPr>
+      </w:pPr>
+      <w:r>
+        <w:rPr>
+          <w:rFonts w:ascii="Baskerville Old Face" w:hAnsi="Baskerville Old Face"/>
+          <w:sz w:val="24"/>
+          <w:szCs w:val="24"/>
+        </w:rPr>
+        <w:t>Are we copacetic with the release schedule, or do we need additional testing?</w:t>
+      </w:r>
+    </w:p>
+    <w:p>
+      <w:pPr>
+        <w:rPr>
+          <w:rFonts w:ascii="Baskerville Old Face" w:hAnsi="Baskerville Old Face"/>
+          <w:sz w:val="24"/>
+          <w:szCs w:val="24"/>
+        </w:rPr>
+      </w:pPr>
+      <w:r>
+        <w:rPr>
+          <w:rFonts w:ascii="Baskerville Old Face" w:hAnsi="Baskerville Old Face"/>
+          <w:sz w:val="24"/>
+          <w:szCs w:val="24"/>
+        </w:rPr>
+        <w:t>The migration to Kubernetes went smoothly, and all services are copacetic.</w:t>
+      </w:r>
+    </w:p>
+    <w:p>
+      <w:pPr>
+        <w:rPr>
+          <w:rFonts w:ascii="Baskerville Old Face" w:hAnsi="Baskerville Old Face"/>
+          <w:sz w:val="24"/>
+          <w:szCs w:val="24"/>
+        </w:rPr>
+      </w:pPr>
+      <w:r>
+        <w:rPr>
+          <w:rFonts w:ascii="Baskerville Old Face" w:hAnsi="Baskerville Old Face"/>
+          <w:sz w:val="24"/>
+          <w:szCs w:val="24"/>
+        </w:rPr>
+        <w:t>"Are we still meeting at 3 PM?</w:t>
+      </w:r>
+      <w:proofErr w:type="gramStart"/>
+      <w:r>
+        <w:rPr>
+          <w:rFonts w:ascii="Baskerville Old Face" w:hAnsi="Baskerville Old Face"/>
+          <w:sz w:val="24"/>
+          <w:szCs w:val="24"/>
+        </w:rPr>
+        <w:t>",  "</w:t>
+      </w:r>
+      <w:proofErr w:type="gramEnd"/>
+      <w:r>
+        <w:rPr>
+          <w:rFonts w:ascii="Baskerville Old Face" w:hAnsi="Baskerville Old Face"/>
+          <w:sz w:val="24"/>
+          <w:szCs w:val="24"/>
+        </w:rPr>
+        <w:t>Yes, everything is copacetic."</w:t>
+      </w:r>
+    </w:p>
+    <w:p>
+      <w:pPr>
+        <w:rPr>
+          <w:rFonts w:ascii="Baskerville Old Face" w:hAnsi="Baskerville Old Face"/>
+          <w:sz w:val="24"/>
+          <w:szCs w:val="24"/>
+        </w:rPr>
+      </w:pPr>
+      <w:r>
+        <w:rPr>
+          <w:rFonts w:ascii="Baskerville Old Face" w:hAnsi="Baskerville Old Face"/>
+          <w:sz w:val="24"/>
+          <w:szCs w:val="24"/>
+        </w:rPr>
+        <w:t>Once the misunderstanding was cleared up, the relationship between the teams became copacetic again.</w:t>
+      </w:r>
+    </w:p>
+    <w:p>
+      <w:pPr>
+        <w:rPr>
+          <w:rFonts w:ascii="Baskerville Old Face" w:hAnsi="Baskerville Old Face"/>
+          <w:sz w:val="24"/>
+          <w:szCs w:val="24"/>
+        </w:rPr>
+      </w:pPr>
+      <w:r>
+        <w:rPr>
+          <w:rFonts w:ascii="Baskerville Old Face" w:hAnsi="Baskerville Old Face"/>
+          <w:sz w:val="24"/>
+          <w:szCs w:val="24"/>
+        </w:rPr>
+        <w:lastRenderedPageBreak/>
+        <w:t>I checked with all stakeholders, and they're copacetic with the proposed solution.</w:t>
+      </w:r>
+    </w:p>
+    <w:p>
+      <w:pPr>
+        <w:rPr>
+          <w:rFonts w:ascii="Baskerville Old Face" w:hAnsi="Baskerville Old Face"/>
+          <w:sz w:val="24"/>
+          <w:szCs w:val="24"/>
+        </w:rPr>
+      </w:pPr>
+      <w:r>
+        <w:rPr>
+          <w:rFonts w:ascii="Baskerville Old Face" w:hAnsi="Baskerville Old Face"/>
+          <w:sz w:val="24"/>
+          <w:szCs w:val="24"/>
+        </w:rPr>
+        <w:t>The hotel room was clean, the staff was friendly, and everything was copacetic during our stay.</w:t>
+      </w:r>
+    </w:p>
+    <w:p>
+      <w:pPr>
+        <w:rPr>
+          <w:rFonts w:ascii="Baskerville Old Face" w:hAnsi="Baskerville Old Face"/>
+          <w:sz w:val="24"/>
+          <w:szCs w:val="24"/>
+        </w:rPr>
+      </w:pPr>
+      <w:r>
+        <w:rPr>
+          <w:rFonts w:ascii="Baskerville Old Face" w:hAnsi="Baskerville Old Face"/>
+          <w:sz w:val="24"/>
+          <w:szCs w:val="24"/>
+        </w:rPr>
+        <w:t>My car had a minor issue yesterday, but it's copacetic now after the repair.</w:t>
+      </w:r>
+    </w:p>
+    <w:p>
+      <w:pPr>
+        <w:rPr>
+          <w:rFonts w:ascii="Baskerville Old Face" w:hAnsi="Baskerville Old Face"/>
+          <w:sz w:val="24"/>
+          <w:szCs w:val="24"/>
+        </w:rPr>
+      </w:pPr>
+      <w:r>
+        <w:rPr>
+          <w:rFonts w:ascii="Baskerville Old Face" w:hAnsi="Baskerville Old Face"/>
+          <w:sz w:val="24"/>
+          <w:szCs w:val="24"/>
+        </w:rPr>
+        <w:t>We arrived early, found our seats, and everything was copacetic before the show started.</w:t>
+      </w:r>
+    </w:p>
+    <w:p>
+      <w:pPr>
+        <w:rPr>
+          <w:rFonts w:ascii="Baskerville Old Face" w:hAnsi="Baskerville Old Face"/>
+          <w:sz w:val="24"/>
+          <w:szCs w:val="24"/>
+        </w:rPr>
+      </w:pPr>
+      <w:r>
+        <w:rPr>
+          <w:rFonts w:ascii="Baskerville Old Face" w:hAnsi="Baskerville Old Face"/>
+          <w:sz w:val="24"/>
+          <w:szCs w:val="24"/>
+        </w:rPr>
+        <w:t>"How are things going?"  "Pretty copacetic, thanks for asking."</w:t>
+      </w:r>
+    </w:p>
+    <w:p>
+      <w:pPr>
+        <w:rPr>
+          <w:rFonts w:ascii="Baskerville Old Face" w:hAnsi="Baskerville Old Face"/>
+          <w:sz w:val="24"/>
+          <w:szCs w:val="24"/>
+        </w:rPr>
+      </w:pPr>
+      <w:r>
+        <w:rPr>
+          <w:rFonts w:ascii="Baskerville Old Face" w:hAnsi="Baskerville Old Face"/>
+          <w:sz w:val="24"/>
+          <w:szCs w:val="24"/>
+        </w:rPr>
+        <w:t>Don't worry, everything is copacetic on my end.</w:t>
+      </w:r>
+    </w:p>
+    <w:p>
+      <w:pPr>
+        <w:rPr>
+          <w:rFonts w:ascii="Baskerville Old Face" w:hAnsi="Baskerville Old Face"/>
+          <w:sz w:val="24"/>
+          <w:szCs w:val="24"/>
+        </w:rPr>
+      </w:pPr>
+      <w:proofErr w:type="gramStart"/>
+      <w:r>
+        <w:rPr>
+          <w:rFonts w:ascii="Baskerville Old Face" w:hAnsi="Baskerville Old Face"/>
+          <w:sz w:val="24"/>
+          <w:szCs w:val="24"/>
+        </w:rPr>
+        <w:t>As long as</w:t>
+      </w:r>
+      <w:proofErr w:type="gramEnd"/>
+      <w:r>
+        <w:rPr>
+          <w:rFonts w:ascii="Baskerville Old Face" w:hAnsi="Baskerville Old Face"/>
+          <w:sz w:val="24"/>
+          <w:szCs w:val="24"/>
+        </w:rPr>
+        <w:t xml:space="preserve"> everyone is copacetic with the plan, let's move forward.</w:t>
+      </w:r>
+    </w:p>
+    <w:p>
+      <w:pPr>
+        <w:rPr>
+          <w:rFonts w:ascii="Baskerville Old Face" w:hAnsi="Baskerville Old Face"/>
+          <w:sz w:val="24"/>
+          <w:szCs w:val="24"/>
+        </w:rPr>
+      </w:pPr>
+      <w:r>
+        <w:rPr>
+          <w:rFonts w:ascii="Baskerville Old Face" w:hAnsi="Baskerville Old Face"/>
+          <w:sz w:val="24"/>
+          <w:szCs w:val="24"/>
+        </w:rPr>
+        <w:t>Common Usages</w:t>
+      </w:r>
+    </w:p>
+    <w:p>
+      <w:pPr>
+        <w:rPr>
+          <w:rFonts w:ascii="Baskerville Old Face" w:hAnsi="Baskerville Old Face"/>
+          <w:sz w:val="24"/>
+          <w:szCs w:val="24"/>
+        </w:rPr>
+      </w:pPr>
+      <w:r>
+        <w:rPr>
+          <w:rFonts w:ascii="Baskerville Old Face" w:hAnsi="Baskerville Old Face"/>
+          <w:sz w:val="24"/>
+          <w:szCs w:val="24"/>
+        </w:rPr>
+        <w:t>Everything is copacetic.</w:t>
+      </w:r>
+    </w:p>
+    <w:p>
+      <w:pPr>
+        <w:rPr>
+          <w:rFonts w:ascii="Baskerville Old Face" w:hAnsi="Baskerville Old Face"/>
+          <w:sz w:val="24"/>
+          <w:szCs w:val="24"/>
+        </w:rPr>
+      </w:pPr>
+      <w:r>
+        <w:rPr>
+          <w:rFonts w:ascii="Baskerville Old Face" w:hAnsi="Baskerville Old Face"/>
+          <w:sz w:val="24"/>
+          <w:szCs w:val="24"/>
+        </w:rPr>
+        <w:t>The situation is copacetic.</w:t>
+      </w:r>
+    </w:p>
+    <w:p>
+      <w:pPr>
+        <w:rPr>
+          <w:rFonts w:ascii="Baskerville Old Face" w:hAnsi="Baskerville Old Face"/>
+          <w:sz w:val="24"/>
+          <w:szCs w:val="24"/>
+        </w:rPr>
+      </w:pPr>
+      <w:r>
+        <w:rPr>
+          <w:rFonts w:ascii="Baskerville Old Face" w:hAnsi="Baskerville Old Face"/>
+          <w:sz w:val="24"/>
+          <w:szCs w:val="24"/>
+        </w:rPr>
+        <w:t>We're copacetic now.</w:t>
+      </w:r>
+    </w:p>
+    <w:p>
+      <w:pPr>
+        <w:rPr>
+          <w:rFonts w:ascii="Baskerville Old Face" w:hAnsi="Baskerville Old Face"/>
+          <w:sz w:val="24"/>
+          <w:szCs w:val="24"/>
+        </w:rPr>
+      </w:pPr>
+      <w:r>
+        <w:rPr>
+          <w:rFonts w:ascii="Baskerville Old Face" w:hAnsi="Baskerville Old Face"/>
+          <w:sz w:val="24"/>
+          <w:szCs w:val="24"/>
+        </w:rPr>
+        <w:t>Are you copacetic with this decision? (comfortable/satisfied with it)</w:t>
       </w:r>
     </w:p>
     <w:p>
@@ -2750,11 +3828,12 @@
   <w:style w:type="paragraph" w:default="1" w:styleId="Normal">
     <w:name w:val="Normal"/>
     <w:qFormat/>
-    <w:rsid w:val="002A7C29"/>
+    <w:rsid w:val="00BA0A63"/>
   </w:style>
   <w:style w:type="character" w:default="1" w:styleId="DefaultParagraphFont">
     <w:name w:val="Default Paragraph Font"/>
     <w:uiPriority w:val="1"/>
+    <w:semiHidden/>
     <w:unhideWhenUsed/>
   </w:style>
   <w:style w:type="table" w:default="1" w:styleId="TableNormal">

--- a/Vocabulary-2/Words and Vocabulary-10-2026.docx
+++ b/Vocabulary-2/Words and Vocabulary-10-2026.docx
@@ -1271,25 +1271,7 @@
           <w:sz w:val="24"/>
           <w:szCs w:val="24"/>
         </w:rPr>
-        <w:t xml:space="preserve">Her fashion choices are stylish but somewhat </w:t>
-      </w:r>
-      <w:proofErr w:type="gramStart"/>
-      <w:r>
-        <w:rPr>
-          <w:rFonts w:ascii="Baskerville Old Face" w:hAnsi="Baskerville Old Face"/>
-          <w:sz w:val="24"/>
-          <w:szCs w:val="24"/>
-        </w:rPr>
-        <w:t>derivative</w:t>
-      </w:r>
-      <w:proofErr w:type="gramEnd"/>
-      <w:r>
-        <w:rPr>
-          <w:rFonts w:ascii="Baskerville Old Face" w:hAnsi="Baskerville Old Face"/>
-          <w:sz w:val="24"/>
-          <w:szCs w:val="24"/>
-        </w:rPr>
-        <w:t xml:space="preserve"> of celebrity trends.</w:t>
+        <w:t>Her fashion choices are stylish but somewhat derivative of celebrity trends.</w:t>
       </w:r>
     </w:p>
     <w:p>
@@ -1359,59 +1341,13 @@
         </w:rPr>
         <w:t xml:space="preserve"> (</w:t>
       </w:r>
-      <w:proofErr w:type="gramStart"/>
-      <w:r>
-        <w:rPr>
-          <w:rFonts w:ascii="Baskerville Old Face" w:hAnsi="Baskerville Old Face"/>
-          <w:sz w:val="24"/>
-          <w:szCs w:val="24"/>
-        </w:rPr>
-        <w:t>meaning:</w:t>
-      </w:r>
-      <w:proofErr w:type="gramEnd"/>
-      <w:r>
-        <w:rPr>
-          <w:rFonts w:ascii="Baskerville Old Face" w:hAnsi="Baskerville Old Face"/>
-          <w:sz w:val="24"/>
-          <w:szCs w:val="24"/>
-        </w:rPr>
-        <w:t xml:space="preserve"> interpreting new information using past knowledge</w:t>
-      </w:r>
-      <w:proofErr w:type="gramStart"/>
-      <w:r>
-        <w:rPr>
-          <w:rFonts w:ascii="Baskerville Old Face" w:hAnsi="Baskerville Old Face"/>
-          <w:sz w:val="24"/>
-          <w:szCs w:val="24"/>
-        </w:rPr>
-        <w:t>),The</w:t>
-      </w:r>
-      <w:proofErr w:type="gramEnd"/>
-      <w:r>
-        <w:rPr>
-          <w:rFonts w:ascii="Baskerville Old Face" w:hAnsi="Baskerville Old Face"/>
-          <w:sz w:val="24"/>
-          <w:szCs w:val="24"/>
-        </w:rPr>
-        <w:t xml:space="preserve"> mental process of interpreting new ideas by connecting them with existing knowledge; meaningful perception shaped by </w:t>
-      </w:r>
-      <w:proofErr w:type="gramStart"/>
-      <w:r>
-        <w:rPr>
-          <w:rFonts w:ascii="Baskerville Old Face" w:hAnsi="Baskerville Old Face"/>
-          <w:sz w:val="24"/>
-          <w:szCs w:val="24"/>
-        </w:rPr>
-        <w:t>past experience</w:t>
-      </w:r>
-      <w:proofErr w:type="gramEnd"/>
-      <w:r>
-        <w:rPr>
-          <w:rFonts w:ascii="Baskerville Old Face" w:hAnsi="Baskerville Old Face"/>
-          <w:sz w:val="24"/>
-          <w:szCs w:val="24"/>
-        </w:rPr>
-        <w:t>.</w:t>
+      <w:r>
+        <w:rPr>
+          <w:rFonts w:ascii="Baskerville Old Face" w:hAnsi="Baskerville Old Face"/>
+          <w:sz w:val="24"/>
+          <w:szCs w:val="24"/>
+        </w:rPr>
+        <w:t>meaning: interpreting new information using past knowledge),The mental process of interpreting new ideas by connecting them with existing knowledge; meaningful perception shaped by past experience.</w:t>
       </w:r>
     </w:p>
     <w:p>
@@ -1719,6 +1655,7 @@
         </w:rPr>
         <w:t xml:space="preserve">: </w:t>
       </w:r>
+      <w:proofErr w:type="spellStart"/>
       <w:r>
         <w:rPr>
           <w:rFonts w:ascii="Nirmala UI" w:hAnsi="Nirmala UI" w:cs="Nirmala UI"/>
@@ -1730,6 +1667,7 @@
         </w:rPr>
         <w:t>सब</w:t>
       </w:r>
+      <w:proofErr w:type="spellEnd"/>
       <w:r>
         <w:rPr>
           <w:rFonts w:ascii="Baskerville Old Face" w:hAnsi="Baskerville Old Face" w:cs="Kalinga"/>
@@ -1741,6 +1679,7 @@
         </w:rPr>
         <w:t xml:space="preserve"> </w:t>
       </w:r>
+      <w:proofErr w:type="spellStart"/>
       <w:r>
         <w:rPr>
           <w:rFonts w:ascii="Nirmala UI" w:hAnsi="Nirmala UI" w:cs="Nirmala UI"/>
@@ -1752,6 +1691,7 @@
         </w:rPr>
         <w:t>कुछ</w:t>
       </w:r>
+      <w:proofErr w:type="spellEnd"/>
       <w:r>
         <w:rPr>
           <w:rFonts w:ascii="Baskerville Old Face" w:hAnsi="Baskerville Old Face" w:cs="Kalinga"/>
@@ -1763,6 +1703,7 @@
         </w:rPr>
         <w:t xml:space="preserve"> </w:t>
       </w:r>
+      <w:proofErr w:type="spellStart"/>
       <w:r>
         <w:rPr>
           <w:rFonts w:ascii="Nirmala UI" w:hAnsi="Nirmala UI" w:cs="Nirmala UI"/>
@@ -1796,6 +1737,7 @@
         </w:rPr>
         <w:t>ठाक</w:t>
       </w:r>
+      <w:proofErr w:type="spellEnd"/>
       <w:r>
         <w:rPr>
           <w:rFonts w:ascii="Baskerville Old Face" w:hAnsi="Baskerville Old Face" w:cs="Kalinga"/>
@@ -1807,6 +1749,7 @@
         </w:rPr>
         <w:t xml:space="preserve"> </w:t>
       </w:r>
+      <w:proofErr w:type="spellStart"/>
       <w:r>
         <w:rPr>
           <w:rFonts w:ascii="Nirmala UI" w:hAnsi="Nirmala UI" w:cs="Nirmala UI"/>
@@ -1818,6 +1761,7 @@
         </w:rPr>
         <w:t>होना</w:t>
       </w:r>
+      <w:proofErr w:type="spellEnd"/>
       <w:r>
         <w:rPr>
           <w:rFonts w:ascii="Baskerville Old Face" w:hAnsi="Baskerville Old Face" w:cs="Kalinga"/>
@@ -1829,6 +1773,7 @@
         </w:rPr>
         <w:t xml:space="preserve">, </w:t>
       </w:r>
+      <w:proofErr w:type="spellStart"/>
       <w:r>
         <w:rPr>
           <w:rFonts w:ascii="Nirmala UI" w:hAnsi="Nirmala UI" w:cs="Nirmala UI"/>
@@ -1840,6 +1785,7 @@
         </w:rPr>
         <w:t>सब</w:t>
       </w:r>
+      <w:proofErr w:type="spellEnd"/>
       <w:r>
         <w:rPr>
           <w:rFonts w:ascii="Baskerville Old Face" w:hAnsi="Baskerville Old Face" w:cs="Kalinga"/>
@@ -1851,6 +1797,7 @@
         </w:rPr>
         <w:t xml:space="preserve"> </w:t>
       </w:r>
+      <w:proofErr w:type="spellStart"/>
       <w:r>
         <w:rPr>
           <w:rFonts w:ascii="Nirmala UI" w:hAnsi="Nirmala UI" w:cs="Nirmala UI"/>
@@ -1862,6 +1809,7 @@
         </w:rPr>
         <w:t>बढ़िया</w:t>
       </w:r>
+      <w:proofErr w:type="spellEnd"/>
       <w:r>
         <w:rPr>
           <w:rFonts w:ascii="Baskerville Old Face" w:hAnsi="Baskerville Old Face" w:cs="Kalinga"/>
@@ -1873,6 +1821,7 @@
         </w:rPr>
         <w:t xml:space="preserve"> </w:t>
       </w:r>
+      <w:proofErr w:type="spellStart"/>
       <w:r>
         <w:rPr>
           <w:rFonts w:ascii="Nirmala UI" w:hAnsi="Nirmala UI" w:cs="Nirmala UI"/>
@@ -1884,6 +1833,7 @@
         </w:rPr>
         <w:t>है</w:t>
       </w:r>
+      <w:proofErr w:type="spellEnd"/>
       <w:r>
         <w:rPr>
           <w:rFonts w:ascii="Baskerville Old Face" w:hAnsi="Baskerville Old Face" w:cs="Kalinga"/>
@@ -1895,6 +1845,7 @@
         </w:rPr>
         <w:t xml:space="preserve">, </w:t>
       </w:r>
+      <w:proofErr w:type="spellStart"/>
       <w:r>
         <w:rPr>
           <w:rFonts w:ascii="Nirmala UI" w:hAnsi="Nirmala UI" w:cs="Nirmala UI"/>
@@ -1906,6 +1857,7 @@
         </w:rPr>
         <w:t>सब</w:t>
       </w:r>
+      <w:proofErr w:type="spellEnd"/>
       <w:r>
         <w:rPr>
           <w:rFonts w:ascii="Baskerville Old Face" w:hAnsi="Baskerville Old Face" w:cs="Kalinga"/>
@@ -1917,6 +1869,7 @@
         </w:rPr>
         <w:t xml:space="preserve"> </w:t>
       </w:r>
+      <w:proofErr w:type="spellStart"/>
       <w:r>
         <w:rPr>
           <w:rFonts w:ascii="Nirmala UI" w:hAnsi="Nirmala UI" w:cs="Nirmala UI"/>
@@ -1928,6 +1881,7 @@
         </w:rPr>
         <w:t>ठीक</w:t>
       </w:r>
+      <w:proofErr w:type="spellEnd"/>
       <w:r>
         <w:rPr>
           <w:rFonts w:ascii="Baskerville Old Face" w:hAnsi="Baskerville Old Face" w:cs="Kalinga"/>
@@ -1939,6 +1893,7 @@
         </w:rPr>
         <w:t xml:space="preserve"> </w:t>
       </w:r>
+      <w:proofErr w:type="spellStart"/>
       <w:r>
         <w:rPr>
           <w:rFonts w:ascii="Nirmala UI" w:hAnsi="Nirmala UI" w:cs="Nirmala UI"/>
@@ -1950,6 +1905,7 @@
         </w:rPr>
         <w:t>है</w:t>
       </w:r>
+      <w:proofErr w:type="spellEnd"/>
       <w:r>
         <w:rPr>
           <w:rFonts w:ascii="Baskerville Old Face" w:hAnsi="Baskerville Old Face" w:cs="Kalinga"/>
@@ -1961,6 +1917,7 @@
         </w:rPr>
         <w:t xml:space="preserve">, </w:t>
       </w:r>
+      <w:proofErr w:type="spellStart"/>
       <w:r>
         <w:rPr>
           <w:rFonts w:ascii="Kalinga" w:hAnsi="Kalinga" w:cs="Kalinga"/>
@@ -1972,6 +1929,7 @@
         </w:rPr>
         <w:t>ସବୁ</w:t>
       </w:r>
+      <w:proofErr w:type="spellEnd"/>
       <w:r>
         <w:rPr>
           <w:rFonts w:ascii="Baskerville Old Face" w:hAnsi="Baskerville Old Face" w:cs="Kalinga"/>
@@ -1983,6 +1941,7 @@
         </w:rPr>
         <w:t xml:space="preserve"> </w:t>
       </w:r>
+      <w:proofErr w:type="spellStart"/>
       <w:r>
         <w:rPr>
           <w:rFonts w:ascii="Kalinga" w:hAnsi="Kalinga" w:cs="Kalinga"/>
@@ -1994,6 +1953,7 @@
         </w:rPr>
         <w:t>ଠିକ୍</w:t>
       </w:r>
+      <w:proofErr w:type="spellEnd"/>
       <w:r>
         <w:rPr>
           <w:rFonts w:ascii="Baskerville Old Face" w:hAnsi="Baskerville Old Face" w:cs="Kalinga"/>
@@ -2005,6 +1965,7 @@
         </w:rPr>
         <w:t xml:space="preserve"> </w:t>
       </w:r>
+      <w:proofErr w:type="spellStart"/>
       <w:r>
         <w:rPr>
           <w:rFonts w:ascii="Kalinga" w:hAnsi="Kalinga" w:cs="Kalinga"/>
@@ -2016,6 +1977,7 @@
         </w:rPr>
         <w:t>ଅଛି</w:t>
       </w:r>
+      <w:proofErr w:type="spellEnd"/>
       <w:r>
         <w:rPr>
           <w:rFonts w:ascii="Baskerville Old Face" w:hAnsi="Baskerville Old Face" w:cs="Kalinga"/>
@@ -2027,6 +1989,7 @@
         </w:rPr>
         <w:t xml:space="preserve">, </w:t>
       </w:r>
+      <w:proofErr w:type="spellStart"/>
       <w:r>
         <w:rPr>
           <w:rFonts w:ascii="Kalinga" w:hAnsi="Kalinga" w:cs="Kalinga"/>
@@ -2038,6 +2001,7 @@
         </w:rPr>
         <w:t>ସବୁ</w:t>
       </w:r>
+      <w:proofErr w:type="spellEnd"/>
       <w:r>
         <w:rPr>
           <w:rFonts w:ascii="Baskerville Old Face" w:hAnsi="Baskerville Old Face" w:cs="Kalinga"/>
@@ -2049,6 +2013,7 @@
         </w:rPr>
         <w:t xml:space="preserve"> </w:t>
       </w:r>
+      <w:proofErr w:type="spellStart"/>
       <w:r>
         <w:rPr>
           <w:rFonts w:ascii="Kalinga" w:hAnsi="Kalinga" w:cs="Kalinga"/>
@@ -2060,6 +2025,7 @@
         </w:rPr>
         <w:t>ଭଲ</w:t>
       </w:r>
+      <w:proofErr w:type="spellEnd"/>
       <w:r>
         <w:rPr>
           <w:rFonts w:ascii="Baskerville Old Face" w:hAnsi="Baskerville Old Face" w:cs="Kalinga"/>
@@ -2071,6 +2037,7 @@
         </w:rPr>
         <w:t xml:space="preserve"> </w:t>
       </w:r>
+      <w:proofErr w:type="spellStart"/>
       <w:r>
         <w:rPr>
           <w:rFonts w:ascii="Kalinga" w:hAnsi="Kalinga" w:cs="Kalinga"/>
@@ -2082,6 +2049,7 @@
         </w:rPr>
         <w:t>ଅଛି</w:t>
       </w:r>
+      <w:proofErr w:type="spellEnd"/>
       <w:r>
         <w:rPr>
           <w:rFonts w:ascii="Baskerville Old Face" w:hAnsi="Baskerville Old Face" w:cs="Kalinga"/>
@@ -2093,6 +2061,7 @@
         </w:rPr>
         <w:t xml:space="preserve">, </w:t>
       </w:r>
+      <w:proofErr w:type="spellStart"/>
       <w:r>
         <w:rPr>
           <w:rFonts w:ascii="Kalinga" w:hAnsi="Kalinga" w:cs="Kalinga"/>
@@ -2104,6 +2073,7 @@
         </w:rPr>
         <w:t>କୌଣସି</w:t>
       </w:r>
+      <w:proofErr w:type="spellEnd"/>
       <w:r>
         <w:rPr>
           <w:rFonts w:ascii="Baskerville Old Face" w:hAnsi="Baskerville Old Face" w:cs="Kalinga"/>
@@ -2115,6 +2085,7 @@
         </w:rPr>
         <w:t xml:space="preserve"> </w:t>
       </w:r>
+      <w:proofErr w:type="spellStart"/>
       <w:r>
         <w:rPr>
           <w:rFonts w:ascii="Kalinga" w:hAnsi="Kalinga" w:cs="Kalinga"/>
@@ -2126,6 +2097,7 @@
         </w:rPr>
         <w:t>ଅସୁବିଧା</w:t>
       </w:r>
+      <w:proofErr w:type="spellEnd"/>
       <w:r>
         <w:rPr>
           <w:rFonts w:ascii="Baskerville Old Face" w:hAnsi="Baskerville Old Face" w:cs="Kalinga"/>
@@ -2137,6 +2109,7 @@
         </w:rPr>
         <w:t xml:space="preserve"> </w:t>
       </w:r>
+      <w:proofErr w:type="spellStart"/>
       <w:r>
         <w:rPr>
           <w:rFonts w:ascii="Kalinga" w:hAnsi="Kalinga" w:cs="Kalinga"/>
@@ -2148,31 +2121,14 @@
         </w:rPr>
         <w:t>ନାହିଁ</w:t>
       </w:r>
-      <w:r>
-        <w:rPr>
-          <w:rFonts w:ascii="Baskerville Old Face" w:hAnsi="Baskerville Old Face"/>
-          <w:sz w:val="24"/>
-          <w:szCs w:val="24"/>
-        </w:rPr>
-        <w:t xml:space="preserve">, </w:t>
-      </w:r>
-      <w:proofErr w:type="gramStart"/>
-      <w:r>
-        <w:rPr>
-          <w:rFonts w:ascii="Baskerville Old Face" w:hAnsi="Baskerville Old Face"/>
-          <w:sz w:val="24"/>
-          <w:szCs w:val="24"/>
-        </w:rPr>
-        <w:t>Completely</w:t>
-      </w:r>
-      <w:proofErr w:type="gramEnd"/>
-      <w:r>
-        <w:rPr>
-          <w:rFonts w:ascii="Baskerville Old Face" w:hAnsi="Baskerville Old Face"/>
-          <w:sz w:val="24"/>
-          <w:szCs w:val="24"/>
-        </w:rPr>
-        <w:t xml:space="preserve"> satisfactory</w:t>
+      <w:proofErr w:type="spellEnd"/>
+      <w:r>
+        <w:rPr>
+          <w:rFonts w:ascii="Baskerville Old Face" w:hAnsi="Baskerville Old Face"/>
+          <w:sz w:val="24"/>
+          <w:szCs w:val="24"/>
+        </w:rPr>
+        <w:t>, Completely satisfactory</w:t>
       </w:r>
     </w:p>
     <w:p>
@@ -2397,6 +2353,7 @@
           <w:sz w:val="24"/>
           <w:szCs w:val="24"/>
         </w:rPr>
+        <w:lastRenderedPageBreak/>
         <w:t>Once the misunderstanding was cleared up, the relationship between the teams became copacetic again.</w:t>
       </w:r>
     </w:p>
@@ -2414,7 +2371,6 @@
           <w:sz w:val="24"/>
           <w:szCs w:val="24"/>
         </w:rPr>
-        <w:lastRenderedPageBreak/>
         <w:t>I checked with all stakeholders, and they're copacetic with the proposed solution.</w:t>
       </w:r>
     </w:p>
@@ -2534,13 +2490,17 @@
       <w:pPr>
         <w:rPr>
           <w:rFonts w:ascii="Baskerville Old Face" w:hAnsi="Baskerville Old Face"/>
-          <w:sz w:val="24"/>
-          <w:szCs w:val="24"/>
-        </w:rPr>
-      </w:pPr>
-      <w:r>
-        <w:rPr>
-          <w:rFonts w:ascii="Baskerville Old Face" w:hAnsi="Baskerville Old Face"/>
+          <w:b/>
+          <w:bCs/>
+          <w:sz w:val="24"/>
+          <w:szCs w:val="24"/>
+        </w:rPr>
+      </w:pPr>
+      <w:r>
+        <w:rPr>
+          <w:rFonts w:ascii="Baskerville Old Face" w:hAnsi="Baskerville Old Face"/>
+          <w:b/>
+          <w:bCs/>
           <w:sz w:val="24"/>
           <w:szCs w:val="24"/>
         </w:rPr>
@@ -2563,15 +2523,14 @@
         </w:rPr>
         <w:t>Everything is copacetic.</w:t>
       </w:r>
-    </w:p>
-    <w:p>
-      <w:pPr>
-        <w:rPr>
-          <w:rFonts w:ascii="Baskerville Old Face" w:hAnsi="Baskerville Old Face"/>
-          <w:sz w:val="24"/>
-          <w:szCs w:val="24"/>
-        </w:rPr>
-      </w:pPr>
+      <w:r>
+        <w:rPr>
+          <w:rFonts w:ascii="Baskerville Old Face" w:hAnsi="Baskerville Old Face"/>
+          <w:sz w:val="24"/>
+          <w:szCs w:val="24"/>
+        </w:rPr>
+        <w:t xml:space="preserve"> </w:t>
+      </w:r>
       <w:r>
         <w:rPr>
           <w:rFonts w:ascii="Baskerville Old Face" w:hAnsi="Baskerville Old Face"/>
@@ -2580,15 +2539,14 @@
         </w:rPr>
         <w:t>The situation is copacetic.</w:t>
       </w:r>
-    </w:p>
-    <w:p>
-      <w:pPr>
-        <w:rPr>
-          <w:rFonts w:ascii="Baskerville Old Face" w:hAnsi="Baskerville Old Face"/>
-          <w:sz w:val="24"/>
-          <w:szCs w:val="24"/>
-        </w:rPr>
-      </w:pPr>
+      <w:r>
+        <w:rPr>
+          <w:rFonts w:ascii="Baskerville Old Face" w:hAnsi="Baskerville Old Face"/>
+          <w:sz w:val="24"/>
+          <w:szCs w:val="24"/>
+        </w:rPr>
+        <w:t xml:space="preserve"> </w:t>
+      </w:r>
       <w:r>
         <w:rPr>
           <w:rFonts w:ascii="Baskerville Old Face" w:hAnsi="Baskerville Old Face"/>
@@ -2613,6 +2571,459 @@
           <w:szCs w:val="24"/>
         </w:rPr>
         <w:t>Are you copacetic with this decision? (comfortable/satisfied with it)</w:t>
+      </w:r>
+    </w:p>
+    <w:p>
+      <w:pPr>
+        <w:rPr>
+          <w:rFonts w:ascii="Baskerville Old Face" w:hAnsi="Baskerville Old Face"/>
+          <w:sz w:val="24"/>
+          <w:szCs w:val="24"/>
+        </w:rPr>
+      </w:pPr>
+      <w:r>
+        <w:rPr>
+          <w:rFonts w:ascii="Palatino Linotype" w:hAnsi="Palatino Linotype" w:cs="Kalinga"/>
+          <w:b/>
+          <w:bCs/>
+          <w:sz w:val="30"/>
+          <w:szCs w:val="30"/>
+          <w:u w:val="single"/>
+          <w:lang w:bidi="or-IN"/>
+        </w:rPr>
+        <w:t>Collude</w:t>
+      </w:r>
+      <w:r>
+        <w:rPr>
+          <w:rFonts w:ascii="Baskerville Old Face" w:hAnsi="Baskerville Old Face"/>
+          <w:sz w:val="24"/>
+          <w:szCs w:val="24"/>
+        </w:rPr>
+        <w:t xml:space="preserve">: </w:t>
+      </w:r>
+      <w:r>
+        <w:rPr>
+          <w:rFonts w:ascii="Nirmala UI" w:hAnsi="Nirmala UI" w:cs="Nirmala UI"/>
+          <w:b/>
+          <w:bCs/>
+          <w:sz w:val="28"/>
+          <w:szCs w:val="28"/>
+          <w:cs/>
+          <w:lang w:bidi="or-IN"/>
+        </w:rPr>
+        <w:t xml:space="preserve">ଗୁପ୍ତ ଭାବରେ ମିଳିମିଶି </w:t>
+      </w:r>
+      <w:proofErr w:type="spellStart"/>
+      <w:r>
+        <w:rPr>
+          <w:rFonts w:ascii="Nirmala UI" w:hAnsi="Nirmala UI" w:cs="Nirmala UI"/>
+          <w:b/>
+          <w:bCs/>
+          <w:sz w:val="28"/>
+          <w:szCs w:val="28"/>
+          <w:cs/>
+          <w:lang w:bidi="or-IN"/>
+        </w:rPr>
+        <w:t>ଷଡ଼ଯନ୍ତ୍ର</w:t>
+      </w:r>
+      <w:proofErr w:type="spellEnd"/>
+      <w:r>
+        <w:rPr>
+          <w:rFonts w:ascii="Nirmala UI" w:hAnsi="Nirmala UI" w:cs="Nirmala UI"/>
+          <w:b/>
+          <w:bCs/>
+          <w:sz w:val="28"/>
+          <w:szCs w:val="28"/>
+          <w:cs/>
+          <w:lang w:bidi="or-IN"/>
+        </w:rPr>
+        <w:t xml:space="preserve"> କରିବା</w:t>
+      </w:r>
+      <w:r>
+        <w:rPr>
+          <w:rFonts w:ascii="Nirmala UI" w:hAnsi="Nirmala UI" w:cs="Nirmala UI"/>
+          <w:b/>
+          <w:bCs/>
+          <w:sz w:val="28"/>
+          <w:szCs w:val="28"/>
+          <w:lang w:bidi="or-IN"/>
+        </w:rPr>
+        <w:t xml:space="preserve">, </w:t>
+      </w:r>
+      <w:r>
+        <w:rPr>
+          <w:rFonts w:ascii="Nirmala UI" w:hAnsi="Nirmala UI" w:cs="Nirmala UI"/>
+          <w:b/>
+          <w:bCs/>
+          <w:sz w:val="28"/>
+          <w:szCs w:val="28"/>
+          <w:cs/>
+          <w:lang w:bidi="or-IN"/>
+        </w:rPr>
+        <w:t xml:space="preserve">ଗୁପ୍ତ </w:t>
+      </w:r>
+      <w:proofErr w:type="spellStart"/>
+      <w:r>
+        <w:rPr>
+          <w:rFonts w:ascii="Nirmala UI" w:hAnsi="Nirmala UI" w:cs="Nirmala UI"/>
+          <w:b/>
+          <w:bCs/>
+          <w:sz w:val="28"/>
+          <w:szCs w:val="28"/>
+          <w:cs/>
+          <w:lang w:bidi="or-IN"/>
+        </w:rPr>
+        <w:t>ସାଠଗାଠ</w:t>
+      </w:r>
+      <w:proofErr w:type="spellEnd"/>
+      <w:r>
+        <w:rPr>
+          <w:rFonts w:ascii="Nirmala UI" w:hAnsi="Nirmala UI" w:cs="Nirmala UI"/>
+          <w:b/>
+          <w:bCs/>
+          <w:sz w:val="28"/>
+          <w:szCs w:val="28"/>
+          <w:cs/>
+          <w:lang w:bidi="or-IN"/>
+        </w:rPr>
+        <w:t xml:space="preserve"> କରିବା</w:t>
+      </w:r>
+      <w:r>
+        <w:rPr>
+          <w:rFonts w:ascii="Nirmala UI" w:hAnsi="Nirmala UI" w:cs="Nirmala UI"/>
+          <w:b/>
+          <w:bCs/>
+          <w:sz w:val="28"/>
+          <w:szCs w:val="28"/>
+          <w:lang w:bidi="or-IN"/>
+        </w:rPr>
+        <w:t xml:space="preserve">, </w:t>
+      </w:r>
+      <w:r>
+        <w:rPr>
+          <w:rFonts w:ascii="Nirmala UI" w:hAnsi="Nirmala UI" w:cs="Nirmala UI"/>
+          <w:b/>
+          <w:bCs/>
+          <w:sz w:val="28"/>
+          <w:szCs w:val="28"/>
+          <w:cs/>
+          <w:lang w:bidi="hi-IN"/>
+        </w:rPr>
+        <w:t>साँठ-गाँठ करना</w:t>
+      </w:r>
+      <w:r>
+        <w:rPr>
+          <w:rFonts w:ascii="Nirmala UI" w:hAnsi="Nirmala UI" w:cs="Nirmala UI"/>
+          <w:b/>
+          <w:bCs/>
+          <w:sz w:val="28"/>
+          <w:szCs w:val="28"/>
+          <w:lang w:bidi="or-IN"/>
+        </w:rPr>
+        <w:t xml:space="preserve">, </w:t>
+      </w:r>
+      <w:r>
+        <w:rPr>
+          <w:rFonts w:ascii="Nirmala UI" w:hAnsi="Nirmala UI" w:cs="Nirmala UI"/>
+          <w:b/>
+          <w:bCs/>
+          <w:sz w:val="28"/>
+          <w:szCs w:val="28"/>
+          <w:cs/>
+          <w:lang w:bidi="hi-IN"/>
+        </w:rPr>
+        <w:t>गुप्त रूप से मिलीभगत करना</w:t>
+      </w:r>
+      <w:r>
+        <w:rPr>
+          <w:rFonts w:ascii="Baskerville Old Face" w:hAnsi="Baskerville Old Face"/>
+          <w:sz w:val="24"/>
+          <w:szCs w:val="24"/>
+        </w:rPr>
+        <w:t xml:space="preserve">, </w:t>
+      </w:r>
+      <w:proofErr w:type="gramStart"/>
+      <w:r>
+        <w:rPr>
+          <w:rFonts w:ascii="Baskerville Old Face" w:hAnsi="Baskerville Old Face"/>
+          <w:sz w:val="24"/>
+          <w:szCs w:val="24"/>
+        </w:rPr>
+        <w:t>To</w:t>
+      </w:r>
+      <w:proofErr w:type="gramEnd"/>
+      <w:r>
+        <w:rPr>
+          <w:rFonts w:ascii="Baskerville Old Face" w:hAnsi="Baskerville Old Face"/>
+          <w:sz w:val="24"/>
+          <w:szCs w:val="24"/>
+        </w:rPr>
+        <w:t xml:space="preserve"> work together secretly for a dishonest or improper purpose.</w:t>
+      </w:r>
+    </w:p>
+    <w:p>
+      <w:pPr>
+        <w:rPr>
+          <w:rFonts w:ascii="Baskerville Old Face" w:hAnsi="Baskerville Old Face"/>
+          <w:sz w:val="24"/>
+          <w:szCs w:val="24"/>
+        </w:rPr>
+      </w:pPr>
+      <w:r>
+        <w:rPr>
+          <w:rFonts w:ascii="Palatino Linotype" w:hAnsi="Palatino Linotype" w:cs="Kalinga"/>
+          <w:b/>
+          <w:bCs/>
+          <w:sz w:val="32"/>
+          <w:szCs w:val="32"/>
+          <w:u w:val="single"/>
+          <w:lang w:bidi="or-IN"/>
+        </w:rPr>
+        <w:t>Usage</w:t>
+      </w:r>
+    </w:p>
+    <w:p>
+      <w:pPr>
+        <w:rPr>
+          <w:rFonts w:ascii="Baskerville Old Face" w:hAnsi="Baskerville Old Face"/>
+          <w:sz w:val="24"/>
+          <w:szCs w:val="24"/>
+        </w:rPr>
+      </w:pPr>
+      <w:r>
+        <w:rPr>
+          <w:rFonts w:ascii="Baskerville Old Face" w:hAnsi="Baskerville Old Face"/>
+          <w:sz w:val="24"/>
+          <w:szCs w:val="24"/>
+        </w:rPr>
+        <w:t xml:space="preserve">The two companies were accused of colluding </w:t>
+      </w:r>
+      <w:proofErr w:type="gramStart"/>
+      <w:r>
+        <w:rPr>
+          <w:rFonts w:ascii="Baskerville Old Face" w:hAnsi="Baskerville Old Face"/>
+          <w:sz w:val="24"/>
+          <w:szCs w:val="24"/>
+        </w:rPr>
+        <w:t>to keep</w:t>
+      </w:r>
+      <w:proofErr w:type="gramEnd"/>
+      <w:r>
+        <w:rPr>
+          <w:rFonts w:ascii="Baskerville Old Face" w:hAnsi="Baskerville Old Face"/>
+          <w:sz w:val="24"/>
+          <w:szCs w:val="24"/>
+        </w:rPr>
+        <w:t xml:space="preserve"> prices artificially high.</w:t>
+      </w:r>
+    </w:p>
+    <w:p>
+      <w:pPr>
+        <w:rPr>
+          <w:rFonts w:ascii="Baskerville Old Face" w:hAnsi="Baskerville Old Face"/>
+          <w:sz w:val="24"/>
+          <w:szCs w:val="24"/>
+        </w:rPr>
+      </w:pPr>
+      <w:r>
+        <w:rPr>
+          <w:rFonts w:ascii="Baskerville Old Face" w:hAnsi="Baskerville Old Face"/>
+          <w:sz w:val="24"/>
+          <w:szCs w:val="24"/>
+        </w:rPr>
+        <w:t>Several employees colluded to hide the mistake from senior management.</w:t>
+      </w:r>
+    </w:p>
+    <w:p>
+      <w:pPr>
+        <w:rPr>
+          <w:rFonts w:ascii="Baskerville Old Face" w:hAnsi="Baskerville Old Face"/>
+          <w:sz w:val="24"/>
+          <w:szCs w:val="24"/>
+        </w:rPr>
+      </w:pPr>
+      <w:r>
+        <w:rPr>
+          <w:rFonts w:ascii="Baskerville Old Face" w:hAnsi="Baskerville Old Face"/>
+          <w:sz w:val="24"/>
+          <w:szCs w:val="24"/>
+        </w:rPr>
+        <w:t>The suppliers allegedly colluded with each other during the bidding process.</w:t>
+      </w:r>
+    </w:p>
+    <w:p>
+      <w:pPr>
+        <w:rPr>
+          <w:rFonts w:ascii="Baskerville Old Face" w:hAnsi="Baskerville Old Face"/>
+          <w:sz w:val="24"/>
+          <w:szCs w:val="24"/>
+        </w:rPr>
+      </w:pPr>
+      <w:r>
+        <w:rPr>
+          <w:rFonts w:ascii="Baskerville Old Face" w:hAnsi="Baskerville Old Face"/>
+          <w:sz w:val="24"/>
+          <w:szCs w:val="24"/>
+        </w:rPr>
+        <w:t xml:space="preserve">The investigation found no evidence that the two teams had </w:t>
+      </w:r>
+      <w:proofErr w:type="gramStart"/>
+      <w:r>
+        <w:rPr>
+          <w:rFonts w:ascii="Baskerville Old Face" w:hAnsi="Baskerville Old Face"/>
+          <w:sz w:val="24"/>
+          <w:szCs w:val="24"/>
+        </w:rPr>
+        <w:t>colluded</w:t>
+      </w:r>
+      <w:proofErr w:type="gramEnd"/>
+      <w:r>
+        <w:rPr>
+          <w:rFonts w:ascii="Baskerville Old Face" w:hAnsi="Baskerville Old Face"/>
+          <w:sz w:val="24"/>
+          <w:szCs w:val="24"/>
+        </w:rPr>
+        <w:t>.</w:t>
+      </w:r>
+    </w:p>
+    <w:p>
+      <w:pPr>
+        <w:rPr>
+          <w:rFonts w:ascii="Baskerville Old Face" w:hAnsi="Baskerville Old Face"/>
+          <w:sz w:val="24"/>
+          <w:szCs w:val="24"/>
+        </w:rPr>
+      </w:pPr>
+      <w:r>
+        <w:rPr>
+          <w:rFonts w:ascii="Baskerville Old Face" w:hAnsi="Baskerville Old Face"/>
+          <w:sz w:val="24"/>
+          <w:szCs w:val="24"/>
+        </w:rPr>
+        <w:t>The officials were suspected of colluding with contractors to influence the outcome of the tender.</w:t>
+      </w:r>
+    </w:p>
+    <w:p>
+      <w:pPr>
+        <w:rPr>
+          <w:rFonts w:ascii="Baskerville Old Face" w:hAnsi="Baskerville Old Face"/>
+          <w:sz w:val="24"/>
+          <w:szCs w:val="24"/>
+        </w:rPr>
+      </w:pPr>
+      <w:r>
+        <w:rPr>
+          <w:rFonts w:ascii="Baskerville Old Face" w:hAnsi="Baskerville Old Face"/>
+          <w:sz w:val="24"/>
+          <w:szCs w:val="24"/>
+        </w:rPr>
+        <w:t>The attackers colluded with an insider to gain unauthorized access to the system.</w:t>
+      </w:r>
+    </w:p>
+    <w:p>
+      <w:pPr>
+        <w:rPr>
+          <w:rFonts w:ascii="Baskerville Old Face" w:hAnsi="Baskerville Old Face"/>
+          <w:sz w:val="24"/>
+          <w:szCs w:val="24"/>
+        </w:rPr>
+      </w:pPr>
+      <w:r>
+        <w:rPr>
+          <w:rFonts w:ascii="Baskerville Old Face" w:hAnsi="Baskerville Old Face"/>
+          <w:sz w:val="24"/>
+          <w:szCs w:val="24"/>
+        </w:rPr>
+        <w:t>The authorities investigated allegations of collusion between the two companies.</w:t>
+      </w:r>
+    </w:p>
+    <w:p>
+      <w:pPr>
+        <w:rPr>
+          <w:rFonts w:ascii="Baskerville Old Face" w:hAnsi="Baskerville Old Face"/>
+          <w:sz w:val="24"/>
+          <w:szCs w:val="24"/>
+        </w:rPr>
+      </w:pPr>
+      <w:r>
+        <w:rPr>
+          <w:rFonts w:ascii="Baskerville Old Face" w:hAnsi="Baskerville Old Face"/>
+          <w:sz w:val="24"/>
+          <w:szCs w:val="24"/>
+        </w:rPr>
+        <w:t>Collusive (adjective): involving secret or improper cooperation</w:t>
+      </w:r>
+    </w:p>
+    <w:p>
+      <w:pPr>
+        <w:rPr>
+          <w:rFonts w:ascii="Baskerville Old Face" w:hAnsi="Baskerville Old Face"/>
+          <w:sz w:val="24"/>
+          <w:szCs w:val="24"/>
+        </w:rPr>
+      </w:pPr>
+      <w:r>
+        <w:rPr>
+          <w:rFonts w:ascii="Baskerville Old Face" w:hAnsi="Baskerville Old Face"/>
+          <w:sz w:val="24"/>
+          <w:szCs w:val="24"/>
+        </w:rPr>
+        <w:t>Regulators discovered evidence of collusive behavior among the suppliers.</w:t>
+      </w:r>
+    </w:p>
+    <w:p>
+      <w:pPr>
+        <w:rPr>
+          <w:rFonts w:ascii="Baskerville Old Face" w:hAnsi="Baskerville Old Face"/>
+          <w:b/>
+          <w:bCs/>
+          <w:sz w:val="24"/>
+          <w:szCs w:val="24"/>
+        </w:rPr>
+      </w:pPr>
+      <w:r>
+        <w:rPr>
+          <w:rFonts w:ascii="Baskerville Old Face" w:hAnsi="Baskerville Old Face"/>
+          <w:b/>
+          <w:bCs/>
+          <w:sz w:val="24"/>
+          <w:szCs w:val="24"/>
+        </w:rPr>
+        <w:t>Easy way to remember:</w:t>
+      </w:r>
+    </w:p>
+    <w:p>
+      <w:pPr>
+        <w:rPr>
+          <w:rFonts w:ascii="Baskerville Old Face" w:hAnsi="Baskerville Old Face"/>
+          <w:sz w:val="24"/>
+          <w:szCs w:val="24"/>
+        </w:rPr>
+      </w:pPr>
+      <w:r>
+        <w:rPr>
+          <w:rFonts w:ascii="Baskerville Old Face" w:hAnsi="Baskerville Old Face"/>
+          <w:sz w:val="24"/>
+          <w:szCs w:val="24"/>
+        </w:rPr>
+        <w:t xml:space="preserve"> Collaborate = work together openly.</w:t>
+      </w:r>
+    </w:p>
+    <w:p>
+      <w:pPr>
+        <w:rPr>
+          <w:rFonts w:ascii="Baskerville Old Face" w:hAnsi="Baskerville Old Face"/>
+          <w:sz w:val="24"/>
+          <w:szCs w:val="24"/>
+        </w:rPr>
+      </w:pPr>
+      <w:r>
+        <w:rPr>
+          <w:rFonts w:ascii="Baskerville Old Face" w:hAnsi="Baskerville Old Face"/>
+          <w:sz w:val="24"/>
+          <w:szCs w:val="24"/>
+        </w:rPr>
+        <w:t xml:space="preserve"> Collude = work together secretly and dishonestly.</w:t>
       </w:r>
     </w:p>
     <w:p>
@@ -3828,7 +4239,7 @@
   <w:style w:type="paragraph" w:default="1" w:styleId="Normal">
     <w:name w:val="Normal"/>
     <w:qFormat/>
-    <w:rsid w:val="00BA0A63"/>
+    <w:rsid w:val="00A7170E"/>
   </w:style>
   <w:style w:type="character" w:default="1" w:styleId="DefaultParagraphFont">
     <w:name w:val="Default Paragraph Font"/>

--- a/Vocabulary-2/Words and Vocabulary-10-2026.docx
+++ b/Vocabulary-2/Words and Vocabulary-10-2026.docx
@@ -67,7 +67,13 @@
           <w:szCs w:val="30"/>
           <w:lang w:bidi="or-IN"/>
         </w:rPr>
-        <w:t>Brood</w:t>
+        <w:t>Tenet, Contention, Derivative, Apperception, Copacetic</w:t>
+      </w:r>
+      <w:r>
+        <w:rPr>
+          <w:rFonts w:ascii="Baskerville Old Face" w:hAnsi="Baskerville Old Face"/>
+        </w:rPr>
+        <w:t>,</w:t>
       </w:r>
       <w:r>
         <w:rPr>
@@ -78,7 +84,7 @@
           <w:szCs w:val="30"/>
           <w:lang w:bidi="or-IN"/>
         </w:rPr>
-        <w:t>,</w:t>
+        <w:t xml:space="preserve"> Collude</w:t>
       </w:r>
       <w:r>
         <w:rPr>
@@ -89,106 +95,8 @@
           <w:szCs w:val="30"/>
           <w:lang w:bidi="or-IN"/>
         </w:rPr>
-        <w:t xml:space="preserve"> Requite</w:t>
-      </w:r>
-      <w:r>
-        <w:rPr>
-          <w:rFonts w:ascii="Palatino Linotype" w:hAnsi="Palatino Linotype" w:cs="Kalinga"/>
-          <w:b/>
-          <w:bCs/>
-          <w:sz w:val="30"/>
-          <w:szCs w:val="30"/>
-          <w:lang w:bidi="or-IN"/>
-        </w:rPr>
         <w:t>,</w:t>
       </w:r>
-      <w:r>
-        <w:rPr>
-          <w:rFonts w:ascii="Palatino Linotype" w:hAnsi="Palatino Linotype" w:cs="Kalinga"/>
-          <w:b/>
-          <w:bCs/>
-          <w:sz w:val="30"/>
-          <w:szCs w:val="30"/>
-          <w:lang w:bidi="or-IN"/>
-        </w:rPr>
-        <w:t xml:space="preserve"> Telltale</w:t>
-      </w:r>
-      <w:r>
-        <w:rPr>
-          <w:rFonts w:ascii="Palatino Linotype" w:hAnsi="Palatino Linotype" w:cs="Kalinga"/>
-          <w:b/>
-          <w:bCs/>
-          <w:sz w:val="30"/>
-          <w:szCs w:val="30"/>
-          <w:lang w:bidi="or-IN"/>
-        </w:rPr>
-        <w:t>,</w:t>
-      </w:r>
-      <w:r>
-        <w:rPr>
-          <w:rFonts w:ascii="Palatino Linotype" w:hAnsi="Palatino Linotype" w:cs="Kalinga"/>
-          <w:b/>
-          <w:bCs/>
-          <w:sz w:val="30"/>
-          <w:szCs w:val="30"/>
-          <w:lang w:bidi="or-IN"/>
-        </w:rPr>
-        <w:t xml:space="preserve"> Impel</w:t>
-      </w:r>
-      <w:r>
-        <w:rPr>
-          <w:rFonts w:ascii="Palatino Linotype" w:hAnsi="Palatino Linotype" w:cs="Kalinga"/>
-          <w:b/>
-          <w:bCs/>
-          <w:sz w:val="30"/>
-          <w:szCs w:val="30"/>
-          <w:lang w:bidi="or-IN"/>
-        </w:rPr>
-        <w:t>,</w:t>
-      </w:r>
-      <w:r>
-        <w:rPr>
-          <w:rFonts w:ascii="Palatino Linotype" w:hAnsi="Palatino Linotype" w:cs="Kalinga"/>
-          <w:b/>
-          <w:bCs/>
-          <w:sz w:val="30"/>
-          <w:szCs w:val="30"/>
-          <w:lang w:bidi="or-IN"/>
-        </w:rPr>
-        <w:t xml:space="preserve"> Imbibe</w:t>
-      </w:r>
-      <w:r>
-        <w:rPr>
-          <w:rFonts w:ascii="Palatino Linotype" w:hAnsi="Palatino Linotype" w:cs="Kalinga"/>
-          <w:b/>
-          <w:bCs/>
-          <w:sz w:val="30"/>
-          <w:szCs w:val="30"/>
-          <w:lang w:bidi="or-IN"/>
-        </w:rPr>
-        <w:t>,</w:t>
-      </w:r>
-      <w:r>
-        <w:rPr>
-          <w:rFonts w:ascii="Palatino Linotype" w:hAnsi="Palatino Linotype" w:cs="Kalinga"/>
-          <w:b/>
-          <w:bCs/>
-          <w:sz w:val="30"/>
-          <w:szCs w:val="30"/>
-          <w:lang w:bidi="or-IN"/>
-        </w:rPr>
-        <w:t xml:space="preserve"> Macabre Rituals</w:t>
-      </w:r>
-    </w:p>
-    <w:p>
-      <w:pPr>
-        <w:rPr>
-          <w:rFonts w:ascii="Baskerville Old Face" w:hAnsi="Baskerville Old Face" w:cs="Mangal"/>
-          <w:sz w:val="24"/>
-          <w:szCs w:val="24"/>
-          <w:lang w:bidi="hi-IN"/>
-        </w:rPr>
-      </w:pPr>
       <w:r>
         <w:rPr>
           <w:rFonts w:ascii="Palatino Linotype" w:hAnsi="Palatino Linotype" w:cs="Kalinga"/>
@@ -199,6 +107,83 @@
           <w:u w:val="single"/>
           <w:lang w:bidi="or-IN"/>
         </w:rPr>
+        <w:t xml:space="preserve"> </w:t>
+      </w:r>
+      <w:r>
+        <w:rPr>
+          <w:rFonts w:ascii="Palatino Linotype" w:hAnsi="Palatino Linotype" w:cs="Kalinga"/>
+          <w:b/>
+          <w:bCs/>
+          <w:sz w:val="30"/>
+          <w:szCs w:val="30"/>
+          <w:lang w:bidi="or-IN"/>
+        </w:rPr>
+        <w:t>Idyllic</w:t>
+      </w:r>
+      <w:r>
+        <w:rPr>
+          <w:rFonts w:ascii="Palatino Linotype" w:hAnsi="Palatino Linotype" w:cs="Kalinga"/>
+          <w:b/>
+          <w:bCs/>
+          <w:sz w:val="30"/>
+          <w:szCs w:val="30"/>
+          <w:lang w:bidi="or-IN"/>
+        </w:rPr>
+        <w:t xml:space="preserve">, </w:t>
+      </w:r>
+      <w:r>
+        <w:rPr>
+          <w:rFonts w:ascii="Palatino Linotype" w:hAnsi="Palatino Linotype" w:cs="Kalinga"/>
+          <w:b/>
+          <w:bCs/>
+          <w:sz w:val="30"/>
+          <w:szCs w:val="30"/>
+          <w:lang w:bidi="or-IN"/>
+        </w:rPr>
+        <w:t>Fervent</w:t>
+      </w:r>
+      <w:r>
+        <w:rPr>
+          <w:rFonts w:ascii="Palatino Linotype" w:hAnsi="Palatino Linotype" w:cs="Kalinga"/>
+          <w:b/>
+          <w:bCs/>
+          <w:sz w:val="30"/>
+          <w:szCs w:val="30"/>
+          <w:lang w:bidi="or-IN"/>
+        </w:rPr>
+        <w:t xml:space="preserve">, </w:t>
+      </w:r>
+      <w:r>
+        <w:rPr>
+          <w:rFonts w:ascii="Palatino Linotype" w:hAnsi="Palatino Linotype" w:cs="Kalinga"/>
+          <w:b/>
+          <w:bCs/>
+          <w:sz w:val="30"/>
+          <w:szCs w:val="30"/>
+          <w:lang w:bidi="or-IN"/>
+        </w:rPr>
+        <w:t>Cavern</w:t>
+      </w:r>
+    </w:p>
+    <w:p>
+      <w:pPr>
+        <w:rPr>
+          <w:rFonts w:ascii="Baskerville Old Face" w:hAnsi="Baskerville Old Face" w:cs="Mangal"/>
+          <w:sz w:val="24"/>
+          <w:szCs w:val="24"/>
+          <w:lang w:bidi="hi-IN"/>
+        </w:rPr>
+      </w:pPr>
+      <w:r>
+        <w:rPr>
+          <w:rFonts w:ascii="Palatino Linotype" w:hAnsi="Palatino Linotype" w:cs="Kalinga"/>
+          <w:b/>
+          <w:bCs/>
+          <w:sz w:val="30"/>
+          <w:szCs w:val="30"/>
+          <w:u w:val="single"/>
+          <w:lang w:bidi="or-IN"/>
+        </w:rPr>
         <w:t>Tenet</w:t>
       </w:r>
       <w:r>
@@ -437,25 +422,7 @@
           <w:sz w:val="24"/>
           <w:szCs w:val="24"/>
         </w:rPr>
-        <w:t xml:space="preserve">Honesty is a tenet that guides </w:t>
-      </w:r>
-      <w:proofErr w:type="gramStart"/>
-      <w:r>
-        <w:rPr>
-          <w:rFonts w:ascii="Baskerville Old Face" w:hAnsi="Baskerville Old Face"/>
-          <w:sz w:val="24"/>
-          <w:szCs w:val="24"/>
-        </w:rPr>
-        <w:t>all of</w:t>
-      </w:r>
-      <w:proofErr w:type="gramEnd"/>
-      <w:r>
-        <w:rPr>
-          <w:rFonts w:ascii="Baskerville Old Face" w:hAnsi="Baskerville Old Face"/>
-          <w:sz w:val="24"/>
-          <w:szCs w:val="24"/>
-        </w:rPr>
-        <w:t xml:space="preserve"> her personal relationships.</w:t>
+        <w:t>Honesty is a tenet that guides all of her personal relationships.</w:t>
       </w:r>
     </w:p>
     <w:p>
@@ -921,25 +888,7 @@
           <w:sz w:val="24"/>
           <w:szCs w:val="24"/>
         </w:rPr>
-        <w:t xml:space="preserve">She and her manager share a </w:t>
-      </w:r>
-      <w:proofErr w:type="gramStart"/>
-      <w:r>
-        <w:rPr>
-          <w:rFonts w:ascii="Baskerville Old Face" w:hAnsi="Baskerville Old Face"/>
-          <w:sz w:val="24"/>
-          <w:szCs w:val="24"/>
-        </w:rPr>
-        <w:t>pretty contentious</w:t>
-      </w:r>
-      <w:proofErr w:type="gramEnd"/>
-      <w:r>
-        <w:rPr>
-          <w:rFonts w:ascii="Baskerville Old Face" w:hAnsi="Baskerville Old Face"/>
-          <w:sz w:val="24"/>
-          <w:szCs w:val="24"/>
-        </w:rPr>
-        <w:t xml:space="preserve"> relationship, which affects team morale.</w:t>
+        <w:t>She and her manager share a pretty contentious relationship, which affects team morale.</w:t>
       </w:r>
     </w:p>
     <w:p>
@@ -973,23 +922,6 @@
           <w:sz w:val="24"/>
           <w:szCs w:val="24"/>
         </w:rPr>
-        <w:t>Transparency often reduces contention during organizational change.</w:t>
-      </w:r>
-    </w:p>
-    <w:p>
-      <w:pPr>
-        <w:rPr>
-          <w:rFonts w:ascii="Baskerville Old Face" w:hAnsi="Baskerville Old Face"/>
-          <w:sz w:val="24"/>
-          <w:szCs w:val="24"/>
-        </w:rPr>
-      </w:pPr>
-      <w:r>
-        <w:rPr>
-          <w:rFonts w:ascii="Baskerville Old Face" w:hAnsi="Baskerville Old Face"/>
-          <w:sz w:val="24"/>
-          <w:szCs w:val="24"/>
-        </w:rPr>
         <w:t>Constructive contention can sometimes lead to better decisions and innovation.</w:t>
       </w:r>
     </w:p>
@@ -1007,25 +939,7 @@
           <w:sz w:val="24"/>
           <w:szCs w:val="24"/>
         </w:rPr>
-        <w:t xml:space="preserve">The two departments have a </w:t>
-      </w:r>
-      <w:proofErr w:type="gramStart"/>
-      <w:r>
-        <w:rPr>
-          <w:rFonts w:ascii="Baskerville Old Face" w:hAnsi="Baskerville Old Face"/>
-          <w:sz w:val="24"/>
-          <w:szCs w:val="24"/>
-        </w:rPr>
-        <w:t>pretty contentious</w:t>
-      </w:r>
-      <w:proofErr w:type="gramEnd"/>
-      <w:r>
-        <w:rPr>
-          <w:rFonts w:ascii="Baskerville Old Face" w:hAnsi="Baskerville Old Face"/>
-          <w:sz w:val="24"/>
-          <w:szCs w:val="24"/>
-        </w:rPr>
-        <w:t xml:space="preserve"> relationship, often clashing over budget decisions.</w:t>
+        <w:t>The two departments have a pretty contentious relationship, often clashing over budget decisions.</w:t>
       </w:r>
     </w:p>
     <w:p>
@@ -1151,25 +1065,7 @@
           <w:sz w:val="24"/>
           <w:szCs w:val="24"/>
         </w:rPr>
-        <w:t xml:space="preserve">written but highly </w:t>
-      </w:r>
-      <w:proofErr w:type="gramStart"/>
-      <w:r>
-        <w:rPr>
-          <w:rFonts w:ascii="Baskerville Old Face" w:hAnsi="Baskerville Old Face"/>
-          <w:sz w:val="24"/>
-          <w:szCs w:val="24"/>
-        </w:rPr>
-        <w:t>derivative</w:t>
-      </w:r>
-      <w:proofErr w:type="gramEnd"/>
-      <w:r>
-        <w:rPr>
-          <w:rFonts w:ascii="Baskerville Old Face" w:hAnsi="Baskerville Old Face"/>
-          <w:sz w:val="24"/>
-          <w:szCs w:val="24"/>
-        </w:rPr>
-        <w:t xml:space="preserve"> of classic detective stories.</w:t>
+        <w:t>written but highly derivative of classic detective stories.</w:t>
       </w:r>
     </w:p>
     <w:p>
@@ -1203,25 +1099,7 @@
           <w:sz w:val="24"/>
           <w:szCs w:val="24"/>
         </w:rPr>
-        <w:t xml:space="preserve">The app is functional, but its interface is </w:t>
-      </w:r>
-      <w:proofErr w:type="gramStart"/>
-      <w:r>
-        <w:rPr>
-          <w:rFonts w:ascii="Baskerville Old Face" w:hAnsi="Baskerville Old Face"/>
-          <w:sz w:val="24"/>
-          <w:szCs w:val="24"/>
-        </w:rPr>
-        <w:t>derivative</w:t>
-      </w:r>
-      <w:proofErr w:type="gramEnd"/>
-      <w:r>
-        <w:rPr>
-          <w:rFonts w:ascii="Baskerville Old Face" w:hAnsi="Baskerville Old Face"/>
-          <w:sz w:val="24"/>
-          <w:szCs w:val="24"/>
-        </w:rPr>
-        <w:t xml:space="preserve"> of several popular apps.</w:t>
+        <w:t>The app is functional, but its interface is derivative of several popular apps.</w:t>
       </w:r>
     </w:p>
     <w:p>
@@ -1347,7 +1225,25 @@
           <w:sz w:val="24"/>
           <w:szCs w:val="24"/>
         </w:rPr>
-        <w:t>meaning: interpreting new information using past knowledge),The mental process of interpreting new ideas by connecting them with existing knowledge; meaningful perception shaped by past experience.</w:t>
+        <w:t xml:space="preserve">meaning: </w:t>
+      </w:r>
+      <w:r>
+        <w:rPr>
+          <w:rFonts w:ascii="Baskerville Old Face" w:hAnsi="Baskerville Old Face"/>
+          <w:b/>
+          <w:bCs/>
+          <w:sz w:val="24"/>
+          <w:szCs w:val="24"/>
+        </w:rPr>
+        <w:t>interpreting new information using past knowledge</w:t>
+      </w:r>
+      <w:r>
+        <w:rPr>
+          <w:rFonts w:ascii="Baskerville Old Face" w:hAnsi="Baskerville Old Face"/>
+          <w:sz w:val="24"/>
+          <w:szCs w:val="24"/>
+        </w:rPr>
+        <w:t>),The mental process of interpreting new ideas by connecting them with existing knowledge; meaningful perception shaped by past experience.</w:t>
       </w:r>
     </w:p>
     <w:p>
@@ -1637,6 +1533,169 @@
       </w:pPr>
       <w:r>
         <w:rPr>
+          <w:rFonts w:ascii="Baskerville Old Face" w:hAnsi="Baskerville Old Face"/>
+          <w:sz w:val="24"/>
+          <w:szCs w:val="24"/>
+        </w:rPr>
+        <w:t>The following sentence can be written as.</w:t>
+      </w:r>
+    </w:p>
+    <w:p>
+      <w:pPr>
+        <w:rPr>
+          <w:rFonts w:ascii="Baskerville Old Face" w:hAnsi="Baskerville Old Face"/>
+          <w:b/>
+          <w:bCs/>
+          <w:i/>
+          <w:iCs/>
+          <w:sz w:val="24"/>
+          <w:szCs w:val="24"/>
+        </w:rPr>
+      </w:pPr>
+      <w:r>
+        <w:rPr>
+          <w:rFonts w:ascii="Baskerville Old Face" w:hAnsi="Baskerville Old Face"/>
+          <w:b/>
+          <w:bCs/>
+          <w:i/>
+          <w:iCs/>
+          <w:sz w:val="24"/>
+          <w:szCs w:val="24"/>
+        </w:rPr>
+        <w:t>"Since I had prior knowledge on Kubernetes, I was able to build and deploy 24 apps using kubernetes as per the standard."</w:t>
+      </w:r>
+    </w:p>
+    <w:p>
+      <w:pPr>
+        <w:rPr>
+          <w:rFonts w:ascii="Baskerville Old Face" w:hAnsi="Baskerville Old Face"/>
+          <w:sz w:val="24"/>
+          <w:szCs w:val="24"/>
+        </w:rPr>
+      </w:pPr>
+      <w:r>
+        <w:rPr>
+          <w:rFonts w:ascii="Baskerville Old Face" w:hAnsi="Baskerville Old Face"/>
+          <w:sz w:val="24"/>
+          <w:szCs w:val="24"/>
+        </w:rPr>
+        <w:t>Through my apperception of Kubernetes concepts, I was able to build and deploy 24 applications.</w:t>
+      </w:r>
+    </w:p>
+    <w:p>
+      <w:pPr>
+        <w:rPr>
+          <w:rFonts w:ascii="Baskerville Old Face" w:hAnsi="Baskerville Old Face"/>
+          <w:sz w:val="24"/>
+          <w:szCs w:val="24"/>
+        </w:rPr>
+      </w:pPr>
+      <w:r>
+        <w:rPr>
+          <w:rFonts w:ascii="Baskerville Old Face" w:hAnsi="Baskerville Old Face"/>
+          <w:sz w:val="24"/>
+          <w:szCs w:val="24"/>
+        </w:rPr>
+        <w:t>My apperception of Kubernetes enabled me to efficiently build and deploy 24 applications.</w:t>
+      </w:r>
+    </w:p>
+    <w:p>
+      <w:pPr>
+        <w:rPr>
+          <w:rFonts w:ascii="Baskerville Old Face" w:hAnsi="Baskerville Old Face"/>
+          <w:sz w:val="24"/>
+          <w:szCs w:val="24"/>
+        </w:rPr>
+      </w:pPr>
+      <w:r>
+        <w:rPr>
+          <w:rFonts w:ascii="Baskerville Old Face" w:hAnsi="Baskerville Old Face"/>
+          <w:sz w:val="24"/>
+          <w:szCs w:val="24"/>
+        </w:rPr>
+        <w:t>My apperception of Kubernetes accelerated the deployment process.</w:t>
+      </w:r>
+    </w:p>
+    <w:p>
+      <w:pPr>
+        <w:rPr>
+          <w:rFonts w:ascii="Baskerville Old Face" w:hAnsi="Baskerville Old Face"/>
+          <w:sz w:val="24"/>
+          <w:szCs w:val="24"/>
+        </w:rPr>
+      </w:pPr>
+      <w:r>
+        <w:rPr>
+          <w:rFonts w:ascii="Baskerville Old Face" w:hAnsi="Baskerville Old Face"/>
+          <w:sz w:val="24"/>
+          <w:szCs w:val="24"/>
+        </w:rPr>
+        <w:t>My apperceptive understanding of Kubernetes helped me navigate complex deployment workflows.</w:t>
+      </w:r>
+    </w:p>
+    <w:p>
+      <w:pPr>
+        <w:rPr>
+          <w:rFonts w:ascii="Baskerville Old Face" w:hAnsi="Baskerville Old Face"/>
+          <w:sz w:val="24"/>
+          <w:szCs w:val="24"/>
+        </w:rPr>
+      </w:pPr>
+      <w:r>
+        <w:rPr>
+          <w:rFonts w:ascii="Baskerville Old Face" w:hAnsi="Baskerville Old Face"/>
+          <w:sz w:val="24"/>
+          <w:szCs w:val="24"/>
+        </w:rPr>
+        <w:t>I approached the Kubernetes deployment apperceptively, integrating past experience into each step.</w:t>
+      </w:r>
+    </w:p>
+    <w:p>
+      <w:pPr>
+        <w:rPr>
+          <w:rFonts w:ascii="Baskerville Old Face" w:hAnsi="Baskerville Old Face"/>
+          <w:sz w:val="24"/>
+          <w:szCs w:val="24"/>
+        </w:rPr>
+      </w:pPr>
+    </w:p>
+    <w:p>
+      <w:pPr>
+        <w:rPr>
+          <w:rFonts w:ascii="Baskerville Old Face" w:hAnsi="Baskerville Old Face"/>
+          <w:sz w:val="24"/>
+          <w:szCs w:val="24"/>
+        </w:rPr>
+      </w:pPr>
+    </w:p>
+    <w:p>
+      <w:pPr>
+        <w:rPr>
+          <w:rFonts w:ascii="Baskerville Old Face" w:hAnsi="Baskerville Old Face"/>
+          <w:sz w:val="24"/>
+          <w:szCs w:val="24"/>
+        </w:rPr>
+      </w:pPr>
+    </w:p>
+    <w:p>
+      <w:pPr>
+        <w:rPr>
+          <w:rFonts w:ascii="Baskerville Old Face" w:hAnsi="Baskerville Old Face"/>
+          <w:sz w:val="24"/>
+          <w:szCs w:val="24"/>
+        </w:rPr>
+      </w:pPr>
+    </w:p>
+    <w:p>
+      <w:pPr>
+        <w:rPr>
+          <w:rFonts w:ascii="Baskerville Old Face" w:hAnsi="Baskerville Old Face"/>
+          <w:sz w:val="24"/>
+          <w:szCs w:val="24"/>
+        </w:rPr>
+      </w:pPr>
+      <w:r>
+        <w:rPr>
           <w:rFonts w:ascii="Palatino Linotype" w:hAnsi="Palatino Linotype" w:cs="Kalinga"/>
           <w:b/>
           <w:bCs/>
@@ -1645,6 +1704,7 @@
           <w:u w:val="single"/>
           <w:lang w:bidi="or-IN"/>
         </w:rPr>
+        <w:lastRenderedPageBreak/>
         <w:t>Copacetic</w:t>
       </w:r>
       <w:r>
@@ -1655,7 +1715,6 @@
         </w:rPr>
         <w:t xml:space="preserve">: </w:t>
       </w:r>
-      <w:proofErr w:type="spellStart"/>
       <w:r>
         <w:rPr>
           <w:rFonts w:ascii="Nirmala UI" w:hAnsi="Nirmala UI" w:cs="Nirmala UI"/>
@@ -1667,7 +1726,6 @@
         </w:rPr>
         <w:t>सब</w:t>
       </w:r>
-      <w:proofErr w:type="spellEnd"/>
       <w:r>
         <w:rPr>
           <w:rFonts w:ascii="Baskerville Old Face" w:hAnsi="Baskerville Old Face" w:cs="Kalinga"/>
@@ -1679,7 +1737,6 @@
         </w:rPr>
         <w:t xml:space="preserve"> </w:t>
       </w:r>
-      <w:proofErr w:type="spellStart"/>
       <w:r>
         <w:rPr>
           <w:rFonts w:ascii="Nirmala UI" w:hAnsi="Nirmala UI" w:cs="Nirmala UI"/>
@@ -1691,7 +1748,6 @@
         </w:rPr>
         <w:t>कुछ</w:t>
       </w:r>
-      <w:proofErr w:type="spellEnd"/>
       <w:r>
         <w:rPr>
           <w:rFonts w:ascii="Baskerville Old Face" w:hAnsi="Baskerville Old Face" w:cs="Kalinga"/>
@@ -1703,7 +1759,6 @@
         </w:rPr>
         <w:t xml:space="preserve"> </w:t>
       </w:r>
-      <w:proofErr w:type="spellStart"/>
       <w:r>
         <w:rPr>
           <w:rFonts w:ascii="Nirmala UI" w:hAnsi="Nirmala UI" w:cs="Nirmala UI"/>
@@ -1737,7 +1792,6 @@
         </w:rPr>
         <w:t>ठाक</w:t>
       </w:r>
-      <w:proofErr w:type="spellEnd"/>
       <w:r>
         <w:rPr>
           <w:rFonts w:ascii="Baskerville Old Face" w:hAnsi="Baskerville Old Face" w:cs="Kalinga"/>
@@ -1749,7 +1803,6 @@
         </w:rPr>
         <w:t xml:space="preserve"> </w:t>
       </w:r>
-      <w:proofErr w:type="spellStart"/>
       <w:r>
         <w:rPr>
           <w:rFonts w:ascii="Nirmala UI" w:hAnsi="Nirmala UI" w:cs="Nirmala UI"/>
@@ -1761,7 +1814,6 @@
         </w:rPr>
         <w:t>होना</w:t>
       </w:r>
-      <w:proofErr w:type="spellEnd"/>
       <w:r>
         <w:rPr>
           <w:rFonts w:ascii="Baskerville Old Face" w:hAnsi="Baskerville Old Face" w:cs="Kalinga"/>
@@ -1773,7 +1825,6 @@
         </w:rPr>
         <w:t xml:space="preserve">, </w:t>
       </w:r>
-      <w:proofErr w:type="spellStart"/>
       <w:r>
         <w:rPr>
           <w:rFonts w:ascii="Nirmala UI" w:hAnsi="Nirmala UI" w:cs="Nirmala UI"/>
@@ -1785,7 +1836,6 @@
         </w:rPr>
         <w:t>सब</w:t>
       </w:r>
-      <w:proofErr w:type="spellEnd"/>
       <w:r>
         <w:rPr>
           <w:rFonts w:ascii="Baskerville Old Face" w:hAnsi="Baskerville Old Face" w:cs="Kalinga"/>
@@ -1797,7 +1847,6 @@
         </w:rPr>
         <w:t xml:space="preserve"> </w:t>
       </w:r>
-      <w:proofErr w:type="spellStart"/>
       <w:r>
         <w:rPr>
           <w:rFonts w:ascii="Nirmala UI" w:hAnsi="Nirmala UI" w:cs="Nirmala UI"/>
@@ -1809,7 +1858,6 @@
         </w:rPr>
         <w:t>बढ़िया</w:t>
       </w:r>
-      <w:proofErr w:type="spellEnd"/>
       <w:r>
         <w:rPr>
           <w:rFonts w:ascii="Baskerville Old Face" w:hAnsi="Baskerville Old Face" w:cs="Kalinga"/>
@@ -1821,7 +1869,6 @@
         </w:rPr>
         <w:t xml:space="preserve"> </w:t>
       </w:r>
-      <w:proofErr w:type="spellStart"/>
       <w:r>
         <w:rPr>
           <w:rFonts w:ascii="Nirmala UI" w:hAnsi="Nirmala UI" w:cs="Nirmala UI"/>
@@ -1833,7 +1880,6 @@
         </w:rPr>
         <w:t>है</w:t>
       </w:r>
-      <w:proofErr w:type="spellEnd"/>
       <w:r>
         <w:rPr>
           <w:rFonts w:ascii="Baskerville Old Face" w:hAnsi="Baskerville Old Face" w:cs="Kalinga"/>
@@ -1845,7 +1891,6 @@
         </w:rPr>
         <w:t xml:space="preserve">, </w:t>
       </w:r>
-      <w:proofErr w:type="spellStart"/>
       <w:r>
         <w:rPr>
           <w:rFonts w:ascii="Nirmala UI" w:hAnsi="Nirmala UI" w:cs="Nirmala UI"/>
@@ -1857,7 +1902,6 @@
         </w:rPr>
         <w:t>सब</w:t>
       </w:r>
-      <w:proofErr w:type="spellEnd"/>
       <w:r>
         <w:rPr>
           <w:rFonts w:ascii="Baskerville Old Face" w:hAnsi="Baskerville Old Face" w:cs="Kalinga"/>
@@ -1869,7 +1913,6 @@
         </w:rPr>
         <w:t xml:space="preserve"> </w:t>
       </w:r>
-      <w:proofErr w:type="spellStart"/>
       <w:r>
         <w:rPr>
           <w:rFonts w:ascii="Nirmala UI" w:hAnsi="Nirmala UI" w:cs="Nirmala UI"/>
@@ -1881,7 +1924,6 @@
         </w:rPr>
         <w:t>ठीक</w:t>
       </w:r>
-      <w:proofErr w:type="spellEnd"/>
       <w:r>
         <w:rPr>
           <w:rFonts w:ascii="Baskerville Old Face" w:hAnsi="Baskerville Old Face" w:cs="Kalinga"/>
@@ -1893,7 +1935,6 @@
         </w:rPr>
         <w:t xml:space="preserve"> </w:t>
       </w:r>
-      <w:proofErr w:type="spellStart"/>
       <w:r>
         <w:rPr>
           <w:rFonts w:ascii="Nirmala UI" w:hAnsi="Nirmala UI" w:cs="Nirmala UI"/>
@@ -1905,7 +1946,6 @@
         </w:rPr>
         <w:t>है</w:t>
       </w:r>
-      <w:proofErr w:type="spellEnd"/>
       <w:r>
         <w:rPr>
           <w:rFonts w:ascii="Baskerville Old Face" w:hAnsi="Baskerville Old Face" w:cs="Kalinga"/>
@@ -1917,7 +1957,6 @@
         </w:rPr>
         <w:t xml:space="preserve">, </w:t>
       </w:r>
-      <w:proofErr w:type="spellStart"/>
       <w:r>
         <w:rPr>
           <w:rFonts w:ascii="Kalinga" w:hAnsi="Kalinga" w:cs="Kalinga"/>
@@ -1929,7 +1968,6 @@
         </w:rPr>
         <w:t>ସବୁ</w:t>
       </w:r>
-      <w:proofErr w:type="spellEnd"/>
       <w:r>
         <w:rPr>
           <w:rFonts w:ascii="Baskerville Old Face" w:hAnsi="Baskerville Old Face" w:cs="Kalinga"/>
@@ -1941,7 +1979,6 @@
         </w:rPr>
         <w:t xml:space="preserve"> </w:t>
       </w:r>
-      <w:proofErr w:type="spellStart"/>
       <w:r>
         <w:rPr>
           <w:rFonts w:ascii="Kalinga" w:hAnsi="Kalinga" w:cs="Kalinga"/>
@@ -1953,7 +1990,6 @@
         </w:rPr>
         <w:t>ଠିକ୍</w:t>
       </w:r>
-      <w:proofErr w:type="spellEnd"/>
       <w:r>
         <w:rPr>
           <w:rFonts w:ascii="Baskerville Old Face" w:hAnsi="Baskerville Old Face" w:cs="Kalinga"/>
@@ -1965,7 +2001,6 @@
         </w:rPr>
         <w:t xml:space="preserve"> </w:t>
       </w:r>
-      <w:proofErr w:type="spellStart"/>
       <w:r>
         <w:rPr>
           <w:rFonts w:ascii="Kalinga" w:hAnsi="Kalinga" w:cs="Kalinga"/>
@@ -1977,7 +2012,6 @@
         </w:rPr>
         <w:t>ଅଛି</w:t>
       </w:r>
-      <w:proofErr w:type="spellEnd"/>
       <w:r>
         <w:rPr>
           <w:rFonts w:ascii="Baskerville Old Face" w:hAnsi="Baskerville Old Face" w:cs="Kalinga"/>
@@ -1989,7 +2023,6 @@
         </w:rPr>
         <w:t xml:space="preserve">, </w:t>
       </w:r>
-      <w:proofErr w:type="spellStart"/>
       <w:r>
         <w:rPr>
           <w:rFonts w:ascii="Kalinga" w:hAnsi="Kalinga" w:cs="Kalinga"/>
@@ -2001,7 +2034,6 @@
         </w:rPr>
         <w:t>ସବୁ</w:t>
       </w:r>
-      <w:proofErr w:type="spellEnd"/>
       <w:r>
         <w:rPr>
           <w:rFonts w:ascii="Baskerville Old Face" w:hAnsi="Baskerville Old Face" w:cs="Kalinga"/>
@@ -2013,7 +2045,6 @@
         </w:rPr>
         <w:t xml:space="preserve"> </w:t>
       </w:r>
-      <w:proofErr w:type="spellStart"/>
       <w:r>
         <w:rPr>
           <w:rFonts w:ascii="Kalinga" w:hAnsi="Kalinga" w:cs="Kalinga"/>
@@ -2025,7 +2056,6 @@
         </w:rPr>
         <w:t>ଭଲ</w:t>
       </w:r>
-      <w:proofErr w:type="spellEnd"/>
       <w:r>
         <w:rPr>
           <w:rFonts w:ascii="Baskerville Old Face" w:hAnsi="Baskerville Old Face" w:cs="Kalinga"/>
@@ -2037,7 +2067,6 @@
         </w:rPr>
         <w:t xml:space="preserve"> </w:t>
       </w:r>
-      <w:proofErr w:type="spellStart"/>
       <w:r>
         <w:rPr>
           <w:rFonts w:ascii="Kalinga" w:hAnsi="Kalinga" w:cs="Kalinga"/>
@@ -2049,7 +2078,6 @@
         </w:rPr>
         <w:t>ଅଛି</w:t>
       </w:r>
-      <w:proofErr w:type="spellEnd"/>
       <w:r>
         <w:rPr>
           <w:rFonts w:ascii="Baskerville Old Face" w:hAnsi="Baskerville Old Face" w:cs="Kalinga"/>
@@ -2061,7 +2089,6 @@
         </w:rPr>
         <w:t xml:space="preserve">, </w:t>
       </w:r>
-      <w:proofErr w:type="spellStart"/>
       <w:r>
         <w:rPr>
           <w:rFonts w:ascii="Kalinga" w:hAnsi="Kalinga" w:cs="Kalinga"/>
@@ -2073,7 +2100,6 @@
         </w:rPr>
         <w:t>କୌଣସି</w:t>
       </w:r>
-      <w:proofErr w:type="spellEnd"/>
       <w:r>
         <w:rPr>
           <w:rFonts w:ascii="Baskerville Old Face" w:hAnsi="Baskerville Old Face" w:cs="Kalinga"/>
@@ -2085,7 +2111,6 @@
         </w:rPr>
         <w:t xml:space="preserve"> </w:t>
       </w:r>
-      <w:proofErr w:type="spellStart"/>
       <w:r>
         <w:rPr>
           <w:rFonts w:ascii="Kalinga" w:hAnsi="Kalinga" w:cs="Kalinga"/>
@@ -2097,7 +2122,6 @@
         </w:rPr>
         <w:t>ଅସୁବିଧା</w:t>
       </w:r>
-      <w:proofErr w:type="spellEnd"/>
       <w:r>
         <w:rPr>
           <w:rFonts w:ascii="Baskerville Old Face" w:hAnsi="Baskerville Old Face" w:cs="Kalinga"/>
@@ -2109,7 +2133,6 @@
         </w:rPr>
         <w:t xml:space="preserve"> </w:t>
       </w:r>
-      <w:proofErr w:type="spellStart"/>
       <w:r>
         <w:rPr>
           <w:rFonts w:ascii="Kalinga" w:hAnsi="Kalinga" w:cs="Kalinga"/>
@@ -2121,7 +2144,6 @@
         </w:rPr>
         <w:t>ନାହିଁ</w:t>
       </w:r>
-      <w:proofErr w:type="spellEnd"/>
       <w:r>
         <w:rPr>
           <w:rFonts w:ascii="Baskerville Old Face" w:hAnsi="Baskerville Old Face"/>
@@ -2318,42 +2340,6 @@
           <w:sz w:val="24"/>
           <w:szCs w:val="24"/>
         </w:rPr>
-        <w:t>"Are we still meeting at 3 PM?</w:t>
-      </w:r>
-      <w:proofErr w:type="gramStart"/>
-      <w:r>
-        <w:rPr>
-          <w:rFonts w:ascii="Baskerville Old Face" w:hAnsi="Baskerville Old Face"/>
-          <w:sz w:val="24"/>
-          <w:szCs w:val="24"/>
-        </w:rPr>
-        <w:t>",  "</w:t>
-      </w:r>
-      <w:proofErr w:type="gramEnd"/>
-      <w:r>
-        <w:rPr>
-          <w:rFonts w:ascii="Baskerville Old Face" w:hAnsi="Baskerville Old Face"/>
-          <w:sz w:val="24"/>
-          <w:szCs w:val="24"/>
-        </w:rPr>
-        <w:t>Yes, everything is copacetic."</w:t>
-      </w:r>
-    </w:p>
-    <w:p>
-      <w:pPr>
-        <w:rPr>
-          <w:rFonts w:ascii="Baskerville Old Face" w:hAnsi="Baskerville Old Face"/>
-          <w:sz w:val="24"/>
-          <w:szCs w:val="24"/>
-        </w:rPr>
-      </w:pPr>
-      <w:r>
-        <w:rPr>
-          <w:rFonts w:ascii="Baskerville Old Face" w:hAnsi="Baskerville Old Face"/>
-          <w:sz w:val="24"/>
-          <w:szCs w:val="24"/>
-        </w:rPr>
-        <w:lastRenderedPageBreak/>
         <w:t>Once the misunderstanding was cleared up, the relationship between the teams became copacetic again.</w:t>
       </w:r>
     </w:p>
@@ -2422,34 +2408,16 @@
           <w:sz w:val="24"/>
           <w:szCs w:val="24"/>
         </w:rPr>
-        <w:t>We arrived early, found our seats, and everything was copacetic before the show started.</w:t>
-      </w:r>
-    </w:p>
-    <w:p>
-      <w:pPr>
-        <w:rPr>
-          <w:rFonts w:ascii="Baskerville Old Face" w:hAnsi="Baskerville Old Face"/>
-          <w:sz w:val="24"/>
-          <w:szCs w:val="24"/>
-        </w:rPr>
-      </w:pPr>
-      <w:r>
-        <w:rPr>
-          <w:rFonts w:ascii="Baskerville Old Face" w:hAnsi="Baskerville Old Face"/>
-          <w:sz w:val="24"/>
-          <w:szCs w:val="24"/>
-        </w:rPr>
         <w:t>"How are things going?"  "Pretty copacetic, thanks for asking."</w:t>
       </w:r>
-    </w:p>
-    <w:p>
-      <w:pPr>
-        <w:rPr>
-          <w:rFonts w:ascii="Baskerville Old Face" w:hAnsi="Baskerville Old Face"/>
-          <w:sz w:val="24"/>
-          <w:szCs w:val="24"/>
-        </w:rPr>
-      </w:pPr>
+      <w:r>
+        <w:rPr>
+          <w:rFonts w:ascii="Baskerville Old Face" w:hAnsi="Baskerville Old Face"/>
+          <w:sz w:val="24"/>
+          <w:szCs w:val="24"/>
+        </w:rPr>
+        <w:t xml:space="preserve"> </w:t>
+      </w:r>
       <w:r>
         <w:rPr>
           <w:rFonts w:ascii="Baskerville Old Face" w:hAnsi="Baskerville Old Face"/>
@@ -2467,23 +2435,13 @@
           <w:szCs w:val="24"/>
         </w:rPr>
       </w:pPr>
-      <w:proofErr w:type="gramStart"/>
-      <w:r>
-        <w:rPr>
-          <w:rFonts w:ascii="Baskerville Old Face" w:hAnsi="Baskerville Old Face"/>
-          <w:sz w:val="24"/>
-          <w:szCs w:val="24"/>
-        </w:rPr>
-        <w:t>As long as</w:t>
-      </w:r>
-      <w:proofErr w:type="gramEnd"/>
-      <w:r>
-        <w:rPr>
-          <w:rFonts w:ascii="Baskerville Old Face" w:hAnsi="Baskerville Old Face"/>
-          <w:sz w:val="24"/>
-          <w:szCs w:val="24"/>
-        </w:rPr>
-        <w:t xml:space="preserve"> everyone is copacetic with the plan, let's move forward.</w:t>
+      <w:r>
+        <w:rPr>
+          <w:rFonts w:ascii="Baskerville Old Face" w:hAnsi="Baskerville Old Face"/>
+          <w:sz w:val="24"/>
+          <w:szCs w:val="24"/>
+        </w:rPr>
+        <w:t>As long as everyone is copacetic with the plan, let's move forward.</w:t>
       </w:r>
     </w:p>
     <w:p>
@@ -2611,9 +2569,8 @@
           <w:cs/>
           <w:lang w:bidi="or-IN"/>
         </w:rPr>
-        <w:t xml:space="preserve">ଗୁପ୍ତ ଭାବରେ ମିଳିମିଶି </w:t>
-      </w:r>
-      <w:proofErr w:type="spellStart"/>
+        <w:t>ଗୁପ୍ତ ଭାବରେ ମିଳିମିଶି ଷଡ଼ଯନ୍ତ୍ର କରିବା</w:t>
+      </w:r>
       <w:r>
         <w:rPr>
           <w:rFonts w:ascii="Nirmala UI" w:hAnsi="Nirmala UI" w:cs="Nirmala UI"/>
@@ -2621,72 +2578,21 @@
           <w:bCs/>
           <w:sz w:val="28"/>
           <w:szCs w:val="28"/>
+          <w:lang w:bidi="or-IN"/>
+        </w:rPr>
+        <w:t xml:space="preserve">, </w:t>
+      </w:r>
+      <w:r>
+        <w:rPr>
+          <w:rFonts w:ascii="Nirmala UI" w:hAnsi="Nirmala UI" w:cs="Nirmala UI"/>
+          <w:b/>
+          <w:bCs/>
+          <w:sz w:val="28"/>
+          <w:szCs w:val="28"/>
           <w:cs/>
           <w:lang w:bidi="or-IN"/>
         </w:rPr>
-        <w:t>ଷଡ଼ଯନ୍ତ୍ର</w:t>
-      </w:r>
-      <w:proofErr w:type="spellEnd"/>
-      <w:r>
-        <w:rPr>
-          <w:rFonts w:ascii="Nirmala UI" w:hAnsi="Nirmala UI" w:cs="Nirmala UI"/>
-          <w:b/>
-          <w:bCs/>
-          <w:sz w:val="28"/>
-          <w:szCs w:val="28"/>
-          <w:cs/>
-          <w:lang w:bidi="or-IN"/>
-        </w:rPr>
-        <w:t xml:space="preserve"> କରିବା</w:t>
-      </w:r>
-      <w:r>
-        <w:rPr>
-          <w:rFonts w:ascii="Nirmala UI" w:hAnsi="Nirmala UI" w:cs="Nirmala UI"/>
-          <w:b/>
-          <w:bCs/>
-          <w:sz w:val="28"/>
-          <w:szCs w:val="28"/>
-          <w:lang w:bidi="or-IN"/>
-        </w:rPr>
-        <w:t xml:space="preserve">, </w:t>
-      </w:r>
-      <w:r>
-        <w:rPr>
-          <w:rFonts w:ascii="Nirmala UI" w:hAnsi="Nirmala UI" w:cs="Nirmala UI"/>
-          <w:b/>
-          <w:bCs/>
-          <w:sz w:val="28"/>
-          <w:szCs w:val="28"/>
-          <w:cs/>
-          <w:lang w:bidi="or-IN"/>
-        </w:rPr>
-        <w:t xml:space="preserve">ଗୁପ୍ତ </w:t>
-      </w:r>
-      <w:proofErr w:type="spellStart"/>
-      <w:r>
-        <w:rPr>
-          <w:rFonts w:ascii="Nirmala UI" w:hAnsi="Nirmala UI" w:cs="Nirmala UI"/>
-          <w:b/>
-          <w:bCs/>
-          <w:sz w:val="28"/>
-          <w:szCs w:val="28"/>
-          <w:cs/>
-          <w:lang w:bidi="or-IN"/>
-        </w:rPr>
-        <w:t>ସାଠଗାଠ</w:t>
-      </w:r>
-      <w:proofErr w:type="spellEnd"/>
-      <w:r>
-        <w:rPr>
-          <w:rFonts w:ascii="Nirmala UI" w:hAnsi="Nirmala UI" w:cs="Nirmala UI"/>
-          <w:b/>
-          <w:bCs/>
-          <w:sz w:val="28"/>
-          <w:szCs w:val="28"/>
-          <w:cs/>
-          <w:lang w:bidi="or-IN"/>
-        </w:rPr>
-        <w:t xml:space="preserve"> କରିବା</w:t>
+        <w:t>ଗୁପ୍ତ ସାଠଗାଠ କରିବା</w:t>
       </w:r>
       <w:r>
         <w:rPr>
@@ -2740,25 +2646,7 @@
           <w:sz w:val="24"/>
           <w:szCs w:val="24"/>
         </w:rPr>
-        <w:t xml:space="preserve">, </w:t>
-      </w:r>
-      <w:proofErr w:type="gramStart"/>
-      <w:r>
-        <w:rPr>
-          <w:rFonts w:ascii="Baskerville Old Face" w:hAnsi="Baskerville Old Face"/>
-          <w:sz w:val="24"/>
-          <w:szCs w:val="24"/>
-        </w:rPr>
-        <w:t>To</w:t>
-      </w:r>
-      <w:proofErr w:type="gramEnd"/>
-      <w:r>
-        <w:rPr>
-          <w:rFonts w:ascii="Baskerville Old Face" w:hAnsi="Baskerville Old Face"/>
-          <w:sz w:val="24"/>
-          <w:szCs w:val="24"/>
-        </w:rPr>
-        <w:t xml:space="preserve"> work together secretly for a dishonest or improper purpose.</w:t>
+        <w:t>, To work together secretly for a dishonest or improper purpose.</w:t>
       </w:r>
     </w:p>
     <w:p>
@@ -2796,25 +2684,7 @@
           <w:sz w:val="24"/>
           <w:szCs w:val="24"/>
         </w:rPr>
-        <w:t xml:space="preserve">The two companies were accused of colluding </w:t>
-      </w:r>
-      <w:proofErr w:type="gramStart"/>
-      <w:r>
-        <w:rPr>
-          <w:rFonts w:ascii="Baskerville Old Face" w:hAnsi="Baskerville Old Face"/>
-          <w:sz w:val="24"/>
-          <w:szCs w:val="24"/>
-        </w:rPr>
-        <w:t>to keep</w:t>
-      </w:r>
-      <w:proofErr w:type="gramEnd"/>
-      <w:r>
-        <w:rPr>
-          <w:rFonts w:ascii="Baskerville Old Face" w:hAnsi="Baskerville Old Face"/>
-          <w:sz w:val="24"/>
-          <w:szCs w:val="24"/>
-        </w:rPr>
-        <w:t xml:space="preserve"> prices artificially high.</w:t>
+        <w:t>The two companies were accused of colluding to keep prices artificially high.</w:t>
       </w:r>
     </w:p>
     <w:p>
@@ -2848,42 +2718,7 @@
           <w:sz w:val="24"/>
           <w:szCs w:val="24"/>
         </w:rPr>
-        <w:t>The suppliers allegedly colluded with each other during the bidding process.</w:t>
-      </w:r>
-    </w:p>
-    <w:p>
-      <w:pPr>
-        <w:rPr>
-          <w:rFonts w:ascii="Baskerville Old Face" w:hAnsi="Baskerville Old Face"/>
-          <w:sz w:val="24"/>
-          <w:szCs w:val="24"/>
-        </w:rPr>
-      </w:pPr>
-      <w:r>
-        <w:rPr>
-          <w:rFonts w:ascii="Baskerville Old Face" w:hAnsi="Baskerville Old Face"/>
-          <w:sz w:val="24"/>
-          <w:szCs w:val="24"/>
-        </w:rPr>
-        <w:t xml:space="preserve">The investigation found no evidence that the two teams had </w:t>
-      </w:r>
-      <w:proofErr w:type="gramStart"/>
-      <w:r>
-        <w:rPr>
-          <w:rFonts w:ascii="Baskerville Old Face" w:hAnsi="Baskerville Old Face"/>
-          <w:sz w:val="24"/>
-          <w:szCs w:val="24"/>
-        </w:rPr>
-        <w:t>colluded</w:t>
-      </w:r>
-      <w:proofErr w:type="gramEnd"/>
-      <w:r>
-        <w:rPr>
-          <w:rFonts w:ascii="Baskerville Old Face" w:hAnsi="Baskerville Old Face"/>
-          <w:sz w:val="24"/>
-          <w:szCs w:val="24"/>
-        </w:rPr>
-        <w:t>.</w:t>
+        <w:t>The investigation found no evidence that the two teams had colluded.</w:t>
       </w:r>
     </w:p>
     <w:p>
@@ -2951,23 +2786,6 @@
           <w:sz w:val="24"/>
           <w:szCs w:val="24"/>
         </w:rPr>
-        <w:t>Collusive (adjective): involving secret or improper cooperation</w:t>
-      </w:r>
-    </w:p>
-    <w:p>
-      <w:pPr>
-        <w:rPr>
-          <w:rFonts w:ascii="Baskerville Old Face" w:hAnsi="Baskerville Old Face"/>
-          <w:sz w:val="24"/>
-          <w:szCs w:val="24"/>
-        </w:rPr>
-      </w:pPr>
-      <w:r>
-        <w:rPr>
-          <w:rFonts w:ascii="Baskerville Old Face" w:hAnsi="Baskerville Old Face"/>
-          <w:sz w:val="24"/>
-          <w:szCs w:val="24"/>
-        </w:rPr>
         <w:t>Regulators discovered evidence of collusive behavior among the suppliers.</w:t>
       </w:r>
     </w:p>
@@ -3043,204 +2861,799 @@
           <w:szCs w:val="24"/>
         </w:rPr>
       </w:pPr>
-    </w:p>
-    <w:p>
-      <w:pPr>
-        <w:rPr>
-          <w:rFonts w:ascii="Baskerville Old Face" w:hAnsi="Baskerville Old Face"/>
-          <w:sz w:val="24"/>
-          <w:szCs w:val="24"/>
-        </w:rPr>
-      </w:pPr>
-    </w:p>
-    <w:p>
-      <w:pPr>
-        <w:rPr>
-          <w:rFonts w:ascii="Baskerville Old Face" w:hAnsi="Baskerville Old Face"/>
-          <w:sz w:val="24"/>
-          <w:szCs w:val="24"/>
-        </w:rPr>
-      </w:pPr>
-    </w:p>
-    <w:p>
-      <w:pPr>
-        <w:rPr>
-          <w:rFonts w:ascii="Baskerville Old Face" w:hAnsi="Baskerville Old Face"/>
-          <w:sz w:val="24"/>
-          <w:szCs w:val="24"/>
-        </w:rPr>
-      </w:pPr>
-    </w:p>
-    <w:p>
-      <w:pPr>
-        <w:rPr>
-          <w:rFonts w:ascii="Baskerville Old Face" w:hAnsi="Baskerville Old Face"/>
-          <w:sz w:val="24"/>
-          <w:szCs w:val="24"/>
-        </w:rPr>
-      </w:pPr>
-    </w:p>
-    <w:p>
-      <w:pPr>
-        <w:rPr>
-          <w:rFonts w:ascii="Baskerville Old Face" w:hAnsi="Baskerville Old Face"/>
-          <w:sz w:val="24"/>
-          <w:szCs w:val="24"/>
-        </w:rPr>
-      </w:pPr>
-    </w:p>
-    <w:p>
-      <w:pPr>
-        <w:rPr>
-          <w:rFonts w:ascii="Baskerville Old Face" w:hAnsi="Baskerville Old Face"/>
-          <w:sz w:val="24"/>
-          <w:szCs w:val="24"/>
-        </w:rPr>
-      </w:pPr>
-    </w:p>
-    <w:p>
-      <w:pPr>
-        <w:rPr>
-          <w:rFonts w:ascii="Baskerville Old Face" w:hAnsi="Baskerville Old Face"/>
-          <w:sz w:val="24"/>
-          <w:szCs w:val="24"/>
-        </w:rPr>
-      </w:pPr>
-    </w:p>
-    <w:p>
-      <w:pPr>
-        <w:rPr>
-          <w:rFonts w:ascii="Baskerville Old Face" w:hAnsi="Baskerville Old Face"/>
-          <w:sz w:val="24"/>
-          <w:szCs w:val="24"/>
-        </w:rPr>
-      </w:pPr>
-    </w:p>
-    <w:p>
-      <w:pPr>
-        <w:rPr>
-          <w:rFonts w:ascii="Baskerville Old Face" w:hAnsi="Baskerville Old Face"/>
-          <w:sz w:val="24"/>
-          <w:szCs w:val="24"/>
-        </w:rPr>
-      </w:pPr>
-    </w:p>
-    <w:p>
-      <w:pPr>
-        <w:rPr>
-          <w:rFonts w:ascii="Baskerville Old Face" w:hAnsi="Baskerville Old Face"/>
-          <w:sz w:val="24"/>
-          <w:szCs w:val="24"/>
-        </w:rPr>
-      </w:pPr>
-    </w:p>
-    <w:p>
-      <w:pPr>
-        <w:rPr>
-          <w:rFonts w:ascii="Baskerville Old Face" w:hAnsi="Baskerville Old Face"/>
-          <w:sz w:val="24"/>
-          <w:szCs w:val="24"/>
-        </w:rPr>
-      </w:pPr>
-    </w:p>
-    <w:p>
-      <w:pPr>
-        <w:rPr>
-          <w:rFonts w:ascii="Baskerville Old Face" w:hAnsi="Baskerville Old Face"/>
-          <w:sz w:val="24"/>
-          <w:szCs w:val="24"/>
-        </w:rPr>
-      </w:pPr>
-    </w:p>
-    <w:p>
-      <w:pPr>
-        <w:rPr>
-          <w:rFonts w:ascii="Baskerville Old Face" w:hAnsi="Baskerville Old Face"/>
-          <w:sz w:val="24"/>
-          <w:szCs w:val="24"/>
-        </w:rPr>
-      </w:pPr>
-    </w:p>
-    <w:p>
-      <w:pPr>
-        <w:rPr>
-          <w:rFonts w:ascii="Baskerville Old Face" w:hAnsi="Baskerville Old Face"/>
-          <w:sz w:val="24"/>
-          <w:szCs w:val="24"/>
-        </w:rPr>
-      </w:pPr>
-    </w:p>
-    <w:p>
-      <w:pPr>
-        <w:rPr>
-          <w:rFonts w:ascii="Baskerville Old Face" w:hAnsi="Baskerville Old Face"/>
-          <w:sz w:val="24"/>
-          <w:szCs w:val="24"/>
-        </w:rPr>
-      </w:pPr>
-    </w:p>
-    <w:p>
-      <w:pPr>
-        <w:rPr>
-          <w:rFonts w:ascii="Baskerville Old Face" w:hAnsi="Baskerville Old Face"/>
-          <w:sz w:val="24"/>
-          <w:szCs w:val="24"/>
-        </w:rPr>
-      </w:pPr>
-    </w:p>
-    <w:p>
-      <w:pPr>
-        <w:rPr>
-          <w:rFonts w:ascii="Baskerville Old Face" w:hAnsi="Baskerville Old Face"/>
-          <w:sz w:val="24"/>
-          <w:szCs w:val="24"/>
-        </w:rPr>
-      </w:pPr>
-    </w:p>
-    <w:p>
-      <w:pPr>
-        <w:rPr>
-          <w:rFonts w:ascii="Baskerville Old Face" w:hAnsi="Baskerville Old Face"/>
-          <w:sz w:val="24"/>
-          <w:szCs w:val="24"/>
-        </w:rPr>
-      </w:pPr>
-    </w:p>
-    <w:p>
-      <w:pPr>
-        <w:rPr>
-          <w:rFonts w:ascii="Baskerville Old Face" w:hAnsi="Baskerville Old Face"/>
-          <w:sz w:val="24"/>
-          <w:szCs w:val="24"/>
-        </w:rPr>
-      </w:pPr>
-    </w:p>
-    <w:p>
-      <w:pPr>
-        <w:rPr>
-          <w:rFonts w:ascii="Baskerville Old Face" w:hAnsi="Baskerville Old Face"/>
-          <w:sz w:val="24"/>
-          <w:szCs w:val="24"/>
-        </w:rPr>
-      </w:pPr>
-    </w:p>
-    <w:p>
-      <w:pPr>
-        <w:rPr>
-          <w:rFonts w:ascii="Baskerville Old Face" w:hAnsi="Baskerville Old Face"/>
-          <w:sz w:val="24"/>
-          <w:szCs w:val="24"/>
-        </w:rPr>
-      </w:pPr>
-    </w:p>
-    <w:p>
-      <w:pPr>
-        <w:rPr>
-          <w:rFonts w:ascii="Baskerville Old Face" w:hAnsi="Baskerville Old Face"/>
-          <w:sz w:val="24"/>
-          <w:szCs w:val="24"/>
-        </w:rPr>
-      </w:pPr>
+      <w:r>
+        <w:rPr>
+          <w:rFonts w:ascii="Palatino Linotype" w:hAnsi="Palatino Linotype" w:cs="Kalinga"/>
+          <w:b/>
+          <w:bCs/>
+          <w:sz w:val="30"/>
+          <w:szCs w:val="30"/>
+          <w:u w:val="single"/>
+          <w:lang w:bidi="or-IN"/>
+        </w:rPr>
+        <w:lastRenderedPageBreak/>
+        <w:t>Idyllic</w:t>
+      </w:r>
+      <w:r>
+        <w:rPr>
+          <w:rFonts w:ascii="Baskerville Old Face" w:hAnsi="Baskerville Old Face"/>
+          <w:sz w:val="24"/>
+          <w:szCs w:val="24"/>
+        </w:rPr>
+        <w:t xml:space="preserve">: </w:t>
+      </w:r>
+      <w:r>
+        <w:rPr>
+          <w:rFonts w:ascii="Nirmala UI" w:hAnsi="Nirmala UI" w:cs="Nirmala UI"/>
+          <w:b/>
+          <w:bCs/>
+          <w:sz w:val="28"/>
+          <w:szCs w:val="28"/>
+          <w:cs/>
+          <w:lang w:bidi="or-IN"/>
+        </w:rPr>
+        <w:t>ସୁନ୍ଦର ଶାନ୍ତ</w:t>
+      </w:r>
+      <w:r>
+        <w:rPr>
+          <w:rFonts w:ascii="Nirmala UI" w:hAnsi="Nirmala UI" w:cs="Nirmala UI"/>
+          <w:b/>
+          <w:bCs/>
+          <w:sz w:val="28"/>
+          <w:szCs w:val="28"/>
+          <w:lang w:bidi="or-IN"/>
+        </w:rPr>
+        <w:t xml:space="preserve">, </w:t>
+      </w:r>
+      <w:r>
+        <w:rPr>
+          <w:rFonts w:ascii="Nirmala UI" w:hAnsi="Nirmala UI" w:cs="Nirmala UI"/>
+          <w:b/>
+          <w:bCs/>
+          <w:sz w:val="28"/>
+          <w:szCs w:val="28"/>
+          <w:cs/>
+          <w:lang w:bidi="or-IN"/>
+        </w:rPr>
+        <w:t>ମନୋହର</w:t>
+      </w:r>
+      <w:r>
+        <w:rPr>
+          <w:rFonts w:ascii="Nirmala UI" w:hAnsi="Nirmala UI" w:cs="Nirmala UI"/>
+          <w:b/>
+          <w:bCs/>
+          <w:sz w:val="28"/>
+          <w:szCs w:val="28"/>
+          <w:lang w:bidi="or-IN"/>
+        </w:rPr>
+        <w:t xml:space="preserve">,, </w:t>
+      </w:r>
+      <w:r>
+        <w:rPr>
+          <w:rFonts w:ascii="Nirmala UI" w:hAnsi="Nirmala UI" w:cs="Nirmala UI"/>
+          <w:b/>
+          <w:bCs/>
+          <w:sz w:val="28"/>
+          <w:szCs w:val="28"/>
+          <w:cs/>
+          <w:lang w:bidi="hi-IN"/>
+        </w:rPr>
+        <w:t>मनोरम</w:t>
+      </w:r>
+      <w:r>
+        <w:rPr>
+          <w:rFonts w:ascii="Nirmala UI" w:hAnsi="Nirmala UI" w:cs="Nirmala UI"/>
+          <w:b/>
+          <w:bCs/>
+          <w:sz w:val="28"/>
+          <w:szCs w:val="28"/>
+          <w:lang w:bidi="or-IN"/>
+        </w:rPr>
+        <w:t xml:space="preserve">, </w:t>
+      </w:r>
+      <w:r>
+        <w:rPr>
+          <w:rFonts w:ascii="Nirmala UI" w:hAnsi="Nirmala UI" w:cs="Nirmala UI"/>
+          <w:b/>
+          <w:bCs/>
+          <w:sz w:val="28"/>
+          <w:szCs w:val="28"/>
+          <w:cs/>
+          <w:lang w:bidi="hi-IN"/>
+        </w:rPr>
+        <w:t>सुखद</w:t>
+      </w:r>
+      <w:r>
+        <w:rPr>
+          <w:rFonts w:ascii="Baskerville Old Face" w:hAnsi="Baskerville Old Face"/>
+          <w:sz w:val="24"/>
+          <w:szCs w:val="24"/>
+        </w:rPr>
+        <w:t>, Extremely peaceful, charming, and beautiful in a natural or simple way; pleasantly ideal.</w:t>
+      </w:r>
+    </w:p>
+    <w:p>
+      <w:pPr>
+        <w:rPr>
+          <w:rFonts w:ascii="Baskerville Old Face" w:hAnsi="Baskerville Old Face"/>
+          <w:sz w:val="24"/>
+          <w:szCs w:val="24"/>
+        </w:rPr>
+      </w:pPr>
+      <w:r>
+        <w:rPr>
+          <w:rFonts w:ascii="Palatino Linotype" w:hAnsi="Palatino Linotype" w:cs="Kalinga"/>
+          <w:b/>
+          <w:bCs/>
+          <w:sz w:val="32"/>
+          <w:szCs w:val="32"/>
+          <w:u w:val="single"/>
+          <w:lang w:bidi="or-IN"/>
+        </w:rPr>
+        <w:t>Usage</w:t>
+      </w:r>
+    </w:p>
+    <w:p>
+      <w:pPr>
+        <w:rPr>
+          <w:rFonts w:ascii="Baskerville Old Face" w:hAnsi="Baskerville Old Face"/>
+          <w:sz w:val="24"/>
+          <w:szCs w:val="24"/>
+        </w:rPr>
+      </w:pPr>
+      <w:r>
+        <w:rPr>
+          <w:rFonts w:ascii="Baskerville Old Face" w:hAnsi="Baskerville Old Face"/>
+          <w:sz w:val="24"/>
+          <w:szCs w:val="24"/>
+        </w:rPr>
+        <w:t>We spent an idyllic afternoon by the riverside, away from all noise and stress.</w:t>
+      </w:r>
+    </w:p>
+    <w:p>
+      <w:pPr>
+        <w:rPr>
+          <w:rFonts w:ascii="Baskerville Old Face" w:hAnsi="Baskerville Old Face"/>
+          <w:sz w:val="24"/>
+          <w:szCs w:val="24"/>
+        </w:rPr>
+      </w:pPr>
+      <w:r>
+        <w:rPr>
+          <w:rFonts w:ascii="Baskerville Old Face" w:hAnsi="Baskerville Old Face"/>
+          <w:sz w:val="24"/>
+          <w:szCs w:val="24"/>
+        </w:rPr>
+        <w:t>Their village home has an idyllic charm that feels like a different world.</w:t>
+      </w:r>
+    </w:p>
+    <w:p>
+      <w:pPr>
+        <w:rPr>
+          <w:rFonts w:ascii="Baskerville Old Face" w:hAnsi="Baskerville Old Face"/>
+          <w:sz w:val="24"/>
+          <w:szCs w:val="24"/>
+        </w:rPr>
+      </w:pPr>
+      <w:r>
+        <w:rPr>
+          <w:rFonts w:ascii="Baskerville Old Face" w:hAnsi="Baskerville Old Face"/>
+          <w:sz w:val="24"/>
+          <w:szCs w:val="24"/>
+        </w:rPr>
+        <w:t>The couple lived idyllically in a small cottage surrounded by greenery.</w:t>
+      </w:r>
+    </w:p>
+    <w:p>
+      <w:pPr>
+        <w:rPr>
+          <w:rFonts w:ascii="Baskerville Old Face" w:hAnsi="Baskerville Old Face"/>
+          <w:sz w:val="24"/>
+          <w:szCs w:val="24"/>
+        </w:rPr>
+      </w:pPr>
+      <w:r>
+        <w:rPr>
+          <w:rFonts w:ascii="Baskerville Old Face" w:hAnsi="Baskerville Old Face"/>
+          <w:sz w:val="24"/>
+          <w:szCs w:val="24"/>
+        </w:rPr>
+        <w:t>The company promotes an idyllic work culture, but the reality is more demanding.</w:t>
+      </w:r>
+    </w:p>
+    <w:p>
+      <w:pPr>
+        <w:rPr>
+          <w:rFonts w:ascii="Baskerville Old Face" w:hAnsi="Baskerville Old Face"/>
+          <w:sz w:val="24"/>
+          <w:szCs w:val="24"/>
+        </w:rPr>
+      </w:pPr>
+      <w:r>
+        <w:rPr>
+          <w:rFonts w:ascii="Baskerville Old Face" w:hAnsi="Baskerville Old Face"/>
+          <w:sz w:val="24"/>
+          <w:szCs w:val="24"/>
+        </w:rPr>
+        <w:t>The retreat location was idyllic, perfect for strategic discussions.</w:t>
+      </w:r>
+    </w:p>
+    <w:p>
+      <w:pPr>
+        <w:rPr>
+          <w:rFonts w:ascii="Baskerville Old Face" w:hAnsi="Baskerville Old Face"/>
+          <w:sz w:val="24"/>
+          <w:szCs w:val="24"/>
+        </w:rPr>
+      </w:pPr>
+      <w:r>
+        <w:rPr>
+          <w:rFonts w:ascii="Baskerville Old Face" w:hAnsi="Baskerville Old Face"/>
+          <w:sz w:val="24"/>
+          <w:szCs w:val="24"/>
+        </w:rPr>
+        <w:t>The team worked idyllically for the first few weeks before challenges emerged.</w:t>
+      </w:r>
+    </w:p>
+    <w:p>
+      <w:pPr>
+        <w:rPr>
+          <w:rFonts w:ascii="Baskerville Old Face" w:hAnsi="Baskerville Old Face"/>
+          <w:sz w:val="24"/>
+          <w:szCs w:val="24"/>
+        </w:rPr>
+      </w:pPr>
+      <w:r>
+        <w:rPr>
+          <w:rFonts w:ascii="Baskerville Old Face" w:hAnsi="Baskerville Old Face"/>
+          <w:sz w:val="24"/>
+          <w:szCs w:val="24"/>
+        </w:rPr>
+        <w:t>The project began idyllically, with smooth coordination across departments.</w:t>
+      </w:r>
+    </w:p>
+    <w:p>
+      <w:pPr>
+        <w:rPr>
+          <w:rFonts w:ascii="Baskerville Old Face" w:hAnsi="Baskerville Old Face"/>
+          <w:sz w:val="24"/>
+          <w:szCs w:val="24"/>
+        </w:rPr>
+      </w:pPr>
+      <w:r>
+        <w:rPr>
+          <w:rFonts w:ascii="Baskerville Old Face" w:hAnsi="Baskerville Old Face"/>
+          <w:sz w:val="24"/>
+          <w:szCs w:val="24"/>
+        </w:rPr>
+        <w:t>The film portrays an idyllic countryside untouched by modern chaos.</w:t>
+      </w:r>
+    </w:p>
+    <w:p>
+      <w:pPr>
+        <w:rPr>
+          <w:rFonts w:ascii="Baskerville Old Face" w:hAnsi="Baskerville Old Face"/>
+          <w:sz w:val="24"/>
+          <w:szCs w:val="24"/>
+        </w:rPr>
+      </w:pPr>
+      <w:r>
+        <w:rPr>
+          <w:rFonts w:ascii="Baskerville Old Face" w:hAnsi="Baskerville Old Face"/>
+          <w:sz w:val="24"/>
+          <w:szCs w:val="24"/>
+        </w:rPr>
+        <w:t>The weather was idyllic for outdoor photography.</w:t>
+      </w:r>
+    </w:p>
+    <w:p>
+      <w:pPr>
+        <w:rPr>
+          <w:rFonts w:ascii="Baskerville Old Face" w:hAnsi="Baskerville Old Face"/>
+          <w:sz w:val="24"/>
+          <w:szCs w:val="24"/>
+        </w:rPr>
+      </w:pPr>
+      <w:r>
+        <w:rPr>
+          <w:rFonts w:ascii="Palatino Linotype" w:hAnsi="Palatino Linotype" w:cs="Kalinga"/>
+          <w:b/>
+          <w:bCs/>
+          <w:sz w:val="30"/>
+          <w:szCs w:val="30"/>
+          <w:u w:val="single"/>
+          <w:lang w:bidi="or-IN"/>
+        </w:rPr>
+        <w:t>Fervent</w:t>
+      </w:r>
+      <w:r>
+        <w:rPr>
+          <w:rFonts w:ascii="Baskerville Old Face" w:hAnsi="Baskerville Old Face"/>
+          <w:sz w:val="24"/>
+          <w:szCs w:val="24"/>
+        </w:rPr>
+        <w:t xml:space="preserve">: </w:t>
+      </w:r>
+      <w:r>
+        <w:rPr>
+          <w:rFonts w:ascii="Nirmala UI" w:hAnsi="Nirmala UI" w:cs="Nirmala UI"/>
+          <w:b/>
+          <w:bCs/>
+          <w:sz w:val="28"/>
+          <w:szCs w:val="28"/>
+          <w:cs/>
+          <w:lang w:bidi="or-IN"/>
+        </w:rPr>
+        <w:t>ତୀବ୍ର ଉତ୍ସାହୀ</w:t>
+      </w:r>
+      <w:r>
+        <w:rPr>
+          <w:rFonts w:ascii="Nirmala UI" w:hAnsi="Nirmala UI" w:cs="Nirmala UI"/>
+          <w:b/>
+          <w:bCs/>
+          <w:sz w:val="28"/>
+          <w:szCs w:val="28"/>
+          <w:lang w:bidi="or-IN"/>
+        </w:rPr>
+        <w:t xml:space="preserve">, </w:t>
+      </w:r>
+      <w:r>
+        <w:rPr>
+          <w:rFonts w:ascii="Nirmala UI" w:hAnsi="Nirmala UI" w:cs="Nirmala UI"/>
+          <w:b/>
+          <w:bCs/>
+          <w:sz w:val="28"/>
+          <w:szCs w:val="28"/>
+          <w:cs/>
+          <w:lang w:bidi="or-IN"/>
+        </w:rPr>
+        <w:t>ଗଭୀର ଭାବନାପୂର୍ଣ୍ଣ</w:t>
+      </w:r>
+      <w:r>
+        <w:rPr>
+          <w:rFonts w:ascii="Nirmala UI" w:hAnsi="Nirmala UI" w:cs="Nirmala UI"/>
+          <w:b/>
+          <w:bCs/>
+          <w:sz w:val="28"/>
+          <w:szCs w:val="28"/>
+          <w:lang w:bidi="or-IN"/>
+        </w:rPr>
+        <w:t xml:space="preserve">, </w:t>
+      </w:r>
+      <w:r>
+        <w:rPr>
+          <w:rFonts w:ascii="Nirmala UI" w:hAnsi="Nirmala UI" w:cs="Nirmala UI"/>
+          <w:b/>
+          <w:bCs/>
+          <w:sz w:val="28"/>
+          <w:szCs w:val="28"/>
+          <w:cs/>
+          <w:lang w:bidi="or-IN"/>
+        </w:rPr>
+        <w:t>ଦୃଢ଼</w:t>
+      </w:r>
+      <w:r>
+        <w:rPr>
+          <w:rFonts w:ascii="Nirmala UI" w:hAnsi="Nirmala UI" w:cs="Nirmala UI"/>
+          <w:b/>
+          <w:bCs/>
+          <w:sz w:val="28"/>
+          <w:szCs w:val="28"/>
+          <w:lang w:bidi="or-IN"/>
+        </w:rPr>
+        <w:t xml:space="preserve">, </w:t>
+      </w:r>
+      <w:r>
+        <w:rPr>
+          <w:rFonts w:ascii="Nirmala UI" w:hAnsi="Nirmala UI" w:cs="Nirmala UI"/>
+          <w:b/>
+          <w:bCs/>
+          <w:sz w:val="28"/>
+          <w:szCs w:val="28"/>
+          <w:cs/>
+          <w:lang w:bidi="hi-IN"/>
+        </w:rPr>
+        <w:t>उत्साही</w:t>
+      </w:r>
+      <w:r>
+        <w:rPr>
+          <w:rFonts w:ascii="Nirmala UI" w:hAnsi="Nirmala UI" w:cs="Nirmala UI"/>
+          <w:b/>
+          <w:bCs/>
+          <w:sz w:val="28"/>
+          <w:szCs w:val="28"/>
+          <w:lang w:bidi="or-IN"/>
+        </w:rPr>
+        <w:t xml:space="preserve">, </w:t>
+      </w:r>
+      <w:r>
+        <w:rPr>
+          <w:rFonts w:ascii="Nirmala UI" w:hAnsi="Nirmala UI" w:cs="Nirmala UI"/>
+          <w:b/>
+          <w:bCs/>
+          <w:sz w:val="28"/>
+          <w:szCs w:val="28"/>
+          <w:cs/>
+          <w:lang w:bidi="hi-IN"/>
+        </w:rPr>
+        <w:t>जोशीला</w:t>
+      </w:r>
+      <w:r>
+        <w:rPr>
+          <w:rFonts w:ascii="Nirmala UI" w:hAnsi="Nirmala UI" w:cs="Nirmala UI"/>
+          <w:b/>
+          <w:bCs/>
+          <w:sz w:val="28"/>
+          <w:szCs w:val="28"/>
+          <w:lang w:bidi="or-IN"/>
+        </w:rPr>
+        <w:t xml:space="preserve">, </w:t>
+      </w:r>
+      <w:r>
+        <w:rPr>
+          <w:rFonts w:ascii="Nirmala UI" w:hAnsi="Nirmala UI" w:cs="Nirmala UI"/>
+          <w:b/>
+          <w:bCs/>
+          <w:sz w:val="28"/>
+          <w:szCs w:val="28"/>
+          <w:cs/>
+          <w:lang w:bidi="hi-IN"/>
+        </w:rPr>
+        <w:t>गहरा भावनात्मक</w:t>
+      </w:r>
+      <w:r>
+        <w:rPr>
+          <w:rFonts w:ascii="Nirmala UI" w:hAnsi="Nirmala UI" w:cs="Nirmala UI"/>
+          <w:b/>
+          <w:bCs/>
+          <w:sz w:val="28"/>
+          <w:szCs w:val="28"/>
+          <w:lang w:bidi="or-IN"/>
+        </w:rPr>
+        <w:t xml:space="preserve">, </w:t>
+      </w:r>
+      <w:r>
+        <w:rPr>
+          <w:rFonts w:ascii="Nirmala UI" w:hAnsi="Nirmala UI" w:cs="Nirmala UI"/>
+          <w:b/>
+          <w:bCs/>
+          <w:sz w:val="28"/>
+          <w:szCs w:val="28"/>
+          <w:cs/>
+          <w:lang w:bidi="hi-IN"/>
+        </w:rPr>
+        <w:t>प्रबल</w:t>
+      </w:r>
+      <w:r>
+        <w:rPr>
+          <w:rFonts w:ascii="Baskerville Old Face" w:hAnsi="Baskerville Old Face"/>
+          <w:sz w:val="24"/>
+          <w:szCs w:val="24"/>
+        </w:rPr>
+        <w:t>, Having or showing intense passion, enthusiasm, or strong belief</w:t>
+      </w:r>
+    </w:p>
+    <w:p>
+      <w:pPr>
+        <w:rPr>
+          <w:rFonts w:ascii="Baskerville Old Face" w:hAnsi="Baskerville Old Face"/>
+          <w:sz w:val="24"/>
+          <w:szCs w:val="24"/>
+        </w:rPr>
+      </w:pPr>
+      <w:r>
+        <w:rPr>
+          <w:rFonts w:ascii="Baskerville Old Face" w:hAnsi="Baskerville Old Face"/>
+          <w:sz w:val="24"/>
+          <w:szCs w:val="24"/>
+        </w:rPr>
+        <w:t>Fervent = fiery enthusiasm</w:t>
+      </w:r>
+    </w:p>
+    <w:p>
+      <w:pPr>
+        <w:rPr>
+          <w:rFonts w:ascii="Baskerville Old Face" w:hAnsi="Baskerville Old Face"/>
+          <w:sz w:val="24"/>
+          <w:szCs w:val="24"/>
+        </w:rPr>
+      </w:pPr>
+      <w:r>
+        <w:rPr>
+          <w:rFonts w:ascii="Baskerville Old Face" w:hAnsi="Baskerville Old Face"/>
+          <w:sz w:val="24"/>
+          <w:szCs w:val="24"/>
+        </w:rPr>
+        <w:t>Fervently = with fiery passion</w:t>
+      </w:r>
+    </w:p>
+    <w:p>
+      <w:pPr>
+        <w:rPr>
+          <w:rFonts w:ascii="Baskerville Old Face" w:hAnsi="Baskerville Old Face"/>
+          <w:sz w:val="24"/>
+          <w:szCs w:val="24"/>
+        </w:rPr>
+      </w:pPr>
+      <w:r>
+        <w:rPr>
+          <w:rFonts w:ascii="Palatino Linotype" w:hAnsi="Palatino Linotype" w:cs="Kalinga"/>
+          <w:b/>
+          <w:bCs/>
+          <w:sz w:val="32"/>
+          <w:szCs w:val="32"/>
+          <w:u w:val="single"/>
+          <w:lang w:bidi="or-IN"/>
+        </w:rPr>
+        <w:t>Usage</w:t>
+      </w:r>
+    </w:p>
+    <w:p>
+      <w:pPr>
+        <w:rPr>
+          <w:rFonts w:ascii="Baskerville Old Face" w:hAnsi="Baskerville Old Face"/>
+          <w:sz w:val="24"/>
+          <w:szCs w:val="24"/>
+        </w:rPr>
+      </w:pPr>
+      <w:r>
+        <w:rPr>
+          <w:rFonts w:ascii="Baskerville Old Face" w:hAnsi="Baskerville Old Face"/>
+          <w:sz w:val="24"/>
+          <w:szCs w:val="24"/>
+        </w:rPr>
+        <w:t>She is a fervent supporter of environmental protection.</w:t>
+      </w:r>
+    </w:p>
+    <w:p>
+      <w:pPr>
+        <w:rPr>
+          <w:rFonts w:ascii="Baskerville Old Face" w:hAnsi="Baskerville Old Face"/>
+          <w:sz w:val="24"/>
+          <w:szCs w:val="24"/>
+        </w:rPr>
+      </w:pPr>
+      <w:r>
+        <w:rPr>
+          <w:rFonts w:ascii="Baskerville Old Face" w:hAnsi="Baskerville Old Face"/>
+          <w:sz w:val="24"/>
+          <w:szCs w:val="24"/>
+        </w:rPr>
+        <w:t>His fervent love for music inspires everyone around him.</w:t>
+      </w:r>
+    </w:p>
+    <w:p>
+      <w:pPr>
+        <w:rPr>
+          <w:rFonts w:ascii="Baskerville Old Face" w:hAnsi="Baskerville Old Face"/>
+          <w:sz w:val="24"/>
+          <w:szCs w:val="24"/>
+        </w:rPr>
+      </w:pPr>
+      <w:r>
+        <w:rPr>
+          <w:rFonts w:ascii="Baskerville Old Face" w:hAnsi="Baskerville Old Face"/>
+          <w:sz w:val="24"/>
+          <w:szCs w:val="24"/>
+        </w:rPr>
+        <w:t>They celebrated the festival with great fervor and joy.</w:t>
+      </w:r>
+    </w:p>
+    <w:p>
+      <w:pPr>
+        <w:rPr>
+          <w:rFonts w:ascii="Baskerville Old Face" w:hAnsi="Baskerville Old Face"/>
+          <w:sz w:val="24"/>
+          <w:szCs w:val="24"/>
+        </w:rPr>
+      </w:pPr>
+      <w:r>
+        <w:rPr>
+          <w:rFonts w:ascii="Baskerville Old Face" w:hAnsi="Baskerville Old Face"/>
+          <w:sz w:val="24"/>
+          <w:szCs w:val="24"/>
+        </w:rPr>
+        <w:t>Writers often describe revolutions with intense fervor.</w:t>
+      </w:r>
+    </w:p>
+    <w:p>
+      <w:pPr>
+        <w:rPr>
+          <w:rFonts w:ascii="Baskerville Old Face" w:hAnsi="Baskerville Old Face"/>
+          <w:sz w:val="24"/>
+          <w:szCs w:val="24"/>
+        </w:rPr>
+      </w:pPr>
+      <w:r>
+        <w:rPr>
+          <w:rFonts w:ascii="Baskerville Old Face" w:hAnsi="Baskerville Old Face"/>
+          <w:sz w:val="24"/>
+          <w:szCs w:val="24"/>
+        </w:rPr>
+        <w:t>Her speech was filled with the fervor of true conviction.</w:t>
+      </w:r>
+    </w:p>
+    <w:p>
+      <w:pPr>
+        <w:rPr>
+          <w:rFonts w:ascii="Baskerville Old Face" w:hAnsi="Baskerville Old Face"/>
+          <w:sz w:val="24"/>
+          <w:szCs w:val="24"/>
+        </w:rPr>
+      </w:pPr>
+      <w:r>
+        <w:rPr>
+          <w:rFonts w:ascii="Baskerville Old Face" w:hAnsi="Baskerville Old Face"/>
+          <w:sz w:val="24"/>
+          <w:szCs w:val="24"/>
+        </w:rPr>
+        <w:t>He fervently hopes that things will improve for his family.</w:t>
+      </w:r>
+    </w:p>
+    <w:p>
+      <w:pPr>
+        <w:rPr>
+          <w:rFonts w:ascii="Baskerville Old Face" w:hAnsi="Baskerville Old Face"/>
+          <w:sz w:val="24"/>
+          <w:szCs w:val="24"/>
+        </w:rPr>
+      </w:pPr>
+      <w:r>
+        <w:rPr>
+          <w:rFonts w:ascii="Baskerville Old Face" w:hAnsi="Baskerville Old Face"/>
+          <w:sz w:val="24"/>
+          <w:szCs w:val="24"/>
+        </w:rPr>
+        <w:t>She fervently defended her strategy during the meeting.</w:t>
+      </w:r>
+    </w:p>
+    <w:p>
+      <w:pPr>
+        <w:rPr>
+          <w:rFonts w:ascii="Baskerville Old Face" w:hAnsi="Baskerville Old Face"/>
+          <w:sz w:val="24"/>
+          <w:szCs w:val="24"/>
+        </w:rPr>
+      </w:pPr>
+      <w:r>
+        <w:rPr>
+          <w:rFonts w:ascii="Baskerville Old Face" w:hAnsi="Baskerville Old Face"/>
+          <w:sz w:val="24"/>
+          <w:szCs w:val="24"/>
+        </w:rPr>
+        <w:t>The manager fervently encouraged the team to maintain high standards.</w:t>
+      </w:r>
+    </w:p>
+    <w:p>
+      <w:pPr>
+        <w:rPr>
+          <w:rFonts w:ascii="Baskerville Old Face" w:hAnsi="Baskerville Old Face"/>
+          <w:sz w:val="24"/>
+          <w:szCs w:val="24"/>
+        </w:rPr>
+      </w:pPr>
+      <w:r>
+        <w:rPr>
+          <w:rFonts w:ascii="Baskerville Old Face" w:hAnsi="Baskerville Old Face"/>
+          <w:sz w:val="24"/>
+          <w:szCs w:val="24"/>
+        </w:rPr>
+        <w:t>She spoke fervently about her dreams and ambitions.</w:t>
+      </w:r>
+    </w:p>
+    <w:p>
+      <w:pPr>
+        <w:rPr>
+          <w:rFonts w:ascii="Baskerville Old Face" w:hAnsi="Baskerville Old Face"/>
+          <w:sz w:val="24"/>
+          <w:szCs w:val="24"/>
+        </w:rPr>
+      </w:pPr>
+      <w:r>
+        <w:rPr>
+          <w:rFonts w:ascii="Baskerville Old Face" w:hAnsi="Baskerville Old Face"/>
+          <w:sz w:val="24"/>
+          <w:szCs w:val="24"/>
+        </w:rPr>
+        <w:t>He is a fervent advocate of ethical business practices.</w:t>
+      </w:r>
+    </w:p>
+    <w:p>
+      <w:pPr>
+        <w:rPr>
+          <w:rFonts w:ascii="Baskerville Old Face" w:hAnsi="Baskerville Old Face"/>
+          <w:sz w:val="24"/>
+          <w:szCs w:val="24"/>
+        </w:rPr>
+      </w:pPr>
+      <w:r>
+        <w:rPr>
+          <w:rFonts w:ascii="Baskerville Old Face" w:hAnsi="Baskerville Old Face"/>
+          <w:sz w:val="24"/>
+          <w:szCs w:val="24"/>
+        </w:rPr>
+        <w:t>The crowd gave a fervent response to the performer.</w:t>
+      </w:r>
+    </w:p>
+    <w:p>
+      <w:pPr>
+        <w:rPr>
+          <w:rFonts w:ascii="Baskerville Old Face" w:hAnsi="Baskerville Old Face"/>
+          <w:sz w:val="24"/>
+          <w:szCs w:val="24"/>
+        </w:rPr>
+      </w:pPr>
+      <w:r>
+        <w:rPr>
+          <w:rFonts w:ascii="Baskerville Old Face" w:hAnsi="Baskerville Old Face"/>
+          <w:sz w:val="24"/>
+          <w:szCs w:val="24"/>
+        </w:rPr>
+        <w:t>The team showed fervent dedication during the final phase of the project.</w:t>
+      </w:r>
+    </w:p>
+    <w:p>
+      <w:pPr>
+        <w:rPr>
+          <w:rFonts w:ascii="Baskerville Old Face" w:hAnsi="Baskerville Old Face"/>
+          <w:sz w:val="24"/>
+          <w:szCs w:val="24"/>
+        </w:rPr>
+      </w:pPr>
+      <w:r>
+        <w:rPr>
+          <w:rFonts w:ascii="Baskerville Old Face" w:hAnsi="Baskerville Old Face"/>
+          <w:sz w:val="24"/>
+          <w:szCs w:val="24"/>
+        </w:rPr>
+        <w:t>The proposal was presented with such fervor that it convinced the entire board.</w:t>
+      </w:r>
+    </w:p>
+    <w:p>
+      <w:pPr>
+        <w:rPr>
+          <w:rFonts w:ascii="Baskerville Old Face" w:hAnsi="Baskerville Old Face"/>
+          <w:sz w:val="24"/>
+          <w:szCs w:val="24"/>
+        </w:rPr>
+      </w:pPr>
+      <w:r>
+        <w:rPr>
+          <w:rFonts w:ascii="Palatino Linotype" w:hAnsi="Palatino Linotype" w:cs="Kalinga"/>
+          <w:b/>
+          <w:bCs/>
+          <w:sz w:val="30"/>
+          <w:szCs w:val="30"/>
+          <w:u w:val="single"/>
+          <w:lang w:bidi="or-IN"/>
+        </w:rPr>
+        <w:t>Cavern</w:t>
+      </w:r>
+      <w:r>
+        <w:rPr>
+          <w:rFonts w:ascii="Baskerville Old Face" w:hAnsi="Baskerville Old Face"/>
+          <w:sz w:val="24"/>
+          <w:szCs w:val="24"/>
+        </w:rPr>
+        <w:t>: A large cave</w:t>
+      </w:r>
+    </w:p>
+    <w:p>
+      <w:pPr>
+        <w:rPr>
+          <w:rFonts w:ascii="Baskerville Old Face" w:hAnsi="Baskerville Old Face"/>
+          <w:sz w:val="24"/>
+          <w:szCs w:val="24"/>
+        </w:rPr>
+      </w:pPr>
+      <w:r>
+        <w:rPr>
+          <w:rFonts w:ascii="Baskerville Old Face" w:hAnsi="Baskerville Old Face"/>
+          <w:sz w:val="24"/>
+          <w:szCs w:val="24"/>
+        </w:rPr>
+        <w:t>The hikers rested inside a cavern to avoid the heavy rain.</w:t>
+      </w:r>
     </w:p>
     <w:p>
       <w:pPr>
@@ -4239,7 +4652,7 @@
   <w:style w:type="paragraph" w:default="1" w:styleId="Normal">
     <w:name w:val="Normal"/>
     <w:qFormat/>
-    <w:rsid w:val="00A7170E"/>
+    <w:rsid w:val="009B397E"/>
   </w:style>
   <w:style w:type="character" w:default="1" w:styleId="DefaultParagraphFont">
     <w:name w:val="Default Paragraph Font"/>

--- a/Vocabulary-2/Words and Vocabulary-10-2026.docx
+++ b/Vocabulary-2/Words and Vocabulary-10-2026.docx
@@ -118,51 +118,7 @@
           <w:szCs w:val="30"/>
           <w:lang w:bidi="or-IN"/>
         </w:rPr>
-        <w:t>Idyllic</w:t>
-      </w:r>
-      <w:r>
-        <w:rPr>
-          <w:rFonts w:ascii="Palatino Linotype" w:hAnsi="Palatino Linotype" w:cs="Kalinga"/>
-          <w:b/>
-          <w:bCs/>
-          <w:sz w:val="30"/>
-          <w:szCs w:val="30"/>
-          <w:lang w:bidi="or-IN"/>
-        </w:rPr>
-        <w:t xml:space="preserve">, </w:t>
-      </w:r>
-      <w:r>
-        <w:rPr>
-          <w:rFonts w:ascii="Palatino Linotype" w:hAnsi="Palatino Linotype" w:cs="Kalinga"/>
-          <w:b/>
-          <w:bCs/>
-          <w:sz w:val="30"/>
-          <w:szCs w:val="30"/>
-          <w:lang w:bidi="or-IN"/>
-        </w:rPr>
-        <w:t>Fervent</w:t>
-      </w:r>
-      <w:r>
-        <w:rPr>
-          <w:rFonts w:ascii="Palatino Linotype" w:hAnsi="Palatino Linotype" w:cs="Kalinga"/>
-          <w:b/>
-          <w:bCs/>
-          <w:sz w:val="30"/>
-          <w:szCs w:val="30"/>
-          <w:lang w:bidi="or-IN"/>
-        </w:rPr>
-        <w:t xml:space="preserve">, </w:t>
-      </w:r>
-      <w:r>
-        <w:rPr>
-          <w:rFonts w:ascii="Palatino Linotype" w:hAnsi="Palatino Linotype" w:cs="Kalinga"/>
-          <w:b/>
-          <w:bCs/>
-          <w:sz w:val="30"/>
-          <w:szCs w:val="30"/>
-          <w:lang w:bidi="or-IN"/>
-        </w:rPr>
-        <w:t>Cavern</w:t>
+        <w:t>Idyllic, Fervent, Cavern</w:t>
       </w:r>
     </w:p>
     <w:p>
@@ -371,75 +327,141 @@
           <w:sz w:val="24"/>
           <w:szCs w:val="24"/>
         </w:rPr>
-        <w:t>Customer satisfaction is a core tenet of our business strategy.</w:t>
-      </w:r>
-    </w:p>
-    <w:p>
-      <w:pPr>
-        <w:rPr>
-          <w:rFonts w:ascii="Baskerville Old Face" w:hAnsi="Baskerville Old Face"/>
-          <w:sz w:val="24"/>
-          <w:szCs w:val="24"/>
-        </w:rPr>
-      </w:pPr>
-      <w:r>
-        <w:rPr>
-          <w:rFonts w:ascii="Baskerville Old Face" w:hAnsi="Baskerville Old Face"/>
-          <w:sz w:val="24"/>
-          <w:szCs w:val="24"/>
-        </w:rPr>
-        <w:t>Transparency remains a fundamental tenet of our team's culture.</w:t>
-      </w:r>
-    </w:p>
-    <w:p>
-      <w:pPr>
-        <w:rPr>
-          <w:rFonts w:ascii="Baskerville Old Face" w:hAnsi="Baskerville Old Face"/>
-          <w:sz w:val="24"/>
-          <w:szCs w:val="24"/>
-        </w:rPr>
-      </w:pPr>
-      <w:r>
-        <w:rPr>
-          <w:rFonts w:ascii="Baskerville Old Face" w:hAnsi="Baskerville Old Face"/>
-          <w:sz w:val="24"/>
-          <w:szCs w:val="24"/>
-        </w:rPr>
-        <w:t>Security-first design is a central tenet of enterprise software development.</w:t>
-      </w:r>
-    </w:p>
-    <w:p>
-      <w:pPr>
-        <w:rPr>
-          <w:rFonts w:ascii="Baskerville Old Face" w:hAnsi="Baskerville Old Face"/>
-          <w:sz w:val="24"/>
-          <w:szCs w:val="24"/>
-        </w:rPr>
-      </w:pPr>
-      <w:r>
-        <w:rPr>
-          <w:rFonts w:ascii="Baskerville Old Face" w:hAnsi="Baskerville Old Face"/>
-          <w:sz w:val="24"/>
-          <w:szCs w:val="24"/>
-        </w:rPr>
-        <w:t>Honesty is a tenet that guides all of her personal relationships.</w:t>
-      </w:r>
-    </w:p>
-    <w:p>
-      <w:pPr>
-        <w:rPr>
-          <w:rFonts w:ascii="Baskerville Old Face" w:hAnsi="Baskerville Old Face"/>
-          <w:sz w:val="24"/>
-          <w:szCs w:val="24"/>
-        </w:rPr>
-      </w:pPr>
-      <w:r>
-        <w:rPr>
-          <w:rFonts w:ascii="Baskerville Old Face" w:hAnsi="Baskerville Old Face"/>
-          <w:sz w:val="24"/>
-          <w:szCs w:val="24"/>
-        </w:rPr>
-        <w:t>Continuous learning has become a tenet of his professional growth.</w:t>
+        <w:t xml:space="preserve">Customer satisfaction is </w:t>
+      </w:r>
+      <w:r>
+        <w:rPr>
+          <w:rFonts w:ascii="Baskerville Old Face" w:hAnsi="Baskerville Old Face"/>
+          <w:b/>
+          <w:bCs/>
+          <w:sz w:val="24"/>
+          <w:szCs w:val="24"/>
+        </w:rPr>
+        <w:t>a core tenet of our business strategy</w:t>
+      </w:r>
+      <w:r>
+        <w:rPr>
+          <w:rFonts w:ascii="Baskerville Old Face" w:hAnsi="Baskerville Old Face"/>
+          <w:sz w:val="24"/>
+          <w:szCs w:val="24"/>
+        </w:rPr>
+        <w:t>.</w:t>
+      </w:r>
+    </w:p>
+    <w:p>
+      <w:pPr>
+        <w:rPr>
+          <w:rFonts w:ascii="Baskerville Old Face" w:hAnsi="Baskerville Old Face"/>
+          <w:sz w:val="24"/>
+          <w:szCs w:val="24"/>
+        </w:rPr>
+      </w:pPr>
+      <w:r>
+        <w:rPr>
+          <w:rFonts w:ascii="Baskerville Old Face" w:hAnsi="Baskerville Old Face"/>
+          <w:sz w:val="24"/>
+          <w:szCs w:val="24"/>
+        </w:rPr>
+        <w:t xml:space="preserve">Transparency remains a </w:t>
+      </w:r>
+      <w:r>
+        <w:rPr>
+          <w:rFonts w:ascii="Baskerville Old Face" w:hAnsi="Baskerville Old Face"/>
+          <w:b/>
+          <w:bCs/>
+          <w:sz w:val="24"/>
+          <w:szCs w:val="24"/>
+        </w:rPr>
+        <w:t>fundamental tenet of our team's culture</w:t>
+      </w:r>
+      <w:r>
+        <w:rPr>
+          <w:rFonts w:ascii="Baskerville Old Face" w:hAnsi="Baskerville Old Face"/>
+          <w:sz w:val="24"/>
+          <w:szCs w:val="24"/>
+        </w:rPr>
+        <w:t>.</w:t>
+      </w:r>
+    </w:p>
+    <w:p>
+      <w:pPr>
+        <w:rPr>
+          <w:rFonts w:ascii="Baskerville Old Face" w:hAnsi="Baskerville Old Face"/>
+          <w:sz w:val="24"/>
+          <w:szCs w:val="24"/>
+        </w:rPr>
+      </w:pPr>
+      <w:r>
+        <w:rPr>
+          <w:rFonts w:ascii="Baskerville Old Face" w:hAnsi="Baskerville Old Face"/>
+          <w:b/>
+          <w:bCs/>
+          <w:sz w:val="24"/>
+          <w:szCs w:val="24"/>
+        </w:rPr>
+        <w:t>Security-first design is a central tenet of enterprise software development</w:t>
+      </w:r>
+      <w:r>
+        <w:rPr>
+          <w:rFonts w:ascii="Baskerville Old Face" w:hAnsi="Baskerville Old Face"/>
+          <w:sz w:val="24"/>
+          <w:szCs w:val="24"/>
+        </w:rPr>
+        <w:t>.</w:t>
+      </w:r>
+    </w:p>
+    <w:p>
+      <w:pPr>
+        <w:rPr>
+          <w:rFonts w:ascii="Baskerville Old Face" w:hAnsi="Baskerville Old Face"/>
+          <w:sz w:val="24"/>
+          <w:szCs w:val="24"/>
+        </w:rPr>
+      </w:pPr>
+      <w:r>
+        <w:rPr>
+          <w:rFonts w:ascii="Baskerville Old Face" w:hAnsi="Baskerville Old Face"/>
+          <w:b/>
+          <w:bCs/>
+          <w:sz w:val="24"/>
+          <w:szCs w:val="24"/>
+        </w:rPr>
+        <w:t>Honesty is a tenet</w:t>
+      </w:r>
+      <w:r>
+        <w:rPr>
+          <w:rFonts w:ascii="Baskerville Old Face" w:hAnsi="Baskerville Old Face"/>
+          <w:sz w:val="24"/>
+          <w:szCs w:val="24"/>
+        </w:rPr>
+        <w:t xml:space="preserve"> that guides all of her personal relationships.</w:t>
+      </w:r>
+    </w:p>
+    <w:p>
+      <w:pPr>
+        <w:rPr>
+          <w:rFonts w:ascii="Baskerville Old Face" w:hAnsi="Baskerville Old Face"/>
+          <w:sz w:val="24"/>
+          <w:szCs w:val="24"/>
+        </w:rPr>
+      </w:pPr>
+      <w:r>
+        <w:rPr>
+          <w:rFonts w:ascii="Baskerville Old Face" w:hAnsi="Baskerville Old Face"/>
+          <w:b/>
+          <w:bCs/>
+          <w:sz w:val="24"/>
+          <w:szCs w:val="24"/>
+        </w:rPr>
+        <w:t>Continuous learning has become a tenet of his professional growth</w:t>
+      </w:r>
+      <w:r>
+        <w:rPr>
+          <w:rFonts w:ascii="Baskerville Old Face" w:hAnsi="Baskerville Old Face"/>
+          <w:sz w:val="24"/>
+          <w:szCs w:val="24"/>
+        </w:rPr>
+        <w:t>.</w:t>
       </w:r>
     </w:p>
     <w:p>
@@ -470,61 +492,101 @@
       <w:r>
         <w:rPr>
           <w:rFonts w:ascii="Baskerville Old Face" w:hAnsi="Baskerville Old Face"/>
-          <w:sz w:val="24"/>
-          <w:szCs w:val="24"/>
-        </w:rPr>
-        <w:t>Code quality is a core tenet of successful software projects.</w:t>
-      </w:r>
-    </w:p>
-    <w:p>
-      <w:pPr>
-        <w:rPr>
-          <w:rFonts w:ascii="Baskerville Old Face" w:hAnsi="Baskerville Old Face"/>
-          <w:sz w:val="24"/>
-          <w:szCs w:val="24"/>
-        </w:rPr>
-      </w:pPr>
-      <w:r>
-        <w:rPr>
-          <w:rFonts w:ascii="Baskerville Old Face" w:hAnsi="Baskerville Old Face"/>
-          <w:sz w:val="24"/>
-          <w:szCs w:val="24"/>
-        </w:rPr>
-        <w:t>Scalability and reliability are important tenets of cloud architecture.</w:t>
-      </w:r>
-    </w:p>
-    <w:p>
-      <w:pPr>
-        <w:rPr>
-          <w:rFonts w:ascii="Baskerville Old Face" w:hAnsi="Baskerville Old Face"/>
-          <w:sz w:val="24"/>
-          <w:szCs w:val="24"/>
-        </w:rPr>
-      </w:pPr>
-      <w:r>
-        <w:rPr>
-          <w:rFonts w:ascii="Baskerville Old Face" w:hAnsi="Baskerville Old Face"/>
-          <w:sz w:val="24"/>
-          <w:szCs w:val="24"/>
-        </w:rPr>
-        <w:t>Freedom of speech is a central tenet of many democratic societies.</w:t>
-      </w:r>
-    </w:p>
-    <w:p>
-      <w:pPr>
-        <w:rPr>
-          <w:rFonts w:ascii="Baskerville Old Face" w:hAnsi="Baskerville Old Face"/>
-          <w:sz w:val="24"/>
-          <w:szCs w:val="24"/>
-        </w:rPr>
-      </w:pPr>
-      <w:r>
-        <w:rPr>
-          <w:rFonts w:ascii="Baskerville Old Face" w:hAnsi="Baskerville Old Face"/>
-          <w:sz w:val="24"/>
-          <w:szCs w:val="24"/>
-        </w:rPr>
-        <w:t>Equal opportunity is a fundamental tenet of a fair workplace.</w:t>
+          <w:b/>
+          <w:bCs/>
+          <w:sz w:val="24"/>
+          <w:szCs w:val="24"/>
+        </w:rPr>
+        <w:t>Code quality is a core tenet of successful software projects</w:t>
+      </w:r>
+      <w:r>
+        <w:rPr>
+          <w:rFonts w:ascii="Baskerville Old Face" w:hAnsi="Baskerville Old Face"/>
+          <w:sz w:val="24"/>
+          <w:szCs w:val="24"/>
+        </w:rPr>
+        <w:t>.</w:t>
+      </w:r>
+    </w:p>
+    <w:p>
+      <w:pPr>
+        <w:rPr>
+          <w:rFonts w:ascii="Baskerville Old Face" w:hAnsi="Baskerville Old Face"/>
+          <w:sz w:val="24"/>
+          <w:szCs w:val="24"/>
+        </w:rPr>
+      </w:pPr>
+      <w:r>
+        <w:rPr>
+          <w:rFonts w:ascii="Baskerville Old Face" w:hAnsi="Baskerville Old Face"/>
+          <w:b/>
+          <w:bCs/>
+          <w:sz w:val="24"/>
+          <w:szCs w:val="24"/>
+        </w:rPr>
+        <w:t>Scalability and reliability are important tenets of cloud architecture</w:t>
+      </w:r>
+      <w:r>
+        <w:rPr>
+          <w:rFonts w:ascii="Baskerville Old Face" w:hAnsi="Baskerville Old Face"/>
+          <w:sz w:val="24"/>
+          <w:szCs w:val="24"/>
+        </w:rPr>
+        <w:t>.</w:t>
+      </w:r>
+    </w:p>
+    <w:p>
+      <w:pPr>
+        <w:rPr>
+          <w:rFonts w:ascii="Baskerville Old Face" w:hAnsi="Baskerville Old Face"/>
+          <w:sz w:val="24"/>
+          <w:szCs w:val="24"/>
+        </w:rPr>
+      </w:pPr>
+      <w:r>
+        <w:rPr>
+          <w:rFonts w:ascii="Baskerville Old Face" w:hAnsi="Baskerville Old Face"/>
+          <w:b/>
+          <w:bCs/>
+          <w:sz w:val="24"/>
+          <w:szCs w:val="24"/>
+        </w:rPr>
+        <w:t>Freedom of speech is a central tenet of many democratic societies</w:t>
+      </w:r>
+      <w:r>
+        <w:rPr>
+          <w:rFonts w:ascii="Baskerville Old Face" w:hAnsi="Baskerville Old Face"/>
+          <w:sz w:val="24"/>
+          <w:szCs w:val="24"/>
+        </w:rPr>
+        <w:t>.</w:t>
+      </w:r>
+    </w:p>
+    <w:p>
+      <w:pPr>
+        <w:rPr>
+          <w:rFonts w:ascii="Baskerville Old Face" w:hAnsi="Baskerville Old Face"/>
+          <w:sz w:val="24"/>
+          <w:szCs w:val="24"/>
+        </w:rPr>
+      </w:pPr>
+      <w:r>
+        <w:rPr>
+          <w:rFonts w:ascii="Baskerville Old Face" w:hAnsi="Baskerville Old Face"/>
+          <w:b/>
+          <w:bCs/>
+          <w:sz w:val="24"/>
+          <w:szCs w:val="24"/>
+        </w:rPr>
+        <w:t>Equal opportunity is a fundamental tenet of a fair workplace</w:t>
+      </w:r>
+      <w:r>
+        <w:rPr>
+          <w:rFonts w:ascii="Baskerville Old Face" w:hAnsi="Baskerville Old Face"/>
+          <w:sz w:val="24"/>
+          <w:szCs w:val="24"/>
+        </w:rPr>
+        <w:t>.</w:t>
       </w:r>
     </w:p>
     <w:p>
@@ -786,41 +848,87 @@
           <w:sz w:val="24"/>
           <w:szCs w:val="24"/>
         </w:rPr>
-        <w:t>Budget allocation became a major point of contention between the two departments.</w:t>
-      </w:r>
-    </w:p>
-    <w:p>
-      <w:pPr>
-        <w:rPr>
-          <w:rFonts w:ascii="Baskerville Old Face" w:hAnsi="Baskerville Old Face"/>
-          <w:sz w:val="24"/>
-          <w:szCs w:val="24"/>
-        </w:rPr>
-      </w:pPr>
-      <w:r>
-        <w:rPr>
-          <w:rFonts w:ascii="Baskerville Old Face" w:hAnsi="Baskerville Old Face"/>
-          <w:sz w:val="24"/>
-          <w:szCs w:val="24"/>
-        </w:rPr>
-        <w:t>The proposed policy created considerable contention among employees.</w:t>
-      </w:r>
-    </w:p>
-    <w:p>
-      <w:pPr>
-        <w:rPr>
-          <w:rFonts w:ascii="Baskerville Old Face" w:hAnsi="Baskerville Old Face"/>
-          <w:sz w:val="24"/>
-          <w:szCs w:val="24"/>
-        </w:rPr>
-      </w:pPr>
-      <w:r>
-        <w:rPr>
-          <w:rFonts w:ascii="Baskerville Old Face" w:hAnsi="Baskerville Old Face"/>
-          <w:sz w:val="24"/>
-          <w:szCs w:val="24"/>
-        </w:rPr>
-        <w:t>Remote work remains a source of contention in many organizations.</w:t>
+        <w:t xml:space="preserve">Budget allocation became a </w:t>
+      </w:r>
+      <w:r>
+        <w:rPr>
+          <w:rFonts w:ascii="Baskerville Old Face" w:hAnsi="Baskerville Old Face"/>
+          <w:b/>
+          <w:bCs/>
+          <w:sz w:val="24"/>
+          <w:szCs w:val="24"/>
+        </w:rPr>
+        <w:t>major point of contention</w:t>
+      </w:r>
+      <w:r>
+        <w:rPr>
+          <w:rFonts w:ascii="Baskerville Old Face" w:hAnsi="Baskerville Old Face"/>
+          <w:sz w:val="24"/>
+          <w:szCs w:val="24"/>
+        </w:rPr>
+        <w:t xml:space="preserve"> between the two departments.</w:t>
+      </w:r>
+    </w:p>
+    <w:p>
+      <w:pPr>
+        <w:rPr>
+          <w:rFonts w:ascii="Baskerville Old Face" w:hAnsi="Baskerville Old Face"/>
+          <w:sz w:val="24"/>
+          <w:szCs w:val="24"/>
+        </w:rPr>
+      </w:pPr>
+      <w:r>
+        <w:rPr>
+          <w:rFonts w:ascii="Baskerville Old Face" w:hAnsi="Baskerville Old Face"/>
+          <w:sz w:val="24"/>
+          <w:szCs w:val="24"/>
+        </w:rPr>
+        <w:t xml:space="preserve">The proposed policy </w:t>
+      </w:r>
+      <w:r>
+        <w:rPr>
+          <w:rFonts w:ascii="Baskerville Old Face" w:hAnsi="Baskerville Old Face"/>
+          <w:b/>
+          <w:bCs/>
+          <w:sz w:val="24"/>
+          <w:szCs w:val="24"/>
+        </w:rPr>
+        <w:t>created considerable contention</w:t>
+      </w:r>
+      <w:r>
+        <w:rPr>
+          <w:rFonts w:ascii="Baskerville Old Face" w:hAnsi="Baskerville Old Face"/>
+          <w:sz w:val="24"/>
+          <w:szCs w:val="24"/>
+        </w:rPr>
+        <w:t xml:space="preserve"> among employees.</w:t>
+      </w:r>
+    </w:p>
+    <w:p>
+      <w:pPr>
+        <w:rPr>
+          <w:rFonts w:ascii="Baskerville Old Face" w:hAnsi="Baskerville Old Face"/>
+          <w:sz w:val="24"/>
+          <w:szCs w:val="24"/>
+        </w:rPr>
+      </w:pPr>
+      <w:r>
+        <w:rPr>
+          <w:rFonts w:ascii="Baskerville Old Face" w:hAnsi="Baskerville Old Face"/>
+          <w:b/>
+          <w:bCs/>
+          <w:sz w:val="24"/>
+          <w:szCs w:val="24"/>
+        </w:rPr>
+        <w:t>Remote work remains a source of contention in many organizations</w:t>
+      </w:r>
+      <w:r>
+        <w:rPr>
+          <w:rFonts w:ascii="Baskerville Old Face" w:hAnsi="Baskerville Old Face"/>
+          <w:sz w:val="24"/>
+          <w:szCs w:val="24"/>
+        </w:rPr>
+        <w:t>.</w:t>
       </w:r>
     </w:p>
     <w:p>
@@ -871,41 +979,87 @@
           <w:sz w:val="24"/>
           <w:szCs w:val="24"/>
         </w:rPr>
-        <w:t>The lawyer's main contention was that the evidence had been improperly obtained.</w:t>
-      </w:r>
-    </w:p>
-    <w:p>
-      <w:pPr>
-        <w:rPr>
-          <w:rFonts w:ascii="Baskerville Old Face" w:hAnsi="Baskerville Old Face"/>
-          <w:sz w:val="24"/>
-          <w:szCs w:val="24"/>
-        </w:rPr>
-      </w:pPr>
-      <w:r>
-        <w:rPr>
-          <w:rFonts w:ascii="Baskerville Old Face" w:hAnsi="Baskerville Old Face"/>
-          <w:sz w:val="24"/>
-          <w:szCs w:val="24"/>
-        </w:rPr>
-        <w:t>She and her manager share a pretty contentious relationship, which affects team morale.</w:t>
-      </w:r>
-    </w:p>
-    <w:p>
-      <w:pPr>
-        <w:rPr>
-          <w:rFonts w:ascii="Baskerville Old Face" w:hAnsi="Baskerville Old Face"/>
-          <w:sz w:val="24"/>
-          <w:szCs w:val="24"/>
-        </w:rPr>
-      </w:pPr>
-      <w:r>
-        <w:rPr>
-          <w:rFonts w:ascii="Baskerville Old Face" w:hAnsi="Baskerville Old Face"/>
-          <w:sz w:val="24"/>
-          <w:szCs w:val="24"/>
-        </w:rPr>
-        <w:t>Open communication prevented minor differences from turning into serious contention.</w:t>
+        <w:t xml:space="preserve">The </w:t>
+      </w:r>
+      <w:r>
+        <w:rPr>
+          <w:rFonts w:ascii="Baskerville Old Face" w:hAnsi="Baskerville Old Face"/>
+          <w:b/>
+          <w:bCs/>
+          <w:sz w:val="24"/>
+          <w:szCs w:val="24"/>
+        </w:rPr>
+        <w:t>lawyer's main contention</w:t>
+      </w:r>
+      <w:r>
+        <w:rPr>
+          <w:rFonts w:ascii="Baskerville Old Face" w:hAnsi="Baskerville Old Face"/>
+          <w:sz w:val="24"/>
+          <w:szCs w:val="24"/>
+        </w:rPr>
+        <w:t xml:space="preserve"> was that the evidence had been improperly obtained.</w:t>
+      </w:r>
+    </w:p>
+    <w:p>
+      <w:pPr>
+        <w:rPr>
+          <w:rFonts w:ascii="Baskerville Old Face" w:hAnsi="Baskerville Old Face"/>
+          <w:sz w:val="24"/>
+          <w:szCs w:val="24"/>
+        </w:rPr>
+      </w:pPr>
+      <w:r>
+        <w:rPr>
+          <w:rFonts w:ascii="Baskerville Old Face" w:hAnsi="Baskerville Old Face"/>
+          <w:sz w:val="24"/>
+          <w:szCs w:val="24"/>
+        </w:rPr>
+        <w:t xml:space="preserve">She and her manager </w:t>
+      </w:r>
+      <w:r>
+        <w:rPr>
+          <w:rFonts w:ascii="Baskerville Old Face" w:hAnsi="Baskerville Old Face"/>
+          <w:b/>
+          <w:bCs/>
+          <w:sz w:val="24"/>
+          <w:szCs w:val="24"/>
+        </w:rPr>
+        <w:t>share a pretty contentious relationship</w:t>
+      </w:r>
+      <w:r>
+        <w:rPr>
+          <w:rFonts w:ascii="Baskerville Old Face" w:hAnsi="Baskerville Old Face"/>
+          <w:sz w:val="24"/>
+          <w:szCs w:val="24"/>
+        </w:rPr>
+        <w:t>, which affects team morale.</w:t>
+      </w:r>
+    </w:p>
+    <w:p>
+      <w:pPr>
+        <w:rPr>
+          <w:rFonts w:ascii="Baskerville Old Face" w:hAnsi="Baskerville Old Face"/>
+          <w:sz w:val="24"/>
+          <w:szCs w:val="24"/>
+        </w:rPr>
+      </w:pPr>
+      <w:r>
+        <w:rPr>
+          <w:rFonts w:ascii="Baskerville Old Face" w:hAnsi="Baskerville Old Face"/>
+          <w:b/>
+          <w:bCs/>
+          <w:sz w:val="24"/>
+          <w:szCs w:val="24"/>
+        </w:rPr>
+        <w:t>Open communication prevented minor differences from turning into serious contention</w:t>
+      </w:r>
+      <w:r>
+        <w:rPr>
+          <w:rFonts w:ascii="Baskerville Old Face" w:hAnsi="Baskerville Old Face"/>
+          <w:sz w:val="24"/>
+          <w:szCs w:val="24"/>
+        </w:rPr>
+        <w:t>.</w:t>
       </w:r>
     </w:p>
     <w:p>
@@ -939,7 +1093,25 @@
           <w:sz w:val="24"/>
           <w:szCs w:val="24"/>
         </w:rPr>
-        <w:t>The two departments have a pretty contentious relationship, often clashing over budget decisions.</w:t>
+        <w:t xml:space="preserve">The </w:t>
+      </w:r>
+      <w:r>
+        <w:rPr>
+          <w:rFonts w:ascii="Baskerville Old Face" w:hAnsi="Baskerville Old Face"/>
+          <w:b/>
+          <w:bCs/>
+          <w:sz w:val="24"/>
+          <w:szCs w:val="24"/>
+        </w:rPr>
+        <w:t>two departments have a pretty contentious relationship</w:t>
+      </w:r>
+      <w:r>
+        <w:rPr>
+          <w:rFonts w:ascii="Baskerville Old Face" w:hAnsi="Baskerville Old Face"/>
+          <w:sz w:val="24"/>
+          <w:szCs w:val="24"/>
+        </w:rPr>
+        <w:t>, often clashing over budget decisions.</w:t>
       </w:r>
     </w:p>
     <w:p>
@@ -1065,41 +1237,95 @@
           <w:sz w:val="24"/>
           <w:szCs w:val="24"/>
         </w:rPr>
-        <w:t>written but highly derivative of classic detective stories.</w:t>
-      </w:r>
-    </w:p>
-    <w:p>
-      <w:pPr>
-        <w:rPr>
-          <w:rFonts w:ascii="Baskerville Old Face" w:hAnsi="Baskerville Old Face"/>
-          <w:sz w:val="24"/>
-          <w:szCs w:val="24"/>
-        </w:rPr>
-      </w:pPr>
-      <w:r>
-        <w:rPr>
-          <w:rFonts w:ascii="Baskerville Old Face" w:hAnsi="Baskerville Old Face"/>
-          <w:sz w:val="24"/>
-          <w:szCs w:val="24"/>
-        </w:rPr>
-        <w:t>The company’s new marketing strategy seems derivative of its competitor’s approach.</w:t>
-      </w:r>
-    </w:p>
-    <w:p>
-      <w:pPr>
-        <w:rPr>
-          <w:rFonts w:ascii="Baskerville Old Face" w:hAnsi="Baskerville Old Face"/>
-          <w:sz w:val="24"/>
-          <w:szCs w:val="24"/>
-        </w:rPr>
-      </w:pPr>
-      <w:r>
-        <w:rPr>
-          <w:rFonts w:ascii="Baskerville Old Face" w:hAnsi="Baskerville Old Face"/>
-          <w:sz w:val="24"/>
-          <w:szCs w:val="24"/>
-        </w:rPr>
-        <w:t>The app is functional, but its interface is derivative of several popular apps.</w:t>
+        <w:t xml:space="preserve">written but </w:t>
+      </w:r>
+      <w:r>
+        <w:rPr>
+          <w:rFonts w:ascii="Baskerville Old Face" w:hAnsi="Baskerville Old Face"/>
+          <w:b/>
+          <w:bCs/>
+          <w:sz w:val="24"/>
+          <w:szCs w:val="24"/>
+        </w:rPr>
+        <w:t>highly derivative of classic detective</w:t>
+      </w:r>
+      <w:r>
+        <w:rPr>
+          <w:rFonts w:ascii="Baskerville Old Face" w:hAnsi="Baskerville Old Face"/>
+          <w:sz w:val="24"/>
+          <w:szCs w:val="24"/>
+        </w:rPr>
+        <w:t xml:space="preserve"> stories.</w:t>
+      </w:r>
+    </w:p>
+    <w:p>
+      <w:pPr>
+        <w:rPr>
+          <w:rFonts w:ascii="Baskerville Old Face" w:hAnsi="Baskerville Old Face"/>
+          <w:sz w:val="24"/>
+          <w:szCs w:val="24"/>
+        </w:rPr>
+      </w:pPr>
+      <w:r>
+        <w:rPr>
+          <w:rFonts w:ascii="Baskerville Old Face" w:hAnsi="Baskerville Old Face"/>
+          <w:sz w:val="24"/>
+          <w:szCs w:val="24"/>
+        </w:rPr>
+        <w:t xml:space="preserve">The company’s new </w:t>
+      </w:r>
+      <w:r>
+        <w:rPr>
+          <w:rFonts w:ascii="Baskerville Old Face" w:hAnsi="Baskerville Old Face"/>
+          <w:b/>
+          <w:bCs/>
+          <w:sz w:val="24"/>
+          <w:szCs w:val="24"/>
+        </w:rPr>
+        <w:t>marketing strategy seems derivative of its competitor’s approach</w:t>
+      </w:r>
+      <w:r>
+        <w:rPr>
+          <w:rFonts w:ascii="Baskerville Old Face" w:hAnsi="Baskerville Old Face"/>
+          <w:sz w:val="24"/>
+          <w:szCs w:val="24"/>
+        </w:rPr>
+        <w:t>.</w:t>
+      </w:r>
+    </w:p>
+    <w:p>
+      <w:pPr>
+        <w:rPr>
+          <w:rFonts w:ascii="Baskerville Old Face" w:hAnsi="Baskerville Old Face"/>
+          <w:sz w:val="24"/>
+          <w:szCs w:val="24"/>
+        </w:rPr>
+      </w:pPr>
+      <w:r>
+        <w:rPr>
+          <w:rFonts w:ascii="Baskerville Old Face" w:hAnsi="Baskerville Old Face"/>
+          <w:sz w:val="24"/>
+          <w:szCs w:val="24"/>
+        </w:rPr>
+        <w:t xml:space="preserve">The app is functional, </w:t>
+      </w:r>
+      <w:r>
+        <w:rPr>
+          <w:rFonts w:ascii="Baskerville Old Face" w:hAnsi="Baskerville Old Face"/>
+          <w:b/>
+          <w:bCs/>
+          <w:sz w:val="24"/>
+          <w:szCs w:val="24"/>
+        </w:rPr>
+        <w:t>but its interface is derivative of several popular apps</w:t>
+      </w:r>
+      <w:r>
+        <w:rPr>
+          <w:rFonts w:ascii="Baskerville Old Face" w:hAnsi="Baskerville Old Face"/>
+          <w:sz w:val="24"/>
+          <w:szCs w:val="24"/>
+        </w:rPr>
+        <w:t>.</w:t>
       </w:r>
     </w:p>
     <w:p>
@@ -1156,17 +1382,31 @@
       <w:pPr>
         <w:rPr>
           <w:rFonts w:ascii="Baskerville Old Face" w:hAnsi="Baskerville Old Face"/>
-          <w:sz w:val="24"/>
-          <w:szCs w:val="24"/>
-        </w:rPr>
-      </w:pPr>
-      <w:r>
-        <w:rPr>
-          <w:rFonts w:ascii="Baskerville Old Face" w:hAnsi="Baskerville Old Face"/>
+          <w:b/>
+          <w:bCs/>
+          <w:sz w:val="24"/>
+          <w:szCs w:val="24"/>
+        </w:rPr>
+      </w:pPr>
+      <w:r>
+        <w:rPr>
+          <w:rFonts w:ascii="Baskerville Old Face" w:hAnsi="Baskerville Old Face"/>
+          <w:b/>
+          <w:bCs/>
           <w:sz w:val="24"/>
           <w:szCs w:val="24"/>
         </w:rPr>
         <w:t>Your ideas are derivative and your arguments are trite</w:t>
+      </w:r>
+      <w:r>
+        <w:rPr>
+          <w:rFonts w:ascii="Baskerville Old Face" w:hAnsi="Baskerville Old Face"/>
+          <w:b/>
+          <w:bCs/>
+          <w:sz w:val="24"/>
+          <w:szCs w:val="24"/>
+        </w:rPr>
+        <w:t>.</w:t>
       </w:r>
     </w:p>
     <w:p>
@@ -1278,6 +1518,8 @@
       <w:r>
         <w:rPr>
           <w:rFonts w:ascii="Baskerville Old Face" w:hAnsi="Baskerville Old Face"/>
+          <w:b/>
+          <w:bCs/>
           <w:sz w:val="24"/>
           <w:szCs w:val="24"/>
         </w:rPr>
@@ -1286,6 +1528,8 @@
       <w:r>
         <w:rPr>
           <w:rFonts w:ascii="Baskerville Old Face" w:hAnsi="Baskerville Old Face"/>
+          <w:b/>
+          <w:bCs/>
           <w:sz w:val="24"/>
           <w:szCs w:val="24"/>
         </w:rPr>
@@ -1294,23 +1538,35 @@
       <w:r>
         <w:rPr>
           <w:rFonts w:ascii="Baskerville Old Face" w:hAnsi="Baskerville Old Face"/>
-          <w:sz w:val="24"/>
-          <w:szCs w:val="24"/>
-        </w:rPr>
-        <w:t xml:space="preserve"> helps them understand a new math concept by linking it to something they learned earlier.</w:t>
-      </w:r>
-    </w:p>
-    <w:p>
-      <w:pPr>
-        <w:rPr>
-          <w:rFonts w:ascii="Baskerville Old Face" w:hAnsi="Baskerville Old Face"/>
-          <w:sz w:val="24"/>
-          <w:szCs w:val="24"/>
-        </w:rPr>
-      </w:pPr>
-      <w:r>
-        <w:rPr>
-          <w:rFonts w:ascii="Baskerville Old Face" w:hAnsi="Baskerville Old Face"/>
+          <w:b/>
+          <w:bCs/>
+          <w:sz w:val="24"/>
+          <w:szCs w:val="24"/>
+        </w:rPr>
+        <w:t xml:space="preserve"> helps them understand a new math concept</w:t>
+      </w:r>
+      <w:r>
+        <w:rPr>
+          <w:rFonts w:ascii="Baskerville Old Face" w:hAnsi="Baskerville Old Face"/>
+          <w:sz w:val="24"/>
+          <w:szCs w:val="24"/>
+        </w:rPr>
+        <w:t xml:space="preserve"> by linking it to something they learned earlier.</w:t>
+      </w:r>
+    </w:p>
+    <w:p>
+      <w:pPr>
+        <w:rPr>
+          <w:rFonts w:ascii="Baskerville Old Face" w:hAnsi="Baskerville Old Face"/>
+          <w:sz w:val="24"/>
+          <w:szCs w:val="24"/>
+        </w:rPr>
+      </w:pPr>
+      <w:r>
+        <w:rPr>
+          <w:rFonts w:ascii="Baskerville Old Face" w:hAnsi="Baskerville Old Face"/>
+          <w:b/>
+          <w:bCs/>
           <w:sz w:val="24"/>
           <w:szCs w:val="24"/>
         </w:rPr>
@@ -1319,6 +1575,8 @@
       <w:r>
         <w:rPr>
           <w:rFonts w:ascii="Baskerville Old Face" w:hAnsi="Baskerville Old Face"/>
+          <w:b/>
+          <w:bCs/>
           <w:sz w:val="24"/>
           <w:szCs w:val="24"/>
         </w:rPr>
@@ -1344,6 +1602,8 @@
       <w:r>
         <w:rPr>
           <w:rFonts w:ascii="Baskerville Old Face" w:hAnsi="Baskerville Old Face"/>
+          <w:b/>
+          <w:bCs/>
           <w:sz w:val="24"/>
           <w:szCs w:val="24"/>
         </w:rPr>
@@ -1352,6 +1612,8 @@
       <w:r>
         <w:rPr>
           <w:rFonts w:ascii="Baskerville Old Face" w:hAnsi="Baskerville Old Face"/>
+          <w:b/>
+          <w:bCs/>
           <w:sz w:val="24"/>
           <w:szCs w:val="24"/>
         </w:rPr>
@@ -1360,23 +1622,35 @@
       <w:r>
         <w:rPr>
           <w:rFonts w:ascii="Baskerville Old Face" w:hAnsi="Baskerville Old Face"/>
-          <w:sz w:val="24"/>
-          <w:szCs w:val="24"/>
-        </w:rPr>
-        <w:t xml:space="preserve"> quickly grasp new tools because they relate them to familiar systems.</w:t>
-      </w:r>
-    </w:p>
-    <w:p>
-      <w:pPr>
-        <w:rPr>
-          <w:rFonts w:ascii="Baskerville Old Face" w:hAnsi="Baskerville Old Face"/>
-          <w:sz w:val="24"/>
-          <w:szCs w:val="24"/>
-        </w:rPr>
-      </w:pPr>
-      <w:r>
-        <w:rPr>
-          <w:rFonts w:ascii="Baskerville Old Face" w:hAnsi="Baskerville Old Face"/>
+          <w:b/>
+          <w:bCs/>
+          <w:sz w:val="24"/>
+          <w:szCs w:val="24"/>
+        </w:rPr>
+        <w:t xml:space="preserve"> quickly grasp new tools</w:t>
+      </w:r>
+      <w:r>
+        <w:rPr>
+          <w:rFonts w:ascii="Baskerville Old Face" w:hAnsi="Baskerville Old Face"/>
+          <w:sz w:val="24"/>
+          <w:szCs w:val="24"/>
+        </w:rPr>
+        <w:t xml:space="preserve"> because they relate them to familiar systems.</w:t>
+      </w:r>
+    </w:p>
+    <w:p>
+      <w:pPr>
+        <w:rPr>
+          <w:rFonts w:ascii="Baskerville Old Face" w:hAnsi="Baskerville Old Face"/>
+          <w:sz w:val="24"/>
+          <w:szCs w:val="24"/>
+        </w:rPr>
+      </w:pPr>
+      <w:r>
+        <w:rPr>
+          <w:rFonts w:ascii="Baskerville Old Face" w:hAnsi="Baskerville Old Face"/>
+          <w:b/>
+          <w:bCs/>
           <w:sz w:val="24"/>
           <w:szCs w:val="24"/>
         </w:rPr>
@@ -1385,6 +1659,8 @@
       <w:r>
         <w:rPr>
           <w:rFonts w:ascii="Baskerville Old Face" w:hAnsi="Baskerville Old Face"/>
+          <w:b/>
+          <w:bCs/>
           <w:sz w:val="24"/>
           <w:szCs w:val="24"/>
         </w:rPr>
@@ -1393,23 +1669,35 @@
       <w:r>
         <w:rPr>
           <w:rFonts w:ascii="Baskerville Old Face" w:hAnsi="Baskerville Old Face"/>
-          <w:sz w:val="24"/>
-          <w:szCs w:val="24"/>
-        </w:rPr>
-        <w:t xml:space="preserve"> allowed him to understand the new policy by comparing it with previous guidelines.</w:t>
-      </w:r>
-    </w:p>
-    <w:p>
-      <w:pPr>
-        <w:rPr>
-          <w:rFonts w:ascii="Baskerville Old Face" w:hAnsi="Baskerville Old Face"/>
-          <w:sz w:val="24"/>
-          <w:szCs w:val="24"/>
-        </w:rPr>
-      </w:pPr>
-      <w:r>
-        <w:rPr>
-          <w:rFonts w:ascii="Baskerville Old Face" w:hAnsi="Baskerville Old Face"/>
+          <w:b/>
+          <w:bCs/>
+          <w:sz w:val="24"/>
+          <w:szCs w:val="24"/>
+        </w:rPr>
+        <w:t xml:space="preserve"> allowed him to understand the new policy</w:t>
+      </w:r>
+      <w:r>
+        <w:rPr>
+          <w:rFonts w:ascii="Baskerville Old Face" w:hAnsi="Baskerville Old Face"/>
+          <w:sz w:val="24"/>
+          <w:szCs w:val="24"/>
+        </w:rPr>
+        <w:t xml:space="preserve"> by comparing it with previous guidelines.</w:t>
+      </w:r>
+    </w:p>
+    <w:p>
+      <w:pPr>
+        <w:rPr>
+          <w:rFonts w:ascii="Baskerville Old Face" w:hAnsi="Baskerville Old Face"/>
+          <w:sz w:val="24"/>
+          <w:szCs w:val="24"/>
+        </w:rPr>
+      </w:pPr>
+      <w:r>
+        <w:rPr>
+          <w:rFonts w:ascii="Baskerville Old Face" w:hAnsi="Baskerville Old Face"/>
+          <w:b/>
+          <w:bCs/>
           <w:sz w:val="24"/>
           <w:szCs w:val="24"/>
         </w:rPr>
@@ -1418,10 +1706,20 @@
       <w:r>
         <w:rPr>
           <w:rFonts w:ascii="Baskerville Old Face" w:hAnsi="Baskerville Old Face"/>
-          <w:sz w:val="24"/>
-          <w:szCs w:val="24"/>
-        </w:rPr>
-        <w:t xml:space="preserve"> influences how we judge others; our past experiences shape our interpretations.</w:t>
+          <w:b/>
+          <w:bCs/>
+          <w:sz w:val="24"/>
+          <w:szCs w:val="24"/>
+        </w:rPr>
+        <w:t xml:space="preserve"> influences how we judge others</w:t>
+      </w:r>
+      <w:r>
+        <w:rPr>
+          <w:rFonts w:ascii="Baskerville Old Face" w:hAnsi="Baskerville Old Face"/>
+          <w:sz w:val="24"/>
+          <w:szCs w:val="24"/>
+        </w:rPr>
+        <w:t>; our past experiences shape our interpretations.</w:t>
       </w:r>
     </w:p>
     <w:p>
@@ -1468,6 +1766,8 @@
       <w:r>
         <w:rPr>
           <w:rFonts w:ascii="Baskerville Old Face" w:hAnsi="Baskerville Old Face"/>
+          <w:b/>
+          <w:bCs/>
           <w:sz w:val="24"/>
           <w:szCs w:val="24"/>
         </w:rPr>
@@ -1476,6 +1776,8 @@
       <w:r>
         <w:rPr>
           <w:rFonts w:ascii="Baskerville Old Face" w:hAnsi="Baskerville Old Face"/>
+          <w:b/>
+          <w:bCs/>
           <w:sz w:val="24"/>
           <w:szCs w:val="24"/>
         </w:rPr>
@@ -1484,10 +1786,20 @@
       <w:r>
         <w:rPr>
           <w:rFonts w:ascii="Baskerville Old Face" w:hAnsi="Baskerville Old Face"/>
-          <w:sz w:val="24"/>
-          <w:szCs w:val="24"/>
-        </w:rPr>
-        <w:t xml:space="preserve"> helps you compare it with flavors you already know.</w:t>
+          <w:b/>
+          <w:bCs/>
+          <w:sz w:val="24"/>
+          <w:szCs w:val="24"/>
+        </w:rPr>
+        <w:t xml:space="preserve"> helps you compare</w:t>
+      </w:r>
+      <w:r>
+        <w:rPr>
+          <w:rFonts w:ascii="Baskerville Old Face" w:hAnsi="Baskerville Old Face"/>
+          <w:sz w:val="24"/>
+          <w:szCs w:val="24"/>
+        </w:rPr>
+        <w:t xml:space="preserve"> it with flavors you already know.</w:t>
       </w:r>
     </w:p>
     <w:p>
@@ -1576,27 +1888,65 @@
       <w:r>
         <w:rPr>
           <w:rFonts w:ascii="Baskerville Old Face" w:hAnsi="Baskerville Old Face"/>
-          <w:sz w:val="24"/>
-          <w:szCs w:val="24"/>
-        </w:rPr>
-        <w:t>Through my apperception of Kubernetes concepts, I was able to build and deploy 24 applications.</w:t>
-      </w:r>
-    </w:p>
-    <w:p>
-      <w:pPr>
-        <w:rPr>
-          <w:rFonts w:ascii="Baskerville Old Face" w:hAnsi="Baskerville Old Face"/>
-          <w:sz w:val="24"/>
-          <w:szCs w:val="24"/>
-        </w:rPr>
-      </w:pPr>
-      <w:r>
-        <w:rPr>
-          <w:rFonts w:ascii="Baskerville Old Face" w:hAnsi="Baskerville Old Face"/>
-          <w:sz w:val="24"/>
-          <w:szCs w:val="24"/>
-        </w:rPr>
-        <w:t>My apperception of Kubernetes enabled me to efficiently build and deploy 24 applications.</w:t>
+          <w:b/>
+          <w:bCs/>
+          <w:sz w:val="24"/>
+          <w:szCs w:val="24"/>
+        </w:rPr>
+        <w:t>Through my apperception of Kubernetes concepts</w:t>
+      </w:r>
+      <w:r>
+        <w:rPr>
+          <w:rFonts w:ascii="Baskerville Old Face" w:hAnsi="Baskerville Old Face"/>
+          <w:sz w:val="24"/>
+          <w:szCs w:val="24"/>
+        </w:rPr>
+        <w:t xml:space="preserve">, </w:t>
+      </w:r>
+      <w:r>
+        <w:rPr>
+          <w:rFonts w:ascii="Baskerville Old Face" w:hAnsi="Baskerville Old Face"/>
+          <w:b/>
+          <w:bCs/>
+          <w:sz w:val="24"/>
+          <w:szCs w:val="24"/>
+        </w:rPr>
+        <w:t>I was able to build and deploy 24 applications</w:t>
+      </w:r>
+      <w:r>
+        <w:rPr>
+          <w:rFonts w:ascii="Baskerville Old Face" w:hAnsi="Baskerville Old Face"/>
+          <w:sz w:val="24"/>
+          <w:szCs w:val="24"/>
+        </w:rPr>
+        <w:t>.</w:t>
+      </w:r>
+    </w:p>
+    <w:p>
+      <w:pPr>
+        <w:rPr>
+          <w:rFonts w:ascii="Baskerville Old Face" w:hAnsi="Baskerville Old Face"/>
+          <w:sz w:val="24"/>
+          <w:szCs w:val="24"/>
+        </w:rPr>
+      </w:pPr>
+      <w:r>
+        <w:rPr>
+          <w:rFonts w:ascii="Baskerville Old Face" w:hAnsi="Baskerville Old Face"/>
+          <w:b/>
+          <w:bCs/>
+          <w:sz w:val="24"/>
+          <w:szCs w:val="24"/>
+        </w:rPr>
+        <w:t>My apperception of Kubernetes enabled me to efficiently</w:t>
+      </w:r>
+      <w:r>
+        <w:rPr>
+          <w:rFonts w:ascii="Baskerville Old Face" w:hAnsi="Baskerville Old Face"/>
+          <w:sz w:val="24"/>
+          <w:szCs w:val="24"/>
+        </w:rPr>
+        <w:t xml:space="preserve"> build and deploy 24 applications.</w:t>
       </w:r>
     </w:p>
     <w:p>
@@ -2272,92 +2622,192 @@
           <w:sz w:val="24"/>
           <w:szCs w:val="24"/>
         </w:rPr>
-        <w:t>After the production deployment, everything looked copacetic.</w:t>
-      </w:r>
-    </w:p>
-    <w:p>
-      <w:pPr>
-        <w:rPr>
-          <w:rFonts w:ascii="Baskerville Old Face" w:hAnsi="Baskerville Old Face"/>
-          <w:sz w:val="24"/>
-          <w:szCs w:val="24"/>
-        </w:rPr>
-      </w:pPr>
-      <w:r>
-        <w:rPr>
-          <w:rFonts w:ascii="Baskerville Old Face" w:hAnsi="Baskerville Old Face"/>
-          <w:sz w:val="24"/>
-          <w:szCs w:val="24"/>
-        </w:rPr>
-        <w:t>The client was concerned initially, but after the demonstration, everything seemed copacetic.</w:t>
-      </w:r>
-    </w:p>
-    <w:p>
-      <w:pPr>
-        <w:rPr>
-          <w:rFonts w:ascii="Baskerville Old Face" w:hAnsi="Baskerville Old Face"/>
-          <w:sz w:val="24"/>
-          <w:szCs w:val="24"/>
-        </w:rPr>
-      </w:pPr>
-      <w:r>
-        <w:rPr>
-          <w:rFonts w:ascii="Baskerville Old Face" w:hAnsi="Baskerville Old Face"/>
-          <w:sz w:val="24"/>
-          <w:szCs w:val="24"/>
-        </w:rPr>
-        <w:t>Are we copacetic with the release schedule, or do we need additional testing?</w:t>
-      </w:r>
-    </w:p>
-    <w:p>
-      <w:pPr>
-        <w:rPr>
-          <w:rFonts w:ascii="Baskerville Old Face" w:hAnsi="Baskerville Old Face"/>
-          <w:sz w:val="24"/>
-          <w:szCs w:val="24"/>
-        </w:rPr>
-      </w:pPr>
-      <w:r>
-        <w:rPr>
-          <w:rFonts w:ascii="Baskerville Old Face" w:hAnsi="Baskerville Old Face"/>
-          <w:sz w:val="24"/>
-          <w:szCs w:val="24"/>
-        </w:rPr>
-        <w:t>The migration to Kubernetes went smoothly, and all services are copacetic.</w:t>
-      </w:r>
-    </w:p>
-    <w:p>
-      <w:pPr>
-        <w:rPr>
-          <w:rFonts w:ascii="Baskerville Old Face" w:hAnsi="Baskerville Old Face"/>
-          <w:sz w:val="24"/>
-          <w:szCs w:val="24"/>
-        </w:rPr>
-      </w:pPr>
-      <w:r>
-        <w:rPr>
-          <w:rFonts w:ascii="Baskerville Old Face" w:hAnsi="Baskerville Old Face"/>
-          <w:sz w:val="24"/>
-          <w:szCs w:val="24"/>
-        </w:rPr>
-        <w:t>Once the misunderstanding was cleared up, the relationship between the teams became copacetic again.</w:t>
-      </w:r>
-    </w:p>
-    <w:p>
-      <w:pPr>
-        <w:rPr>
-          <w:rFonts w:ascii="Baskerville Old Face" w:hAnsi="Baskerville Old Face"/>
-          <w:sz w:val="24"/>
-          <w:szCs w:val="24"/>
-        </w:rPr>
-      </w:pPr>
-      <w:r>
-        <w:rPr>
-          <w:rFonts w:ascii="Baskerville Old Face" w:hAnsi="Baskerville Old Face"/>
-          <w:sz w:val="24"/>
-          <w:szCs w:val="24"/>
-        </w:rPr>
-        <w:t>I checked with all stakeholders, and they're copacetic with the proposed solution.</w:t>
+        <w:t xml:space="preserve">After the production deployment, </w:t>
+      </w:r>
+      <w:r>
+        <w:rPr>
+          <w:rFonts w:ascii="Baskerville Old Face" w:hAnsi="Baskerville Old Face"/>
+          <w:b/>
+          <w:bCs/>
+          <w:sz w:val="24"/>
+          <w:szCs w:val="24"/>
+        </w:rPr>
+        <w:t>everything looked copacetic</w:t>
+      </w:r>
+      <w:r>
+        <w:rPr>
+          <w:rFonts w:ascii="Baskerville Old Face" w:hAnsi="Baskerville Old Face"/>
+          <w:sz w:val="24"/>
+          <w:szCs w:val="24"/>
+        </w:rPr>
+        <w:t>.</w:t>
+      </w:r>
+    </w:p>
+    <w:p>
+      <w:pPr>
+        <w:rPr>
+          <w:rFonts w:ascii="Baskerville Old Face" w:hAnsi="Baskerville Old Face"/>
+          <w:sz w:val="24"/>
+          <w:szCs w:val="24"/>
+        </w:rPr>
+      </w:pPr>
+      <w:r>
+        <w:rPr>
+          <w:rFonts w:ascii="Baskerville Old Face" w:hAnsi="Baskerville Old Face"/>
+          <w:sz w:val="24"/>
+          <w:szCs w:val="24"/>
+        </w:rPr>
+        <w:t xml:space="preserve">The client was concerned initially, but </w:t>
+      </w:r>
+      <w:r>
+        <w:rPr>
+          <w:rFonts w:ascii="Baskerville Old Face" w:hAnsi="Baskerville Old Face"/>
+          <w:b/>
+          <w:bCs/>
+          <w:sz w:val="24"/>
+          <w:szCs w:val="24"/>
+        </w:rPr>
+        <w:t>after the demonstration, everything seemed copacetic</w:t>
+      </w:r>
+      <w:r>
+        <w:rPr>
+          <w:rFonts w:ascii="Baskerville Old Face" w:hAnsi="Baskerville Old Face"/>
+          <w:sz w:val="24"/>
+          <w:szCs w:val="24"/>
+        </w:rPr>
+        <w:t>.</w:t>
+      </w:r>
+    </w:p>
+    <w:p>
+      <w:pPr>
+        <w:rPr>
+          <w:rFonts w:ascii="Baskerville Old Face" w:hAnsi="Baskerville Old Face"/>
+          <w:sz w:val="24"/>
+          <w:szCs w:val="24"/>
+        </w:rPr>
+      </w:pPr>
+      <w:r>
+        <w:rPr>
+          <w:rFonts w:ascii="Baskerville Old Face" w:hAnsi="Baskerville Old Face"/>
+          <w:b/>
+          <w:bCs/>
+          <w:sz w:val="24"/>
+          <w:szCs w:val="24"/>
+        </w:rPr>
+        <w:t>Are we copacetic with the release schedule</w:t>
+      </w:r>
+      <w:r>
+        <w:rPr>
+          <w:rFonts w:ascii="Baskerville Old Face" w:hAnsi="Baskerville Old Face"/>
+          <w:sz w:val="24"/>
+          <w:szCs w:val="24"/>
+        </w:rPr>
+        <w:t>, or do we need additional testing?</w:t>
+      </w:r>
+    </w:p>
+    <w:p>
+      <w:pPr>
+        <w:rPr>
+          <w:rFonts w:ascii="Baskerville Old Face" w:hAnsi="Baskerville Old Face"/>
+          <w:sz w:val="24"/>
+          <w:szCs w:val="24"/>
+        </w:rPr>
+      </w:pPr>
+      <w:r>
+        <w:rPr>
+          <w:rFonts w:ascii="Baskerville Old Face" w:hAnsi="Baskerville Old Face"/>
+          <w:sz w:val="24"/>
+          <w:szCs w:val="24"/>
+        </w:rPr>
+        <w:t xml:space="preserve">The migration to Kubernetes went smoothly, and </w:t>
+      </w:r>
+      <w:r>
+        <w:rPr>
+          <w:rFonts w:ascii="Baskerville Old Face" w:hAnsi="Baskerville Old Face"/>
+          <w:b/>
+          <w:bCs/>
+          <w:sz w:val="24"/>
+          <w:szCs w:val="24"/>
+        </w:rPr>
+        <w:t>all services are copacetic</w:t>
+      </w:r>
+      <w:r>
+        <w:rPr>
+          <w:rFonts w:ascii="Baskerville Old Face" w:hAnsi="Baskerville Old Face"/>
+          <w:sz w:val="24"/>
+          <w:szCs w:val="24"/>
+        </w:rPr>
+        <w:t>.</w:t>
+      </w:r>
+    </w:p>
+    <w:p>
+      <w:pPr>
+        <w:rPr>
+          <w:rFonts w:ascii="Baskerville Old Face" w:hAnsi="Baskerville Old Face"/>
+          <w:sz w:val="24"/>
+          <w:szCs w:val="24"/>
+        </w:rPr>
+      </w:pPr>
+      <w:r>
+        <w:rPr>
+          <w:rFonts w:ascii="Baskerville Old Face" w:hAnsi="Baskerville Old Face"/>
+          <w:sz w:val="24"/>
+          <w:szCs w:val="24"/>
+        </w:rPr>
+        <w:t xml:space="preserve">Once the misunderstanding was cleared up, the </w:t>
+      </w:r>
+      <w:r>
+        <w:rPr>
+          <w:rFonts w:ascii="Baskerville Old Face" w:hAnsi="Baskerville Old Face"/>
+          <w:b/>
+          <w:bCs/>
+          <w:sz w:val="24"/>
+          <w:szCs w:val="24"/>
+        </w:rPr>
+        <w:t>relationship between the teams became copacetic again</w:t>
+      </w:r>
+      <w:r>
+        <w:rPr>
+          <w:rFonts w:ascii="Baskerville Old Face" w:hAnsi="Baskerville Old Face"/>
+          <w:sz w:val="24"/>
+          <w:szCs w:val="24"/>
+        </w:rPr>
+        <w:t>.</w:t>
+      </w:r>
+    </w:p>
+    <w:p>
+      <w:pPr>
+        <w:rPr>
+          <w:rFonts w:ascii="Baskerville Old Face" w:hAnsi="Baskerville Old Face"/>
+          <w:sz w:val="24"/>
+          <w:szCs w:val="24"/>
+        </w:rPr>
+      </w:pPr>
+      <w:r>
+        <w:rPr>
+          <w:rFonts w:ascii="Baskerville Old Face" w:hAnsi="Baskerville Old Face"/>
+          <w:sz w:val="24"/>
+          <w:szCs w:val="24"/>
+        </w:rPr>
+        <w:t xml:space="preserve">I checked with all stakeholders, and </w:t>
+      </w:r>
+      <w:r>
+        <w:rPr>
+          <w:rFonts w:ascii="Baskerville Old Face" w:hAnsi="Baskerville Old Face"/>
+          <w:b/>
+          <w:bCs/>
+          <w:sz w:val="24"/>
+          <w:szCs w:val="24"/>
+        </w:rPr>
+        <w:t>they're copacetic with the proposed solution</w:t>
+      </w:r>
+      <w:r>
+        <w:rPr>
+          <w:rFonts w:ascii="Baskerville Old Face" w:hAnsi="Baskerville Old Face"/>
+          <w:sz w:val="24"/>
+          <w:szCs w:val="24"/>
+        </w:rPr>
+        <w:t>.</w:t>
       </w:r>
     </w:p>
     <w:p>
@@ -2408,7 +2858,25 @@
           <w:sz w:val="24"/>
           <w:szCs w:val="24"/>
         </w:rPr>
-        <w:t>"How are things going?"  "Pretty copacetic, thanks for asking."</w:t>
+        <w:t>"How are things going?"  "</w:t>
+      </w:r>
+      <w:r>
+        <w:rPr>
+          <w:rFonts w:ascii="Baskerville Old Face" w:hAnsi="Baskerville Old Face"/>
+          <w:b/>
+          <w:bCs/>
+          <w:sz w:val="24"/>
+          <w:szCs w:val="24"/>
+        </w:rPr>
+        <w:t>Pretty copacetic</w:t>
+      </w:r>
+      <w:r>
+        <w:rPr>
+          <w:rFonts w:ascii="Baskerville Old Face" w:hAnsi="Baskerville Old Face"/>
+          <w:sz w:val="24"/>
+          <w:szCs w:val="24"/>
+        </w:rPr>
+        <w:t>, thanks for asking."</w:t>
       </w:r>
       <w:r>
         <w:rPr>
@@ -2424,7 +2892,25 @@
           <w:sz w:val="24"/>
           <w:szCs w:val="24"/>
         </w:rPr>
-        <w:t>Don't worry, everything is copacetic on my end.</w:t>
+        <w:t xml:space="preserve">Don't worry, </w:t>
+      </w:r>
+      <w:r>
+        <w:rPr>
+          <w:rFonts w:ascii="Baskerville Old Face" w:hAnsi="Baskerville Old Face"/>
+          <w:b/>
+          <w:bCs/>
+          <w:sz w:val="24"/>
+          <w:szCs w:val="24"/>
+        </w:rPr>
+        <w:t>everything is copacetic on my end</w:t>
+      </w:r>
+      <w:r>
+        <w:rPr>
+          <w:rFonts w:ascii="Baskerville Old Face" w:hAnsi="Baskerville Old Face"/>
+          <w:sz w:val="24"/>
+          <w:szCs w:val="24"/>
+        </w:rPr>
+        <w:t>.</w:t>
       </w:r>
     </w:p>
     <w:p>
@@ -2476,10 +2962,20 @@
       <w:r>
         <w:rPr>
           <w:rFonts w:ascii="Baskerville Old Face" w:hAnsi="Baskerville Old Face"/>
-          <w:sz w:val="24"/>
-          <w:szCs w:val="24"/>
-        </w:rPr>
-        <w:t>Everything is copacetic.</w:t>
+          <w:b/>
+          <w:bCs/>
+          <w:sz w:val="24"/>
+          <w:szCs w:val="24"/>
+        </w:rPr>
+        <w:t>Everything is copacetic</w:t>
+      </w:r>
+      <w:r>
+        <w:rPr>
+          <w:rFonts w:ascii="Baskerville Old Face" w:hAnsi="Baskerville Old Face"/>
+          <w:sz w:val="24"/>
+          <w:szCs w:val="24"/>
+        </w:rPr>
+        <w:t>.</w:t>
       </w:r>
       <w:r>
         <w:rPr>
@@ -2684,41 +3180,95 @@
           <w:sz w:val="24"/>
           <w:szCs w:val="24"/>
         </w:rPr>
-        <w:t>The two companies were accused of colluding to keep prices artificially high.</w:t>
-      </w:r>
-    </w:p>
-    <w:p>
-      <w:pPr>
-        <w:rPr>
-          <w:rFonts w:ascii="Baskerville Old Face" w:hAnsi="Baskerville Old Face"/>
-          <w:sz w:val="24"/>
-          <w:szCs w:val="24"/>
-        </w:rPr>
-      </w:pPr>
-      <w:r>
-        <w:rPr>
-          <w:rFonts w:ascii="Baskerville Old Face" w:hAnsi="Baskerville Old Face"/>
-          <w:sz w:val="24"/>
-          <w:szCs w:val="24"/>
-        </w:rPr>
-        <w:t>Several employees colluded to hide the mistake from senior management.</w:t>
-      </w:r>
-    </w:p>
-    <w:p>
-      <w:pPr>
-        <w:rPr>
-          <w:rFonts w:ascii="Baskerville Old Face" w:hAnsi="Baskerville Old Face"/>
-          <w:sz w:val="24"/>
-          <w:szCs w:val="24"/>
-        </w:rPr>
-      </w:pPr>
-      <w:r>
-        <w:rPr>
-          <w:rFonts w:ascii="Baskerville Old Face" w:hAnsi="Baskerville Old Face"/>
-          <w:sz w:val="24"/>
-          <w:szCs w:val="24"/>
-        </w:rPr>
-        <w:t>The investigation found no evidence that the two teams had colluded.</w:t>
+        <w:t xml:space="preserve">The two companies were </w:t>
+      </w:r>
+      <w:r>
+        <w:rPr>
+          <w:rFonts w:ascii="Baskerville Old Face" w:hAnsi="Baskerville Old Face"/>
+          <w:b/>
+          <w:bCs/>
+          <w:sz w:val="24"/>
+          <w:szCs w:val="24"/>
+        </w:rPr>
+        <w:t>accused of colluding to keep prices artificially high</w:t>
+      </w:r>
+      <w:r>
+        <w:rPr>
+          <w:rFonts w:ascii="Baskerville Old Face" w:hAnsi="Baskerville Old Face"/>
+          <w:sz w:val="24"/>
+          <w:szCs w:val="24"/>
+        </w:rPr>
+        <w:t>.</w:t>
+      </w:r>
+    </w:p>
+    <w:p>
+      <w:pPr>
+        <w:rPr>
+          <w:rFonts w:ascii="Baskerville Old Face" w:hAnsi="Baskerville Old Face"/>
+          <w:sz w:val="24"/>
+          <w:szCs w:val="24"/>
+        </w:rPr>
+      </w:pPr>
+      <w:r>
+        <w:rPr>
+          <w:rFonts w:ascii="Baskerville Old Face" w:hAnsi="Baskerville Old Face"/>
+          <w:sz w:val="24"/>
+          <w:szCs w:val="24"/>
+        </w:rPr>
+        <w:t xml:space="preserve">Several </w:t>
+      </w:r>
+      <w:r>
+        <w:rPr>
+          <w:rFonts w:ascii="Baskerville Old Face" w:hAnsi="Baskerville Old Face"/>
+          <w:b/>
+          <w:bCs/>
+          <w:sz w:val="24"/>
+          <w:szCs w:val="24"/>
+        </w:rPr>
+        <w:t>employees colluded to hide the mistake</w:t>
+      </w:r>
+      <w:r>
+        <w:rPr>
+          <w:rFonts w:ascii="Baskerville Old Face" w:hAnsi="Baskerville Old Face"/>
+          <w:sz w:val="24"/>
+          <w:szCs w:val="24"/>
+        </w:rPr>
+        <w:t xml:space="preserve"> from senior management.</w:t>
+      </w:r>
+    </w:p>
+    <w:p>
+      <w:pPr>
+        <w:rPr>
+          <w:rFonts w:ascii="Baskerville Old Face" w:hAnsi="Baskerville Old Face"/>
+          <w:sz w:val="24"/>
+          <w:szCs w:val="24"/>
+        </w:rPr>
+      </w:pPr>
+      <w:r>
+        <w:rPr>
+          <w:rFonts w:ascii="Baskerville Old Face" w:hAnsi="Baskerville Old Face"/>
+          <w:sz w:val="24"/>
+          <w:szCs w:val="24"/>
+        </w:rPr>
+        <w:t xml:space="preserve">The investigation found no evidence that </w:t>
+      </w:r>
+      <w:r>
+        <w:rPr>
+          <w:rFonts w:ascii="Baskerville Old Face" w:hAnsi="Baskerville Old Face"/>
+          <w:b/>
+          <w:bCs/>
+          <w:sz w:val="24"/>
+          <w:szCs w:val="24"/>
+        </w:rPr>
+        <w:t>the two teams had colluded</w:t>
+      </w:r>
+      <w:r>
+        <w:rPr>
+          <w:rFonts w:ascii="Baskerville Old Face" w:hAnsi="Baskerville Old Face"/>
+          <w:sz w:val="24"/>
+          <w:szCs w:val="24"/>
+        </w:rPr>
+        <w:t>.</w:t>
       </w:r>
     </w:p>
     <w:p>
@@ -2752,24 +3302,60 @@
           <w:sz w:val="24"/>
           <w:szCs w:val="24"/>
         </w:rPr>
-        <w:t>The attackers colluded with an insider to gain unauthorized access to the system.</w:t>
-      </w:r>
-    </w:p>
-    <w:p>
-      <w:pPr>
-        <w:rPr>
-          <w:rFonts w:ascii="Baskerville Old Face" w:hAnsi="Baskerville Old Face"/>
-          <w:sz w:val="24"/>
-          <w:szCs w:val="24"/>
-        </w:rPr>
-      </w:pPr>
-      <w:r>
-        <w:rPr>
-          <w:rFonts w:ascii="Baskerville Old Face" w:hAnsi="Baskerville Old Face"/>
-          <w:sz w:val="24"/>
-          <w:szCs w:val="24"/>
-        </w:rPr>
-        <w:t>The authorities investigated allegations of collusion between the two companies.</w:t>
+        <w:t xml:space="preserve">The </w:t>
+      </w:r>
+      <w:r>
+        <w:rPr>
+          <w:rFonts w:ascii="Baskerville Old Face" w:hAnsi="Baskerville Old Face"/>
+          <w:b/>
+          <w:bCs/>
+          <w:sz w:val="24"/>
+          <w:szCs w:val="24"/>
+        </w:rPr>
+        <w:t>attackers colluded with an insider to gain unauthorized</w:t>
+      </w:r>
+      <w:r>
+        <w:rPr>
+          <w:rFonts w:ascii="Baskerville Old Face" w:hAnsi="Baskerville Old Face"/>
+          <w:sz w:val="24"/>
+          <w:szCs w:val="24"/>
+        </w:rPr>
+        <w:t xml:space="preserve"> access to the system.</w:t>
+      </w:r>
+    </w:p>
+    <w:p>
+      <w:pPr>
+        <w:rPr>
+          <w:rFonts w:ascii="Baskerville Old Face" w:hAnsi="Baskerville Old Face"/>
+          <w:sz w:val="24"/>
+          <w:szCs w:val="24"/>
+        </w:rPr>
+      </w:pPr>
+      <w:r>
+        <w:rPr>
+          <w:rFonts w:ascii="Baskerville Old Face" w:hAnsi="Baskerville Old Face"/>
+          <w:sz w:val="24"/>
+          <w:szCs w:val="24"/>
+        </w:rPr>
+        <w:t xml:space="preserve">The </w:t>
+      </w:r>
+      <w:r>
+        <w:rPr>
+          <w:rFonts w:ascii="Baskerville Old Face" w:hAnsi="Baskerville Old Face"/>
+          <w:b/>
+          <w:bCs/>
+          <w:sz w:val="24"/>
+          <w:szCs w:val="24"/>
+        </w:rPr>
+        <w:t>authorities investigated allegations of collusion</w:t>
+      </w:r>
+      <w:r>
+        <w:rPr>
+          <w:rFonts w:ascii="Baskerville Old Face" w:hAnsi="Baskerville Old Face"/>
+          <w:sz w:val="24"/>
+          <w:szCs w:val="24"/>
+        </w:rPr>
+        <w:t xml:space="preserve"> between the two companies.</w:t>
       </w:r>
     </w:p>
     <w:p>
@@ -3007,7 +3593,25 @@
           <w:sz w:val="24"/>
           <w:szCs w:val="24"/>
         </w:rPr>
-        <w:t>We spent an idyllic afternoon by the riverside, away from all noise and stress.</w:t>
+        <w:t xml:space="preserve">We spent an </w:t>
+      </w:r>
+      <w:r>
+        <w:rPr>
+          <w:rFonts w:ascii="Baskerville Old Face" w:hAnsi="Baskerville Old Face"/>
+          <w:b/>
+          <w:bCs/>
+          <w:sz w:val="24"/>
+          <w:szCs w:val="24"/>
+        </w:rPr>
+        <w:t>idyllic afternoon</w:t>
+      </w:r>
+      <w:r>
+        <w:rPr>
+          <w:rFonts w:ascii="Baskerville Old Face" w:hAnsi="Baskerville Old Face"/>
+          <w:sz w:val="24"/>
+          <w:szCs w:val="24"/>
+        </w:rPr>
+        <w:t xml:space="preserve"> by the riverside, away from all noise and stress.</w:t>
       </w:r>
     </w:p>
     <w:p>
@@ -3041,41 +3645,95 @@
           <w:sz w:val="24"/>
           <w:szCs w:val="24"/>
         </w:rPr>
-        <w:t>The couple lived idyllically in a small cottage surrounded by greenery.</w:t>
-      </w:r>
-    </w:p>
-    <w:p>
-      <w:pPr>
-        <w:rPr>
-          <w:rFonts w:ascii="Baskerville Old Face" w:hAnsi="Baskerville Old Face"/>
-          <w:sz w:val="24"/>
-          <w:szCs w:val="24"/>
-        </w:rPr>
-      </w:pPr>
-      <w:r>
-        <w:rPr>
-          <w:rFonts w:ascii="Baskerville Old Face" w:hAnsi="Baskerville Old Face"/>
-          <w:sz w:val="24"/>
-          <w:szCs w:val="24"/>
-        </w:rPr>
-        <w:t>The company promotes an idyllic work culture, but the reality is more demanding.</w:t>
-      </w:r>
-    </w:p>
-    <w:p>
-      <w:pPr>
-        <w:rPr>
-          <w:rFonts w:ascii="Baskerville Old Face" w:hAnsi="Baskerville Old Face"/>
-          <w:sz w:val="24"/>
-          <w:szCs w:val="24"/>
-        </w:rPr>
-      </w:pPr>
-      <w:r>
-        <w:rPr>
-          <w:rFonts w:ascii="Baskerville Old Face" w:hAnsi="Baskerville Old Face"/>
-          <w:sz w:val="24"/>
-          <w:szCs w:val="24"/>
-        </w:rPr>
-        <w:t>The retreat location was idyllic, perfect for strategic discussions.</w:t>
+        <w:t xml:space="preserve">The </w:t>
+      </w:r>
+      <w:r>
+        <w:rPr>
+          <w:rFonts w:ascii="Baskerville Old Face" w:hAnsi="Baskerville Old Face"/>
+          <w:b/>
+          <w:bCs/>
+          <w:sz w:val="24"/>
+          <w:szCs w:val="24"/>
+        </w:rPr>
+        <w:t>couple lived idyllically in a small cottage</w:t>
+      </w:r>
+      <w:r>
+        <w:rPr>
+          <w:rFonts w:ascii="Baskerville Old Face" w:hAnsi="Baskerville Old Face"/>
+          <w:sz w:val="24"/>
+          <w:szCs w:val="24"/>
+        </w:rPr>
+        <w:t xml:space="preserve"> surrounded by greenery.</w:t>
+      </w:r>
+    </w:p>
+    <w:p>
+      <w:pPr>
+        <w:rPr>
+          <w:rFonts w:ascii="Baskerville Old Face" w:hAnsi="Baskerville Old Face"/>
+          <w:sz w:val="24"/>
+          <w:szCs w:val="24"/>
+        </w:rPr>
+      </w:pPr>
+      <w:r>
+        <w:rPr>
+          <w:rFonts w:ascii="Baskerville Old Face" w:hAnsi="Baskerville Old Face"/>
+          <w:sz w:val="24"/>
+          <w:szCs w:val="24"/>
+        </w:rPr>
+        <w:t xml:space="preserve">The company </w:t>
+      </w:r>
+      <w:r>
+        <w:rPr>
+          <w:rFonts w:ascii="Baskerville Old Face" w:hAnsi="Baskerville Old Face"/>
+          <w:b/>
+          <w:bCs/>
+          <w:sz w:val="24"/>
+          <w:szCs w:val="24"/>
+        </w:rPr>
+        <w:t>promotes an idyllic work culture</w:t>
+      </w:r>
+      <w:r>
+        <w:rPr>
+          <w:rFonts w:ascii="Baskerville Old Face" w:hAnsi="Baskerville Old Face"/>
+          <w:sz w:val="24"/>
+          <w:szCs w:val="24"/>
+        </w:rPr>
+        <w:t>, but the reality is more demanding.</w:t>
+      </w:r>
+    </w:p>
+    <w:p>
+      <w:pPr>
+        <w:rPr>
+          <w:rFonts w:ascii="Baskerville Old Face" w:hAnsi="Baskerville Old Face"/>
+          <w:sz w:val="24"/>
+          <w:szCs w:val="24"/>
+        </w:rPr>
+      </w:pPr>
+      <w:r>
+        <w:rPr>
+          <w:rFonts w:ascii="Baskerville Old Face" w:hAnsi="Baskerville Old Face"/>
+          <w:sz w:val="24"/>
+          <w:szCs w:val="24"/>
+        </w:rPr>
+        <w:t xml:space="preserve">The </w:t>
+      </w:r>
+      <w:r>
+        <w:rPr>
+          <w:rFonts w:ascii="Baskerville Old Face" w:hAnsi="Baskerville Old Face"/>
+          <w:b/>
+          <w:bCs/>
+          <w:sz w:val="24"/>
+          <w:szCs w:val="24"/>
+        </w:rPr>
+        <w:t>retreat location was idyllic</w:t>
+      </w:r>
+      <w:r>
+        <w:rPr>
+          <w:rFonts w:ascii="Baskerville Old Face" w:hAnsi="Baskerville Old Face"/>
+          <w:sz w:val="24"/>
+          <w:szCs w:val="24"/>
+        </w:rPr>
+        <w:t>, perfect for strategic discussions.</w:t>
       </w:r>
     </w:p>
     <w:p>
@@ -3109,7 +3767,25 @@
           <w:sz w:val="24"/>
           <w:szCs w:val="24"/>
         </w:rPr>
-        <w:t>The project began idyllically, with smooth coordination across departments.</w:t>
+        <w:t xml:space="preserve">The </w:t>
+      </w:r>
+      <w:r>
+        <w:rPr>
+          <w:rFonts w:ascii="Baskerville Old Face" w:hAnsi="Baskerville Old Face"/>
+          <w:b/>
+          <w:bCs/>
+          <w:sz w:val="24"/>
+          <w:szCs w:val="24"/>
+        </w:rPr>
+        <w:t>project began idyllically, with smooth coordination</w:t>
+      </w:r>
+      <w:r>
+        <w:rPr>
+          <w:rFonts w:ascii="Baskerville Old Face" w:hAnsi="Baskerville Old Face"/>
+          <w:sz w:val="24"/>
+          <w:szCs w:val="24"/>
+        </w:rPr>
+        <w:t xml:space="preserve"> across departments.</w:t>
       </w:r>
     </w:p>
     <w:p>
@@ -3143,7 +3819,25 @@
           <w:sz w:val="24"/>
           <w:szCs w:val="24"/>
         </w:rPr>
-        <w:t>The weather was idyllic for outdoor photography.</w:t>
+        <w:t xml:space="preserve">The </w:t>
+      </w:r>
+      <w:r>
+        <w:rPr>
+          <w:rFonts w:ascii="Baskerville Old Face" w:hAnsi="Baskerville Old Face"/>
+          <w:b/>
+          <w:bCs/>
+          <w:sz w:val="24"/>
+          <w:szCs w:val="24"/>
+        </w:rPr>
+        <w:t>weather was idyllic for outdoor</w:t>
+      </w:r>
+      <w:r>
+        <w:rPr>
+          <w:rFonts w:ascii="Baskerville Old Face" w:hAnsi="Baskerville Old Face"/>
+          <w:sz w:val="24"/>
+          <w:szCs w:val="24"/>
+        </w:rPr>
+        <w:t xml:space="preserve"> photography.</w:t>
       </w:r>
     </w:p>
     <w:p>
@@ -3402,24 +4096,60 @@
           <w:sz w:val="24"/>
           <w:szCs w:val="24"/>
         </w:rPr>
-        <w:t>She is a fervent supporter of environmental protection.</w:t>
-      </w:r>
-    </w:p>
-    <w:p>
-      <w:pPr>
-        <w:rPr>
-          <w:rFonts w:ascii="Baskerville Old Face" w:hAnsi="Baskerville Old Face"/>
-          <w:sz w:val="24"/>
-          <w:szCs w:val="24"/>
-        </w:rPr>
-      </w:pPr>
-      <w:r>
-        <w:rPr>
-          <w:rFonts w:ascii="Baskerville Old Face" w:hAnsi="Baskerville Old Face"/>
-          <w:sz w:val="24"/>
-          <w:szCs w:val="24"/>
-        </w:rPr>
-        <w:t>His fervent love for music inspires everyone around him.</w:t>
+        <w:t xml:space="preserve">She is a </w:t>
+      </w:r>
+      <w:r>
+        <w:rPr>
+          <w:rFonts w:ascii="Baskerville Old Face" w:hAnsi="Baskerville Old Face"/>
+          <w:b/>
+          <w:bCs/>
+          <w:sz w:val="24"/>
+          <w:szCs w:val="24"/>
+        </w:rPr>
+        <w:t>fervent supporter</w:t>
+      </w:r>
+      <w:r>
+        <w:rPr>
+          <w:rFonts w:ascii="Baskerville Old Face" w:hAnsi="Baskerville Old Face"/>
+          <w:sz w:val="24"/>
+          <w:szCs w:val="24"/>
+        </w:rPr>
+        <w:t xml:space="preserve"> of environmental protection.</w:t>
+      </w:r>
+    </w:p>
+    <w:p>
+      <w:pPr>
+        <w:rPr>
+          <w:rFonts w:ascii="Baskerville Old Face" w:hAnsi="Baskerville Old Face"/>
+          <w:sz w:val="24"/>
+          <w:szCs w:val="24"/>
+        </w:rPr>
+      </w:pPr>
+      <w:r>
+        <w:rPr>
+          <w:rFonts w:ascii="Baskerville Old Face" w:hAnsi="Baskerville Old Face"/>
+          <w:sz w:val="24"/>
+          <w:szCs w:val="24"/>
+        </w:rPr>
+        <w:t xml:space="preserve">His </w:t>
+      </w:r>
+      <w:r>
+        <w:rPr>
+          <w:rFonts w:ascii="Baskerville Old Face" w:hAnsi="Baskerville Old Face"/>
+          <w:b/>
+          <w:bCs/>
+          <w:sz w:val="24"/>
+          <w:szCs w:val="24"/>
+        </w:rPr>
+        <w:t>fervent love for music</w:t>
+      </w:r>
+      <w:r>
+        <w:rPr>
+          <w:rFonts w:ascii="Baskerville Old Face" w:hAnsi="Baskerville Old Face"/>
+          <w:sz w:val="24"/>
+          <w:szCs w:val="24"/>
+        </w:rPr>
+        <w:t xml:space="preserve"> inspires everyone around him.</w:t>
       </w:r>
     </w:p>
     <w:p>
@@ -3453,126 +4183,227 @@
           <w:sz w:val="24"/>
           <w:szCs w:val="24"/>
         </w:rPr>
-        <w:t>Writers often describe revolutions with intense fervor.</w:t>
-      </w:r>
-    </w:p>
-    <w:p>
-      <w:pPr>
-        <w:rPr>
-          <w:rFonts w:ascii="Baskerville Old Face" w:hAnsi="Baskerville Old Face"/>
-          <w:sz w:val="24"/>
-          <w:szCs w:val="24"/>
-        </w:rPr>
-      </w:pPr>
-      <w:r>
-        <w:rPr>
-          <w:rFonts w:ascii="Baskerville Old Face" w:hAnsi="Baskerville Old Face"/>
-          <w:sz w:val="24"/>
-          <w:szCs w:val="24"/>
-        </w:rPr>
-        <w:t>Her speech was filled with the fervor of true conviction.</w:t>
-      </w:r>
-    </w:p>
-    <w:p>
-      <w:pPr>
-        <w:rPr>
-          <w:rFonts w:ascii="Baskerville Old Face" w:hAnsi="Baskerville Old Face"/>
-          <w:sz w:val="24"/>
-          <w:szCs w:val="24"/>
-        </w:rPr>
-      </w:pPr>
-      <w:r>
-        <w:rPr>
-          <w:rFonts w:ascii="Baskerville Old Face" w:hAnsi="Baskerville Old Face"/>
-          <w:sz w:val="24"/>
-          <w:szCs w:val="24"/>
-        </w:rPr>
-        <w:t>He fervently hopes that things will improve for his family.</w:t>
-      </w:r>
-    </w:p>
-    <w:p>
-      <w:pPr>
-        <w:rPr>
-          <w:rFonts w:ascii="Baskerville Old Face" w:hAnsi="Baskerville Old Face"/>
-          <w:sz w:val="24"/>
-          <w:szCs w:val="24"/>
-        </w:rPr>
-      </w:pPr>
-      <w:r>
-        <w:rPr>
-          <w:rFonts w:ascii="Baskerville Old Face" w:hAnsi="Baskerville Old Face"/>
-          <w:sz w:val="24"/>
-          <w:szCs w:val="24"/>
-        </w:rPr>
-        <w:t>She fervently defended her strategy during the meeting.</w:t>
-      </w:r>
-    </w:p>
-    <w:p>
-      <w:pPr>
-        <w:rPr>
-          <w:rFonts w:ascii="Baskerville Old Face" w:hAnsi="Baskerville Old Face"/>
-          <w:sz w:val="24"/>
-          <w:szCs w:val="24"/>
-        </w:rPr>
-      </w:pPr>
-      <w:r>
-        <w:rPr>
-          <w:rFonts w:ascii="Baskerville Old Face" w:hAnsi="Baskerville Old Face"/>
-          <w:sz w:val="24"/>
-          <w:szCs w:val="24"/>
-        </w:rPr>
-        <w:t>The manager fervently encouraged the team to maintain high standards.</w:t>
-      </w:r>
-    </w:p>
-    <w:p>
-      <w:pPr>
-        <w:rPr>
-          <w:rFonts w:ascii="Baskerville Old Face" w:hAnsi="Baskerville Old Face"/>
-          <w:sz w:val="24"/>
-          <w:szCs w:val="24"/>
-        </w:rPr>
-      </w:pPr>
-      <w:r>
-        <w:rPr>
-          <w:rFonts w:ascii="Baskerville Old Face" w:hAnsi="Baskerville Old Face"/>
-          <w:sz w:val="24"/>
-          <w:szCs w:val="24"/>
-        </w:rPr>
-        <w:t>She spoke fervently about her dreams and ambitions.</w:t>
-      </w:r>
-    </w:p>
-    <w:p>
-      <w:pPr>
-        <w:rPr>
-          <w:rFonts w:ascii="Baskerville Old Face" w:hAnsi="Baskerville Old Face"/>
-          <w:sz w:val="24"/>
-          <w:szCs w:val="24"/>
-        </w:rPr>
-      </w:pPr>
-      <w:r>
-        <w:rPr>
-          <w:rFonts w:ascii="Baskerville Old Face" w:hAnsi="Baskerville Old Face"/>
-          <w:sz w:val="24"/>
-          <w:szCs w:val="24"/>
-        </w:rPr>
-        <w:t>He is a fervent advocate of ethical business practices.</w:t>
-      </w:r>
-    </w:p>
-    <w:p>
-      <w:pPr>
-        <w:rPr>
-          <w:rFonts w:ascii="Baskerville Old Face" w:hAnsi="Baskerville Old Face"/>
-          <w:sz w:val="24"/>
-          <w:szCs w:val="24"/>
-        </w:rPr>
-      </w:pPr>
-      <w:r>
-        <w:rPr>
-          <w:rFonts w:ascii="Baskerville Old Face" w:hAnsi="Baskerville Old Face"/>
-          <w:sz w:val="24"/>
-          <w:szCs w:val="24"/>
-        </w:rPr>
-        <w:t>The crowd gave a fervent response to the performer.</w:t>
+        <w:t xml:space="preserve">Writers often </w:t>
+      </w:r>
+      <w:r>
+        <w:rPr>
+          <w:rFonts w:ascii="Baskerville Old Face" w:hAnsi="Baskerville Old Face"/>
+          <w:b/>
+          <w:bCs/>
+          <w:sz w:val="24"/>
+          <w:szCs w:val="24"/>
+        </w:rPr>
+        <w:t>describe revolutions with intense fervor</w:t>
+      </w:r>
+      <w:r>
+        <w:rPr>
+          <w:rFonts w:ascii="Baskerville Old Face" w:hAnsi="Baskerville Old Face"/>
+          <w:sz w:val="24"/>
+          <w:szCs w:val="24"/>
+        </w:rPr>
+        <w:t>.</w:t>
+      </w:r>
+    </w:p>
+    <w:p>
+      <w:pPr>
+        <w:rPr>
+          <w:rFonts w:ascii="Baskerville Old Face" w:hAnsi="Baskerville Old Face"/>
+          <w:sz w:val="24"/>
+          <w:szCs w:val="24"/>
+        </w:rPr>
+      </w:pPr>
+      <w:r>
+        <w:rPr>
+          <w:rFonts w:ascii="Baskerville Old Face" w:hAnsi="Baskerville Old Face"/>
+          <w:b/>
+          <w:bCs/>
+          <w:sz w:val="24"/>
+          <w:szCs w:val="24"/>
+        </w:rPr>
+        <w:t>He fervently hopes that things will improve</w:t>
+      </w:r>
+      <w:r>
+        <w:rPr>
+          <w:rFonts w:ascii="Baskerville Old Face" w:hAnsi="Baskerville Old Face"/>
+          <w:sz w:val="24"/>
+          <w:szCs w:val="24"/>
+        </w:rPr>
+        <w:t xml:space="preserve"> for his family.</w:t>
+      </w:r>
+    </w:p>
+    <w:p>
+      <w:pPr>
+        <w:rPr>
+          <w:rFonts w:ascii="Baskerville Old Face" w:hAnsi="Baskerville Old Face"/>
+          <w:sz w:val="24"/>
+          <w:szCs w:val="24"/>
+        </w:rPr>
+      </w:pPr>
+      <w:r>
+        <w:rPr>
+          <w:rFonts w:ascii="Baskerville Old Face" w:hAnsi="Baskerville Old Face"/>
+          <w:sz w:val="24"/>
+          <w:szCs w:val="24"/>
+        </w:rPr>
+        <w:t xml:space="preserve">She </w:t>
+      </w:r>
+      <w:r>
+        <w:rPr>
+          <w:rFonts w:ascii="Baskerville Old Face" w:hAnsi="Baskerville Old Face"/>
+          <w:b/>
+          <w:bCs/>
+          <w:sz w:val="24"/>
+          <w:szCs w:val="24"/>
+        </w:rPr>
+        <w:t>fervently defended her strategy</w:t>
+      </w:r>
+      <w:r>
+        <w:rPr>
+          <w:rFonts w:ascii="Baskerville Old Face" w:hAnsi="Baskerville Old Face"/>
+          <w:sz w:val="24"/>
+          <w:szCs w:val="24"/>
+        </w:rPr>
+        <w:t xml:space="preserve"> during the meeting.</w:t>
+      </w:r>
+    </w:p>
+    <w:p>
+      <w:pPr>
+        <w:rPr>
+          <w:rFonts w:ascii="Baskerville Old Face" w:hAnsi="Baskerville Old Face"/>
+          <w:sz w:val="24"/>
+          <w:szCs w:val="24"/>
+        </w:rPr>
+      </w:pPr>
+      <w:r>
+        <w:rPr>
+          <w:rFonts w:ascii="Baskerville Old Face" w:hAnsi="Baskerville Old Face"/>
+          <w:sz w:val="24"/>
+          <w:szCs w:val="24"/>
+        </w:rPr>
+        <w:t xml:space="preserve">The </w:t>
+      </w:r>
+      <w:r>
+        <w:rPr>
+          <w:rFonts w:ascii="Baskerville Old Face" w:hAnsi="Baskerville Old Face"/>
+          <w:b/>
+          <w:bCs/>
+          <w:sz w:val="24"/>
+          <w:szCs w:val="24"/>
+        </w:rPr>
+        <w:t>manager fervently encouraged the team to maintain high standards</w:t>
+      </w:r>
+      <w:r>
+        <w:rPr>
+          <w:rFonts w:ascii="Baskerville Old Face" w:hAnsi="Baskerville Old Face"/>
+          <w:sz w:val="24"/>
+          <w:szCs w:val="24"/>
+        </w:rPr>
+        <w:t>.</w:t>
+      </w:r>
+    </w:p>
+    <w:p>
+      <w:pPr>
+        <w:rPr>
+          <w:rFonts w:ascii="Baskerville Old Face" w:hAnsi="Baskerville Old Face"/>
+          <w:sz w:val="24"/>
+          <w:szCs w:val="24"/>
+        </w:rPr>
+      </w:pPr>
+      <w:r>
+        <w:rPr>
+          <w:rFonts w:ascii="Baskerville Old Face" w:hAnsi="Baskerville Old Face"/>
+          <w:sz w:val="24"/>
+          <w:szCs w:val="24"/>
+        </w:rPr>
+        <w:t xml:space="preserve">She </w:t>
+      </w:r>
+      <w:r>
+        <w:rPr>
+          <w:rFonts w:ascii="Baskerville Old Face" w:hAnsi="Baskerville Old Face"/>
+          <w:b/>
+          <w:bCs/>
+          <w:sz w:val="24"/>
+          <w:szCs w:val="24"/>
+        </w:rPr>
+        <w:t>spoke fervently about her dreams and ambitions</w:t>
+      </w:r>
+      <w:r>
+        <w:rPr>
+          <w:rFonts w:ascii="Baskerville Old Face" w:hAnsi="Baskerville Old Face"/>
+          <w:sz w:val="24"/>
+          <w:szCs w:val="24"/>
+        </w:rPr>
+        <w:t>.</w:t>
+      </w:r>
+    </w:p>
+    <w:p>
+      <w:pPr>
+        <w:rPr>
+          <w:rFonts w:ascii="Baskerville Old Face" w:hAnsi="Baskerville Old Face"/>
+          <w:sz w:val="24"/>
+          <w:szCs w:val="24"/>
+        </w:rPr>
+      </w:pPr>
+      <w:r>
+        <w:rPr>
+          <w:rFonts w:ascii="Baskerville Old Face" w:hAnsi="Baskerville Old Face"/>
+          <w:sz w:val="24"/>
+          <w:szCs w:val="24"/>
+        </w:rPr>
+        <w:t xml:space="preserve">He is </w:t>
+      </w:r>
+      <w:r>
+        <w:rPr>
+          <w:rFonts w:ascii="Baskerville Old Face" w:hAnsi="Baskerville Old Face"/>
+          <w:b/>
+          <w:bCs/>
+          <w:sz w:val="24"/>
+          <w:szCs w:val="24"/>
+        </w:rPr>
+        <w:t>a fervent advocate of ethical business practices</w:t>
+      </w:r>
+      <w:r>
+        <w:rPr>
+          <w:rFonts w:ascii="Baskerville Old Face" w:hAnsi="Baskerville Old Face"/>
+          <w:sz w:val="24"/>
+          <w:szCs w:val="24"/>
+        </w:rPr>
+        <w:t>.</w:t>
+      </w:r>
+    </w:p>
+    <w:p>
+      <w:pPr>
+        <w:rPr>
+          <w:rFonts w:ascii="Baskerville Old Face" w:hAnsi="Baskerville Old Face"/>
+          <w:sz w:val="24"/>
+          <w:szCs w:val="24"/>
+        </w:rPr>
+      </w:pPr>
+      <w:r>
+        <w:rPr>
+          <w:rFonts w:ascii="Baskerville Old Face" w:hAnsi="Baskerville Old Face"/>
+          <w:sz w:val="24"/>
+          <w:szCs w:val="24"/>
+        </w:rPr>
+        <w:t xml:space="preserve">The </w:t>
+      </w:r>
+      <w:r>
+        <w:rPr>
+          <w:rFonts w:ascii="Baskerville Old Face" w:hAnsi="Baskerville Old Face"/>
+          <w:b/>
+          <w:bCs/>
+          <w:sz w:val="24"/>
+          <w:szCs w:val="24"/>
+        </w:rPr>
+        <w:t>crowd gave a fervent response to the performer</w:t>
+      </w:r>
+      <w:r>
+        <w:rPr>
+          <w:rFonts w:ascii="Baskerville Old Face" w:hAnsi="Baskerville Old Face"/>
+          <w:sz w:val="24"/>
+          <w:szCs w:val="24"/>
+        </w:rPr>
+        <w:t>.</w:t>
       </w:r>
     </w:p>
     <w:p>
@@ -3590,23 +4421,6 @@
           <w:szCs w:val="24"/>
         </w:rPr>
         <w:t>The team showed fervent dedication during the final phase of the project.</w:t>
-      </w:r>
-    </w:p>
-    <w:p>
-      <w:pPr>
-        <w:rPr>
-          <w:rFonts w:ascii="Baskerville Old Face" w:hAnsi="Baskerville Old Face"/>
-          <w:sz w:val="24"/>
-          <w:szCs w:val="24"/>
-        </w:rPr>
-      </w:pPr>
-      <w:r>
-        <w:rPr>
-          <w:rFonts w:ascii="Baskerville Old Face" w:hAnsi="Baskerville Old Face"/>
-          <w:sz w:val="24"/>
-          <w:szCs w:val="24"/>
-        </w:rPr>
-        <w:t>The proposal was presented with such fervor that it convinced the entire board.</w:t>
       </w:r>
     </w:p>
     <w:p>
